--- a/zht/docx/194.content.docx
+++ b/zht/docx/194.content.docx
@@ -149,7 +149,7 @@
         <w:rPr>
           <w:lang w:val="zh_TW" w:bidi="zh_TW"/>
         </w:rPr>
-        <w:t>yan</w:t>
+        <w:t>xuan</w:t>
       </w:r>
       <w:r>
         <w:rPr>
@@ -212,7 +212,7 @@
         <w:rPr>
           <w:lang w:val="zh_TW" w:bidi="zh_TW"/>
         </w:rPr>
-        <w:t>筵席</w:t>
+        <w:t>選舉</w:t>
       </w:r>
       <w:r>
         <w:rPr>
@@ -231,7 +231,7 @@
         <w:rPr>
           <w:lang w:val="zh_TW" w:bidi="zh_TW"/>
         </w:rPr>
-        <w:t>筵席是為慶祝重要事件或尊貴人物而設立的隆重宴會，也象徵基督將來在神的國中所要設立的筵席。</w:t>
+        <w:t>在現代英文中，這些詞語指的是一群人選擇領袖或代表的過程，通常涉及從幾個候選人中做出選擇。</w:t>
       </w:r>
     </w:p>
     <w:p>
@@ -245,7 +245,491 @@
         <w:rPr>
           <w:lang w:val="zh_TW" w:bidi="zh_TW"/>
         </w:rPr>
-        <w:t>在聖經時代，筵席與宴樂是社會與宗教生活中的核心。除了摩西律法所規定的宗教節期之外，人們也常在各種喜樂或重要的時刻設筵，例如：</w:t>
+        <w:t>當「揀選（elect）」這個動詞在聖經中以神學意義使用時，通常是指神的行動，指神在做出選擇。在舊約中，它是用來指神揀選以色列成為祂的子民（參</w:t>
+      </w:r>
+      <w:hyperlink r:id="rId13">
+        <w:r>
+          <w:rPr>
+            <w:lang w:val="zh_TW" w:bidi="zh_TW"/>
+          </w:rPr>
+          <w:rPr>
+            <w:color w:val="0000EE"/>
+            <w:u w:val="single"/>
+          </w:rPr>
+          <w:t>徒13:17</w:t>
+        </w:r>
+      </w:hyperlink>
+      <w:r>
+        <w:rPr>
+          <w:lang w:val="zh_TW" w:bidi="zh_TW"/>
+        </w:rPr>
+        <w:t>）。以色列成為神的子民，不是因為他們決定要屬於神，而是因為神揀選了他們。神這樣做是因為祂對亞伯拉罕的應許，而不是因為以色列有什麼特別之處（</w:t>
+      </w:r>
+      <w:hyperlink r:id="rId14">
+        <w:r>
+          <w:rPr>
+            <w:lang w:val="zh_TW" w:bidi="zh_TW"/>
+          </w:rPr>
+          <w:rPr>
+            <w:color w:val="0000EE"/>
+            <w:u w:val="single"/>
+          </w:rPr>
+          <w:t>申7:7–8</w:t>
+        </w:r>
+      </w:hyperlink>
+      <w:r>
+        <w:rPr>
+          <w:lang w:val="zh_TW" w:bidi="zh_TW"/>
+        </w:rPr>
+        <w:t>）。神也揀選他們的領袖，如掃羅和大衛（</w:t>
+      </w:r>
+      <w:hyperlink r:id="rId15">
+        <w:r>
+          <w:rPr>
+            <w:lang w:val="zh_TW" w:bidi="zh_TW"/>
+          </w:rPr>
+          <w:rPr>
+            <w:color w:val="0000EE"/>
+            <w:u w:val="single"/>
+          </w:rPr>
+          <w:t>撒上10:24</w:t>
+        </w:r>
+      </w:hyperlink>
+      <w:r>
+        <w:rPr>
+          <w:lang w:val="zh_TW" w:bidi="zh_TW"/>
+        </w:rPr>
+        <w:t>；</w:t>
+      </w:r>
+      <w:hyperlink r:id="rId16">
+        <w:r>
+          <w:rPr>
+            <w:lang w:val="zh_TW" w:bidi="zh_TW"/>
+          </w:rPr>
+          <w:rPr>
+            <w:color w:val="0000EE"/>
+            <w:u w:val="single"/>
+          </w:rPr>
+          <w:t>撒下6:21</w:t>
+        </w:r>
+      </w:hyperlink>
+      <w:r>
+        <w:rPr>
+          <w:lang w:val="zh_TW" w:bidi="zh_TW"/>
+        </w:rPr>
+        <w:t>）。這些揀選是由神單獨決定的，而不是由人們投票決定的。因此，這個詞表示神的權柄，神有權決定將會發生的事情，這是獨立於人的選擇之外。</w:t>
+      </w:r>
+    </w:p>
+    <w:p>
+      <w:pPr/>
+      <w:r>
+        <w:rPr>
+          <w:lang w:val="zh_TW" w:bidi="zh_TW"/>
+        </w:rPr>
+      </w:r>
+      <w:r>
+        <w:rPr>
+          <w:lang w:val="zh_TW" w:bidi="zh_TW"/>
+        </w:rPr>
+        <w:t>新約聖經也有類似的概念。神的子民被描述為祂的「選民（his elect）」或「神的選民（chosen ones）」。耶穌在談到未來人子（Son of Man，耶穌用來稱呼自己的稱號）要來並聚集神的子民時，使用了這個詞語（</w:t>
+      </w:r>
+      <w:hyperlink r:id="rId17">
+        <w:r>
+          <w:rPr>
+            <w:lang w:val="zh_TW" w:bidi="zh_TW"/>
+          </w:rPr>
+          <w:rPr>
+            <w:color w:val="0000EE"/>
+            <w:u w:val="single"/>
+          </w:rPr>
+          <w:t>可13:20、27</w:t>
+        </w:r>
+      </w:hyperlink>
+      <w:r>
+        <w:rPr>
+          <w:lang w:val="zh_TW" w:bidi="zh_TW"/>
+        </w:rPr>
+        <w:t>）。耶穌將顯明，神的子民受苦並耐心等待祂是正確的（</w:t>
+      </w:r>
+      <w:hyperlink r:id="rId18">
+        <w:r>
+          <w:rPr>
+            <w:lang w:val="zh_TW" w:bidi="zh_TW"/>
+          </w:rPr>
+          <w:rPr>
+            <w:color w:val="0000EE"/>
+            <w:u w:val="single"/>
+          </w:rPr>
+          <w:t>路18:7</w:t>
+        </w:r>
+      </w:hyperlink>
+      <w:r>
+        <w:rPr>
+          <w:lang w:val="zh_TW" w:bidi="zh_TW"/>
+        </w:rPr>
+        <w:t>）。在</w:t>
+      </w:r>
+      <w:hyperlink r:id="rId19">
+        <w:r>
+          <w:rPr>
+            <w:lang w:val="zh_TW" w:bidi="zh_TW"/>
+          </w:rPr>
+          <w:rPr>
+            <w:color w:val="0000EE"/>
+            <w:u w:val="single"/>
+          </w:rPr>
+          <w:t>彼得前書二章9節</w:t>
+        </w:r>
+      </w:hyperlink>
+      <w:r>
+        <w:rPr>
+          <w:lang w:val="zh_TW" w:bidi="zh_TW"/>
+        </w:rPr>
+        <w:t>，神的子民被稱為「被揀選的族類（chosen [elect] people）」。這句話最初是用在以色列民身上的（</w:t>
+      </w:r>
+      <w:hyperlink r:id="rId20">
+        <w:r>
+          <w:rPr>
+            <w:lang w:val="zh_TW" w:bidi="zh_TW"/>
+          </w:rPr>
+          <w:rPr>
+            <w:color w:val="0000EE"/>
+            <w:u w:val="single"/>
+          </w:rPr>
+          <w:t>賽43:20</w:t>
+        </w:r>
+      </w:hyperlink>
+      <w:r>
+        <w:rPr>
+          <w:lang w:val="zh_TW" w:bidi="zh_TW"/>
+        </w:rPr>
+        <w:t>），這表明舊約中神的子民與新約中的基督教會是相聯繫的。神對以色列人的應許，現在在教會中得以實現。</w:t>
+      </w:r>
+    </w:p>
+    <w:p>
+      <w:pPr/>
+      <w:r>
+        <w:rPr>
+          <w:lang w:val="zh_TW" w:bidi="zh_TW"/>
+        </w:rPr>
+      </w:r>
+      <w:r>
+        <w:rPr>
+          <w:lang w:val="zh_TW" w:bidi="zh_TW"/>
+        </w:rPr>
+        <w:t>在</w:t>
+      </w:r>
+      <w:hyperlink r:id="rId21">
+        <w:r>
+          <w:rPr>
+            <w:lang w:val="zh_TW" w:bidi="zh_TW"/>
+          </w:rPr>
+          <w:rPr>
+            <w:color w:val="0000EE"/>
+            <w:u w:val="single"/>
+          </w:rPr>
+          <w:t>羅馬書九至十一章</w:t>
+        </w:r>
+      </w:hyperlink>
+      <w:r>
+        <w:rPr>
+          <w:lang w:val="zh_TW" w:bidi="zh_TW"/>
+        </w:rPr>
+        <w:t>，保羅談到一個問題：為什麼大多數猶太人拒絕了關於耶穌的好消息，而許多外邦人卻接受了呢？他說，現在有一小群（或餘民）的猶太人相信。神揀選了這群人是因著神的恩典，這群人是「選民」。這小群人得到了神原本為整個以色列所預備的福分。保羅說，許多人沒有接受這個信息，因為他們對此漸漸不再敏感。他將此描述為「頑梗不化」，這與人類普遍背離神的傾向有關（</w:t>
+      </w:r>
+      <w:hyperlink r:id="rId22">
+        <w:r>
+          <w:rPr>
+            <w:lang w:val="zh_TW" w:bidi="zh_TW"/>
+          </w:rPr>
+          <w:rPr>
+            <w:color w:val="0000EE"/>
+            <w:u w:val="single"/>
+          </w:rPr>
+          <w:t>羅11:5–7</w:t>
+        </w:r>
+      </w:hyperlink>
+      <w:r>
+        <w:rPr>
+          <w:lang w:val="zh_TW" w:bidi="zh_TW"/>
+        </w:rPr>
+        <w:t>）。</w:t>
+      </w:r>
+    </w:p>
+    <w:p>
+      <w:pPr/>
+      <w:r>
+        <w:rPr>
+          <w:lang w:val="zh_TW" w:bidi="zh_TW"/>
+        </w:rPr>
+      </w:r>
+      <w:r>
+        <w:rPr>
+          <w:lang w:val="zh_TW" w:bidi="zh_TW"/>
+        </w:rPr>
+        <w:t>然而，保羅說神並沒有取消祂揀選以色列作為祂的子民。保羅解釋說，雖然許多猶太人沒有接受關於耶穌的信息，但這使得外邦人也能接受神的祝福。保羅強調神仍然愛猶太人，並且不會收回對他們的應許（</w:t>
+      </w:r>
+      <w:hyperlink r:id="rId23">
+        <w:r>
+          <w:rPr>
+            <w:lang w:val="zh_TW" w:bidi="zh_TW"/>
+          </w:rPr>
+          <w:rPr>
+            <w:color w:val="0000EE"/>
+            <w:u w:val="single"/>
+          </w:rPr>
+          <w:t>羅11:28</w:t>
+        </w:r>
+      </w:hyperlink>
+      <w:r>
+        <w:rPr>
+          <w:lang w:val="zh_TW" w:bidi="zh_TW"/>
+        </w:rPr>
+        <w:t>）。正因如此，保羅相信將來會有許多猶太人歸向神。</w:t>
+      </w:r>
+    </w:p>
+    <w:p>
+      <w:pPr/>
+      <w:r>
+        <w:rPr>
+          <w:lang w:val="zh_TW" w:bidi="zh_TW"/>
+        </w:rPr>
+      </w:r>
+      <w:r>
+        <w:rPr>
+          <w:lang w:val="zh_TW" w:bidi="zh_TW"/>
+        </w:rPr>
+        <w:t>聖經中翻譯為「選民」的詞語通常以複數形式出現，指的是所有神的子民或特定地方教會的成員（</w:t>
+      </w:r>
+      <w:hyperlink r:id="rId24">
+        <w:r>
+          <w:rPr>
+            <w:lang w:val="zh_TW" w:bidi="zh_TW"/>
+          </w:rPr>
+          <w:rPr>
+            <w:color w:val="0000EE"/>
+            <w:u w:val="single"/>
+          </w:rPr>
+          <w:t>羅8:33</w:t>
+        </w:r>
+      </w:hyperlink>
+      <w:r>
+        <w:rPr>
+          <w:lang w:val="zh_TW" w:bidi="zh_TW"/>
+        </w:rPr>
+        <w:t>；</w:t>
+      </w:r>
+      <w:hyperlink r:id="rId25">
+        <w:r>
+          <w:rPr>
+            <w:lang w:val="zh_TW" w:bidi="zh_TW"/>
+          </w:rPr>
+          <w:rPr>
+            <w:color w:val="0000EE"/>
+            <w:u w:val="single"/>
+          </w:rPr>
+          <w:t>西3:12</w:t>
+        </w:r>
+      </w:hyperlink>
+      <w:r>
+        <w:rPr>
+          <w:lang w:val="zh_TW" w:bidi="zh_TW"/>
+        </w:rPr>
+        <w:t>；</w:t>
+      </w:r>
+      <w:hyperlink r:id="rId26">
+        <w:r>
+          <w:rPr>
+            <w:lang w:val="zh_TW" w:bidi="zh_TW"/>
+          </w:rPr>
+          <w:rPr>
+            <w:color w:val="0000EE"/>
+            <w:u w:val="single"/>
+          </w:rPr>
+          <w:t>帖前1:4</w:t>
+        </w:r>
+      </w:hyperlink>
+      <w:r>
+        <w:rPr>
+          <w:lang w:val="zh_TW" w:bidi="zh_TW"/>
+        </w:rPr>
+        <w:t>；</w:t>
+      </w:r>
+      <w:hyperlink r:id="rId27">
+        <w:r>
+          <w:rPr>
+            <w:lang w:val="zh_TW" w:bidi="zh_TW"/>
+          </w:rPr>
+          <w:rPr>
+            <w:color w:val="0000EE"/>
+            <w:u w:val="single"/>
+          </w:rPr>
+          <w:t>提後2:10</w:t>
+        </w:r>
+      </w:hyperlink>
+      <w:r>
+        <w:rPr>
+          <w:lang w:val="zh_TW" w:bidi="zh_TW"/>
+        </w:rPr>
+        <w:t>；</w:t>
+      </w:r>
+      <w:hyperlink r:id="rId28">
+        <w:r>
+          <w:rPr>
+            <w:lang w:val="zh_TW" w:bidi="zh_TW"/>
+          </w:rPr>
+          <w:rPr>
+            <w:color w:val="0000EE"/>
+            <w:u w:val="single"/>
+          </w:rPr>
+          <w:t>多1:1</w:t>
+        </w:r>
+      </w:hyperlink>
+      <w:r>
+        <w:rPr>
+          <w:lang w:val="zh_TW" w:bidi="zh_TW"/>
+        </w:rPr>
+        <w:t>；</w:t>
+      </w:r>
+      <w:hyperlink r:id="rId29">
+        <w:r>
+          <w:rPr>
+            <w:lang w:val="zh_TW" w:bidi="zh_TW"/>
+          </w:rPr>
+          <w:rPr>
+            <w:color w:val="0000EE"/>
+            <w:u w:val="single"/>
+          </w:rPr>
+          <w:t>彼前1:1–2</w:t>
+        </w:r>
+      </w:hyperlink>
+      <w:r>
+        <w:rPr>
+          <w:lang w:val="zh_TW" w:bidi="zh_TW"/>
+        </w:rPr>
+        <w:t>；</w:t>
+      </w:r>
+      <w:hyperlink r:id="rId30">
+        <w:r>
+          <w:rPr>
+            <w:lang w:val="zh_TW" w:bidi="zh_TW"/>
+          </w:rPr>
+          <w:rPr>
+            <w:color w:val="0000EE"/>
+            <w:u w:val="single"/>
+          </w:rPr>
+          <w:t>彼後1:10</w:t>
+        </w:r>
+      </w:hyperlink>
+      <w:r>
+        <w:rPr>
+          <w:lang w:val="zh_TW" w:bidi="zh_TW"/>
+        </w:rPr>
+        <w:t>；</w:t>
+      </w:r>
+      <w:hyperlink r:id="rId31">
+        <w:r>
+          <w:rPr>
+            <w:lang w:val="zh_TW" w:bidi="zh_TW"/>
+          </w:rPr>
+          <w:rPr>
+            <w:color w:val="0000EE"/>
+            <w:u w:val="single"/>
+          </w:rPr>
+          <w:t>啟17:14</w:t>
+        </w:r>
+      </w:hyperlink>
+      <w:r>
+        <w:rPr>
+          <w:lang w:val="zh_TW" w:bidi="zh_TW"/>
+        </w:rPr>
+        <w:t>；參</w:t>
+      </w:r>
+      <w:hyperlink r:id="rId32">
+        <w:r>
+          <w:rPr>
+            <w:lang w:val="zh_TW" w:bidi="zh_TW"/>
+          </w:rPr>
+          <w:rPr>
+            <w:color w:val="0000EE"/>
+            <w:u w:val="single"/>
+          </w:rPr>
+          <w:t>羅16:13</w:t>
+        </w:r>
+      </w:hyperlink>
+      <w:r>
+        <w:rPr>
+          <w:lang w:val="zh_TW" w:bidi="zh_TW"/>
+        </w:rPr>
+        <w:t>和</w:t>
+      </w:r>
+      <w:hyperlink r:id="rId33">
+        <w:r>
+          <w:rPr>
+            <w:lang w:val="zh_TW" w:bidi="zh_TW"/>
+          </w:rPr>
+          <w:rPr>
+            <w:color w:val="0000EE"/>
+            <w:u w:val="single"/>
+          </w:rPr>
+          <w:t>約二1:13</w:t>
+        </w:r>
+      </w:hyperlink>
+      <w:r>
+        <w:rPr>
+          <w:lang w:val="zh_TW" w:bidi="zh_TW"/>
+        </w:rPr>
+        <w:t>，這兩處經文中使用的是單數形式）。使用複數形式可能有兩個原因。一個原因是，大部分新約書信是寫給團體而非個人的。更有可能的原因是，這顯示神揀選的是一個群體，而不僅僅只是個別的人。</w:t>
+      </w:r>
+    </w:p>
+    <w:p>
+      <w:pPr/>
+      <w:r>
+        <w:rPr>
+          <w:lang w:val="zh_TW" w:bidi="zh_TW"/>
+        </w:rPr>
+      </w:r>
+      <w:r>
+        <w:rPr>
+          <w:lang w:val="zh_TW" w:bidi="zh_TW"/>
+        </w:rPr>
+        <w:t>「揀選」這個詞顯示了成為神的子民始於神的揀選。這個揀選發生在時間開始之前，在任何人能夠回應之前（</w:t>
+      </w:r>
+      <w:hyperlink r:id="rId34">
+        <w:r>
+          <w:rPr>
+            <w:lang w:val="zh_TW" w:bidi="zh_TW"/>
+          </w:rPr>
+          <w:rPr>
+            <w:color w:val="0000EE"/>
+            <w:u w:val="single"/>
+          </w:rPr>
+          <w:t>弗1:4</w:t>
+        </w:r>
+      </w:hyperlink>
+      <w:r>
+        <w:rPr>
+          <w:lang w:val="zh_TW" w:bidi="zh_TW"/>
+        </w:rPr>
+        <w:t>；參</w:t>
+      </w:r>
+      <w:hyperlink r:id="rId35">
+        <w:r>
+          <w:rPr>
+            <w:lang w:val="zh_TW" w:bidi="zh_TW"/>
+          </w:rPr>
+          <w:rPr>
+            <w:color w:val="0000EE"/>
+            <w:u w:val="single"/>
+          </w:rPr>
+          <w:t>約15:16、19</w:t>
+        </w:r>
+      </w:hyperlink>
+      <w:r>
+        <w:rPr>
+          <w:lang w:val="zh_TW" w:bidi="zh_TW"/>
+        </w:rPr>
+        <w:t>）。是神呼召了男人和女人成為祂的子民，凡回應的人就是選民。神揀選人並不是因為他們善良或值得揀選。事實上，祂常常會揀選：</w:t>
       </w:r>
     </w:p>
     <w:p>
@@ -263,61 +747,7 @@
         <w:rPr>
           <w:lang w:val="zh_TW" w:bidi="zh_TW"/>
         </w:rPr>
-        <w:t>訂立正式協定（</w:t>
-      </w:r>
-      <w:hyperlink r:id="rId13">
-        <w:r>
-          <w:rPr>
-            <w:lang w:val="zh_TW" w:bidi="zh_TW"/>
-          </w:rPr>
-          <w:rPr>
-            <w:color w:val="0000EE"/>
-            <w:u w:val="single"/>
-          </w:rPr>
-          <w:t>創26:30</w:t>
-        </w:r>
-      </w:hyperlink>
-      <w:r>
-        <w:rPr>
-          <w:lang w:val="zh_TW" w:bidi="zh_TW"/>
-        </w:rPr>
-        <w:t>，</w:t>
-      </w:r>
-      <w:hyperlink r:id="rId14">
-        <w:r>
-          <w:rPr>
-            <w:lang w:val="zh_TW" w:bidi="zh_TW"/>
-          </w:rPr>
-          <w:rPr>
-            <w:color w:val="0000EE"/>
-            <w:u w:val="single"/>
-          </w:rPr>
-          <w:t>31:54</w:t>
-        </w:r>
-      </w:hyperlink>
-      <w:r>
-        <w:rPr>
-          <w:lang w:val="zh_TW" w:bidi="zh_TW"/>
-        </w:rPr>
-        <w:t>；</w:t>
-      </w:r>
-      <w:hyperlink r:id="rId15">
-        <w:r>
-          <w:rPr>
-            <w:lang w:val="zh_TW" w:bidi="zh_TW"/>
-          </w:rPr>
-          <w:rPr>
-            <w:color w:val="0000EE"/>
-            <w:u w:val="single"/>
-          </w:rPr>
-          <w:t>出24:11</w:t>
-        </w:r>
-      </w:hyperlink>
-      <w:r>
-        <w:rPr>
-          <w:lang w:val="zh_TW" w:bidi="zh_TW"/>
-        </w:rPr>
-        <w:t>）</w:t>
+        <w:t>世上愚拙的，叫有智慧的羞愧</w:t>
       </w:r>
     </w:p>
     <w:p>
@@ -335,43 +765,7 @@
         <w:rPr>
           <w:lang w:val="zh_TW" w:bidi="zh_TW"/>
         </w:rPr>
-        <w:t>婚禮（</w:t>
-      </w:r>
-      <w:hyperlink r:id="rId16">
-        <w:r>
-          <w:rPr>
-            <w:lang w:val="zh_TW" w:bidi="zh_TW"/>
-          </w:rPr>
-          <w:rPr>
-            <w:color w:val="0000EE"/>
-            <w:u w:val="single"/>
-          </w:rPr>
-          <w:t>創29:22</w:t>
-        </w:r>
-      </w:hyperlink>
-      <w:r>
-        <w:rPr>
-          <w:lang w:val="zh_TW" w:bidi="zh_TW"/>
-        </w:rPr>
-        <w:t>；</w:t>
-      </w:r>
-      <w:hyperlink r:id="rId17">
-        <w:r>
-          <w:rPr>
-            <w:lang w:val="zh_TW" w:bidi="zh_TW"/>
-          </w:rPr>
-          <w:rPr>
-            <w:color w:val="0000EE"/>
-            <w:u w:val="single"/>
-          </w:rPr>
-          <w:t>士14:10</w:t>
-        </w:r>
-      </w:hyperlink>
-      <w:r>
-        <w:rPr>
-          <w:lang w:val="zh_TW" w:bidi="zh_TW"/>
-        </w:rPr>
-        <w:t>）</w:t>
+        <w:t>世上軟弱的，叫那強壯的羞愧</w:t>
       </w:r>
     </w:p>
     <w:p>
@@ -389,9 +783,9 @@
         <w:rPr>
           <w:lang w:val="zh_TW" w:bidi="zh_TW"/>
         </w:rPr>
-        <w:t>收成（</w:t>
-      </w:r>
-      <w:hyperlink r:id="rId18">
+        <w:t>世上卑賤的，被人厭惡的，以及那無有的，為要廢掉那有的（</w:t>
+      </w:r>
+      <w:hyperlink r:id="rId36">
         <w:r>
           <w:rPr>
             <w:lang w:val="zh_TW" w:bidi="zh_TW"/>
@@ -400,44 +794,42 @@
             <w:color w:val="0000EE"/>
             <w:u w:val="single"/>
           </w:rPr>
-          <w:t>士9:27</w:t>
+          <w:t>林前1:27–28</w:t>
         </w:r>
       </w:hyperlink>
       <w:r>
         <w:rPr>
           <w:lang w:val="zh_TW" w:bidi="zh_TW"/>
         </w:rPr>
-        <w:t>；</w:t>
-      </w:r>
-      <w:hyperlink r:id="rId19">
-        <w:r>
-          <w:rPr>
-            <w:lang w:val="zh_TW" w:bidi="zh_TW"/>
-          </w:rPr>
-          <w:rPr>
-            <w:color w:val="0000EE"/>
-            <w:u w:val="single"/>
-          </w:rPr>
-          <w:t>得3:1</w:t>
-        </w:r>
-      </w:hyperlink>
-      <w:hyperlink r:id="rId19">
-        <w:r>
-          <w:rPr>
-            <w:lang w:val="zh_TW" w:bidi="zh_TW"/>
-          </w:rPr>
-          <w:rPr>
-            <w:color w:val="0000EE"/>
-            <w:u w:val="single"/>
-          </w:rPr>
-          <w:t>-</w:t>
-        </w:r>
-      </w:hyperlink>
-      <w:r>
-        <w:rPr>
-          <w:lang w:val="zh_TW" w:bidi="zh_TW"/>
-        </w:rPr>
-        <w:t>3）</w:t>
+        <w:t>）</w:t>
+      </w:r>
+    </w:p>
+    <w:p>
+      <w:pPr/>
+      <w:r>
+        <w:rPr>
+          <w:lang w:val="zh_TW" w:bidi="zh_TW"/>
+        </w:rPr>
+      </w:r>
+      <w:r>
+        <w:rPr>
+          <w:lang w:val="zh_TW" w:bidi="zh_TW"/>
+        </w:rPr>
+        <w:t>這意味著，選民不能因自己的成就或地位而誇耀。他們的一切都來自神，他們不能自誇或認為自己比別人強。</w:t>
+      </w:r>
+    </w:p>
+    <w:p>
+      <w:pPr/>
+      <w:r>
+        <w:rPr>
+          <w:lang w:val="zh_TW" w:bidi="zh_TW"/>
+        </w:rPr>
+      </w:r>
+      <w:r>
+        <w:rPr>
+          <w:lang w:val="zh_TW" w:bidi="zh_TW"/>
+        </w:rPr>
+        <w:t>神揀選的子民有特別的好處：</w:t>
       </w:r>
     </w:p>
     <w:p>
@@ -455,9 +847,9 @@
         <w:rPr>
           <w:lang w:val="zh_TW" w:bidi="zh_TW"/>
         </w:rPr>
-        <w:t>剪羊毛（</w:t>
-      </w:r>
-      <w:hyperlink r:id="rId20">
+        <w:t>神幫助他們，因此沒有人可以控告他們以至於讓神拒絕他們（</w:t>
+      </w:r>
+      <w:hyperlink r:id="rId24">
         <w:r>
           <w:rPr>
             <w:lang w:val="zh_TW" w:bidi="zh_TW"/>
@@ -466,44 +858,14 @@
             <w:color w:val="0000EE"/>
             <w:u w:val="single"/>
           </w:rPr>
-          <w:t>撒上25:11</w:t>
+          <w:t>羅8:33</w:t>
         </w:r>
       </w:hyperlink>
       <w:r>
         <w:rPr>
           <w:lang w:val="zh_TW" w:bidi="zh_TW"/>
         </w:rPr>
-        <w:t>；</w:t>
-      </w:r>
-      <w:hyperlink r:id="rId21">
-        <w:r>
-          <w:rPr>
-            <w:lang w:val="zh_TW" w:bidi="zh_TW"/>
-          </w:rPr>
-          <w:rPr>
-            <w:color w:val="0000EE"/>
-            <w:u w:val="single"/>
-          </w:rPr>
-          <w:t>撒下13:23</w:t>
-        </w:r>
-      </w:hyperlink>
-      <w:hyperlink r:id="rId21">
-        <w:r>
-          <w:rPr>
-            <w:lang w:val="zh_TW" w:bidi="zh_TW"/>
-          </w:rPr>
-          <w:rPr>
-            <w:color w:val="0000EE"/>
-            <w:u w:val="single"/>
-          </w:rPr>
-          <w:t>-</w:t>
-        </w:r>
-      </w:hyperlink>
-      <w:r>
-        <w:rPr>
-          <w:lang w:val="zh_TW" w:bidi="zh_TW"/>
-        </w:rPr>
-        <w:t>29）</w:t>
+        <w:t xml:space="preserve">）。 </w:t>
       </w:r>
     </w:p>
     <w:p>
@@ -521,9 +883,9 @@
         <w:rPr>
           <w:lang w:val="zh_TW" w:bidi="zh_TW"/>
         </w:rPr>
-        <w:t>接待賓客（</w:t>
-      </w:r>
-      <w:hyperlink r:id="rId22">
+        <w:t>他們如同君尊的祭司，這意味著他們可以直接來到神面前（</w:t>
+      </w:r>
+      <w:hyperlink r:id="rId19">
         <w:r>
           <w:rPr>
             <w:lang w:val="zh_TW" w:bidi="zh_TW"/>
@@ -532,14 +894,14 @@
             <w:color w:val="0000EE"/>
             <w:u w:val="single"/>
           </w:rPr>
-          <w:t>創19:3</w:t>
+          <w:t>彼前2:9</w:t>
         </w:r>
       </w:hyperlink>
       <w:r>
         <w:rPr>
           <w:lang w:val="zh_TW" w:bidi="zh_TW"/>
         </w:rPr>
-        <w:t>）</w:t>
+        <w:t xml:space="preserve">）。 </w:t>
       </w:r>
     </w:p>
     <w:p>
@@ -557,9 +919,9 @@
         <w:rPr>
           <w:lang w:val="zh_TW" w:bidi="zh_TW"/>
         </w:rPr>
-        <w:t>孩子斷奶（</w:t>
-      </w:r>
-      <w:hyperlink r:id="rId23">
+        <w:t>被稱為使徒的早期基督教領袖經歷了艱難時期。他們這樣做是為了讓神的子民可以得救，並與神永遠同在（</w:t>
+      </w:r>
+      <w:hyperlink r:id="rId27">
         <w:r>
           <w:rPr>
             <w:lang w:val="zh_TW" w:bidi="zh_TW"/>
@@ -568,194 +930,14 @@
             <w:color w:val="0000EE"/>
             <w:u w:val="single"/>
           </w:rPr>
-          <w:t>創21:8</w:t>
+          <w:t>提後2:10</w:t>
         </w:r>
       </w:hyperlink>
       <w:r>
         <w:rPr>
           <w:lang w:val="zh_TW" w:bidi="zh_TW"/>
         </w:rPr>
-        <w:t>）</w:t>
-      </w:r>
-    </w:p>
-    <w:p>
-      <w:pPr>
-        <w:pStyle w:val="ListBullet"/>
-        <w:spacing w:line="240" w:lineRule="auto"/>
-        <w:ind w:left="720"/>
-      </w:pPr>
-      <w:r>
-        <w:rPr>
-          <w:lang w:val="zh_TW" w:bidi="zh_TW"/>
-        </w:rPr>
-      </w:r>
-      <w:r>
-        <w:rPr>
-          <w:lang w:val="zh_TW" w:bidi="zh_TW"/>
-        </w:rPr>
-        <w:t>立王或立后之禮（</w:t>
-      </w:r>
-      <w:hyperlink r:id="rId24">
-        <w:r>
-          <w:rPr>
-            <w:lang w:val="zh_TW" w:bidi="zh_TW"/>
-          </w:rPr>
-          <w:rPr>
-            <w:color w:val="0000EE"/>
-            <w:u w:val="single"/>
-          </w:rPr>
-          <w:t>王上1:9</w:t>
-        </w:r>
-      </w:hyperlink>
-      <w:r>
-        <w:rPr>
-          <w:lang w:val="zh_TW" w:bidi="zh_TW"/>
-        </w:rPr>
-        <w:t>，</w:t>
-      </w:r>
-      <w:hyperlink r:id="rId24">
-        <w:r>
-          <w:rPr>
-            <w:lang w:val="zh_TW" w:bidi="zh_TW"/>
-          </w:rPr>
-          <w:rPr>
-            <w:color w:val="0000EE"/>
-            <w:u w:val="single"/>
-          </w:rPr>
-          <w:t>19</w:t>
-        </w:r>
-      </w:hyperlink>
-      <w:hyperlink r:id="rId24">
-        <w:r>
-          <w:rPr>
-            <w:lang w:val="zh_TW" w:bidi="zh_TW"/>
-          </w:rPr>
-          <w:rPr>
-            <w:color w:val="0000EE"/>
-            <w:u w:val="single"/>
-          </w:rPr>
-          <w:t>-</w:t>
-        </w:r>
-      </w:hyperlink>
-      <w:r>
-        <w:rPr>
-          <w:lang w:val="zh_TW" w:bidi="zh_TW"/>
-        </w:rPr>
-        <w:t>25）</w:t>
-      </w:r>
-    </w:p>
-    <w:p>
-      <w:pPr>
-        <w:pStyle w:val="ListBullet"/>
-        <w:spacing w:line="240" w:lineRule="auto"/>
-        <w:ind w:left="720"/>
-      </w:pPr>
-      <w:r>
-        <w:rPr>
-          <w:lang w:val="zh_TW" w:bidi="zh_TW"/>
-        </w:rPr>
-      </w:r>
-      <w:r>
-        <w:rPr>
-          <w:lang w:val="zh_TW" w:bidi="zh_TW"/>
-        </w:rPr>
-        <w:t>國家慶典（</w:t>
-      </w:r>
-      <w:hyperlink r:id="rId25">
-        <w:r>
-          <w:rPr>
-            <w:lang w:val="zh_TW" w:bidi="zh_TW"/>
-          </w:rPr>
-          <w:rPr>
-            <w:color w:val="0000EE"/>
-            <w:u w:val="single"/>
-          </w:rPr>
-          <w:t>斯1:3</w:t>
-        </w:r>
-      </w:hyperlink>
-      <w:hyperlink r:id="rId25">
-        <w:r>
-          <w:rPr>
-            <w:lang w:val="zh_TW" w:bidi="zh_TW"/>
-          </w:rPr>
-          <w:rPr>
-            <w:color w:val="0000EE"/>
-            <w:u w:val="single"/>
-          </w:rPr>
-          <w:t>-</w:t>
-        </w:r>
-      </w:hyperlink>
-      <w:r>
-        <w:rPr>
-          <w:lang w:val="zh_TW" w:bidi="zh_TW"/>
-        </w:rPr>
-        <w:t>9，</w:t>
-      </w:r>
-      <w:hyperlink r:id="rId26">
-        <w:r>
-          <w:rPr>
-            <w:lang w:val="zh_TW" w:bidi="zh_TW"/>
-          </w:rPr>
-          <w:rPr>
-            <w:color w:val="0000EE"/>
-            <w:u w:val="single"/>
-          </w:rPr>
-          <w:t>2:18</w:t>
-        </w:r>
-      </w:hyperlink>
-      <w:r>
-        <w:rPr>
-          <w:lang w:val="zh_TW" w:bidi="zh_TW"/>
-        </w:rPr>
-        <w:t>，</w:t>
-      </w:r>
-      <w:hyperlink r:id="rId27">
-        <w:r>
-          <w:rPr>
-            <w:lang w:val="zh_TW" w:bidi="zh_TW"/>
-          </w:rPr>
-          <w:rPr>
-            <w:color w:val="0000EE"/>
-            <w:u w:val="single"/>
-          </w:rPr>
-          <w:t>5:4</w:t>
-        </w:r>
-      </w:hyperlink>
-      <w:hyperlink r:id="rId27">
-        <w:r>
-          <w:rPr>
-            <w:lang w:val="zh_TW" w:bidi="zh_TW"/>
-          </w:rPr>
-          <w:rPr>
-            <w:color w:val="0000EE"/>
-            <w:u w:val="single"/>
-          </w:rPr>
-          <w:t>-</w:t>
-        </w:r>
-      </w:hyperlink>
-      <w:r>
-        <w:rPr>
-          <w:lang w:val="zh_TW" w:bidi="zh_TW"/>
-        </w:rPr>
-        <w:t>8）</w:t>
-      </w:r>
-    </w:p>
-    <w:p>
-      <w:pPr>
-        <w:pStyle w:val="ListBullet"/>
-        <w:spacing w:line="240" w:lineRule="auto"/>
-        <w:ind w:left="720"/>
-      </w:pPr>
-      <w:r>
-        <w:rPr>
-          <w:lang w:val="zh_TW" w:bidi="zh_TW"/>
-        </w:rPr>
-      </w:r>
-      <w:r>
-        <w:rPr>
-          <w:lang w:val="zh_TW" w:bidi="zh_TW"/>
-        </w:rPr>
-        <w:t>以及其它許多原因</w:t>
+        <w:t>）。</w:t>
       </w:r>
     </w:p>
     <w:p>
@@ -769,7 +951,25 @@
         <w:rPr>
           <w:lang w:val="zh_TW" w:bidi="zh_TW"/>
         </w:rPr>
-        <w:t>古代近東文化中的筵席習俗，不僅見於聖經，也廣泛出現在其它古代文獻中；考古學者所發現的文物，亦常刻畫筵席的場景。聖經中對筵席流程的描述（</w:t>
+        <w:t>選民是以他們對神的信心著稱（</w:t>
+      </w:r>
+      <w:hyperlink r:id="rId28">
+        <w:r>
+          <w:rPr>
+            <w:lang w:val="zh_TW" w:bidi="zh_TW"/>
+          </w:rPr>
+          <w:rPr>
+            <w:color w:val="0000EE"/>
+            <w:u w:val="single"/>
+          </w:rPr>
+          <w:t>多1:1</w:t>
+        </w:r>
+      </w:hyperlink>
+      <w:r>
+        <w:rPr>
+          <w:lang w:val="zh_TW" w:bidi="zh_TW"/>
+        </w:rPr>
+        <w:t>）。他們的行為應該顯示出他們是神的子民（</w:t>
       </w:r>
       <w:hyperlink r:id="rId25">
         <w:r>
@@ -780,10 +980,16 @@
             <w:color w:val="0000EE"/>
             <w:u w:val="single"/>
           </w:rPr>
-          <w:t>箴9:2</w:t>
+          <w:t>西3:12</w:t>
         </w:r>
       </w:hyperlink>
-      <w:hyperlink r:id="rId25">
+      <w:r>
+        <w:rPr>
+          <w:lang w:val="zh_TW" w:bidi="zh_TW"/>
+        </w:rPr>
+        <w:t>）。他們必須堅定自己的呼召和揀選，也就是說，他們必須通過他們的生活方式來顯示他們屬於神（</w:t>
+      </w:r>
+      <w:hyperlink r:id="rId30">
         <w:r>
           <w:rPr>
             <w:lang w:val="zh_TW" w:bidi="zh_TW"/>
@@ -792,16 +998,16 @@
             <w:color w:val="0000EE"/>
             <w:u w:val="single"/>
           </w:rPr>
-          <w:t>-</w:t>
+          <w:t>彼後1:10</w:t>
         </w:r>
       </w:hyperlink>
       <w:r>
         <w:rPr>
           <w:lang w:val="zh_TW" w:bidi="zh_TW"/>
         </w:rPr>
-        <w:t>5；</w:t>
-      </w:r>
-      <w:hyperlink r:id="rId25">
+        <w:t>）。他們必須繼續忠於那位呼召他們的主（</w:t>
+      </w:r>
+      <w:hyperlink r:id="rId31">
         <w:r>
           <w:rPr>
             <w:lang w:val="zh_TW" w:bidi="zh_TW"/>
@@ -810,79 +1016,14 @@
             <w:color w:val="0000EE"/>
             <w:u w:val="single"/>
           </w:rPr>
-          <w:t>太22:1–4</w:t>
+          <w:t>啟17:14</w:t>
         </w:r>
       </w:hyperlink>
       <w:r>
         <w:rPr>
           <w:lang w:val="zh_TW" w:bidi="zh_TW"/>
         </w:rPr>
-        <w:t>；</w:t>
-      </w:r>
-      <w:hyperlink r:id="rId25">
-        <w:r>
-          <w:rPr>
-            <w:lang w:val="zh_TW" w:bidi="zh_TW"/>
-          </w:rPr>
-          <w:rPr>
-            <w:color w:val="0000EE"/>
-            <w:u w:val="single"/>
-          </w:rPr>
-          <w:t>路14:15–24</w:t>
-        </w:r>
-      </w:hyperlink>
-      <w:r>
-        <w:rPr>
-          <w:lang w:val="zh_TW" w:bidi="zh_TW"/>
-        </w:rPr>
-        <w:t>），亦可與烏加里特（Ugaritic）文獻中的克雷特王（King Keret）傳說的記載相互印證，其主要步驟包括：</w:t>
-      </w:r>
-    </w:p>
-    <w:p>
-      <w:pPr>
-        <w:pStyle w:val="ListNumber"/>
-        <w:numPr>
-          <w:ilvl w:val="0"/>
-          <w:numId w:val="14"/>
-        </w:numPr>
-        <w:spacing w:line="240" w:lineRule="auto"/>
-        <w:ind w:left="720"/>
-      </w:pPr>
-      <w:r>
-        <w:rPr>
-          <w:lang w:val="zh_TW" w:bidi="zh_TW"/>
-        </w:rPr>
-      </w:r>
-      <w:r>
-        <w:rPr>
-          <w:lang w:val="zh_TW" w:bidi="zh_TW"/>
-        </w:rPr>
-        <w:t>預備食物</w:t>
-        <w:br/>
-      </w:r>
-      <w:r>
-        <w:rPr>
-          <w:lang w:val="zh_TW" w:bidi="zh_TW"/>
-        </w:rPr>
-        <w:t>差遣使者邀請賓客，並宣告一切準備就緒</w:t>
-      </w:r>
-    </w:p>
-    <w:p>
-      <w:pPr>
-        <w:pStyle w:val="ListNumber"/>
-        <w:spacing w:line="240" w:lineRule="auto"/>
-        <w:ind w:left="720"/>
-      </w:pPr>
-      <w:r>
-        <w:rPr>
-          <w:lang w:val="zh_TW" w:bidi="zh_TW"/>
-        </w:rPr>
-      </w:r>
-      <w:r>
-        <w:rPr>
-          <w:lang w:val="zh_TW" w:bidi="zh_TW"/>
-        </w:rPr>
-        <w:t>按次序呈上食物與酒</w:t>
+        <w:t>）。</w:t>
       </w:r>
     </w:p>
     <w:p>
@@ -892,13 +1033,7 @@
           <w:lang w:val="zh_TW" w:bidi="zh_TW"/>
         </w:rPr>
       </w:r>
-      <w:r>
-        <w:rPr>
-          <w:lang w:val="zh_TW" w:bidi="zh_TW"/>
-        </w:rPr>
-        <w:t>先知阿摩司描寫了盛大的筵席，並呈現出當時主要的飲食習俗（</w:t>
-      </w:r>
-      <w:hyperlink r:id="rId28">
+      <w:hyperlink r:id="rId37">
         <w:r>
           <w:rPr>
             <w:lang w:val="zh_TW" w:bidi="zh_TW"/>
@@ -907,140 +1042,14 @@
             <w:color w:val="0000EE"/>
             <w:u w:val="single"/>
           </w:rPr>
-          <w:t>摩6:4–6</w:t>
+          <w:t>馬太福音二十二章14節</w:t>
         </w:r>
       </w:hyperlink>
       <w:r>
         <w:rPr>
           <w:lang w:val="zh_TW" w:bidi="zh_TW"/>
         </w:rPr>
-        <w:t>）。人們通常會斜倚在桌前的榻上用餐（</w:t>
-      </w:r>
-      <w:hyperlink r:id="rId29">
-        <w:r>
-          <w:rPr>
-            <w:lang w:val="zh_TW" w:bidi="zh_TW"/>
-          </w:rPr>
-          <w:rPr>
-            <w:color w:val="0000EE"/>
-            <w:u w:val="single"/>
-          </w:rPr>
-          <w:t>斯1:6</w:t>
-        </w:r>
-      </w:hyperlink>
-      <w:r>
-        <w:rPr>
-          <w:lang w:val="zh_TW" w:bidi="zh_TW"/>
-        </w:rPr>
-        <w:t>；</w:t>
-      </w:r>
-      <w:hyperlink r:id="rId30">
-        <w:r>
-          <w:rPr>
-            <w:lang w:val="zh_TW" w:bidi="zh_TW"/>
-          </w:rPr>
-          <w:rPr>
-            <w:color w:val="0000EE"/>
-            <w:u w:val="single"/>
-          </w:rPr>
-          <w:t>結23:41</w:t>
-        </w:r>
-      </w:hyperlink>
-      <w:r>
-        <w:rPr>
-          <w:lang w:val="zh_TW" w:bidi="zh_TW"/>
-        </w:rPr>
-        <w:t>；</w:t>
-      </w:r>
-      <w:hyperlink r:id="rId31">
-        <w:r>
-          <w:rPr>
-            <w:lang w:val="zh_TW" w:bidi="zh_TW"/>
-          </w:rPr>
-          <w:rPr>
-            <w:color w:val="0000EE"/>
-            <w:u w:val="single"/>
-          </w:rPr>
-          <w:t>摩6:4</w:t>
-        </w:r>
-      </w:hyperlink>
-      <w:r>
-        <w:rPr>
-          <w:lang w:val="zh_TW" w:bidi="zh_TW"/>
-        </w:rPr>
-        <w:t>；</w:t>
-      </w:r>
-      <w:hyperlink r:id="rId32">
-        <w:r>
-          <w:rPr>
-            <w:lang w:val="zh_TW" w:bidi="zh_TW"/>
-          </w:rPr>
-          <w:rPr>
-            <w:color w:val="0000EE"/>
-            <w:u w:val="single"/>
-          </w:rPr>
-          <w:t>太9:10</w:t>
-        </w:r>
-      </w:hyperlink>
-      <w:r>
-        <w:rPr>
-          <w:lang w:val="zh_TW" w:bidi="zh_TW"/>
-        </w:rPr>
-        <w:t>；</w:t>
-      </w:r>
-      <w:hyperlink r:id="rId33">
-        <w:r>
-          <w:rPr>
-            <w:lang w:val="zh_TW" w:bidi="zh_TW"/>
-          </w:rPr>
-          <w:rPr>
-            <w:color w:val="0000EE"/>
-            <w:u w:val="single"/>
-          </w:rPr>
-          <w:t>路7:49</w:t>
-        </w:r>
-      </w:hyperlink>
-      <w:r>
-        <w:rPr>
-          <w:lang w:val="zh_TW" w:bidi="zh_TW"/>
-        </w:rPr>
-        <w:t>，</w:t>
-      </w:r>
-      <w:hyperlink r:id="rId34">
-        <w:r>
-          <w:rPr>
-            <w:lang w:val="zh_TW" w:bidi="zh_TW"/>
-          </w:rPr>
-          <w:rPr>
-            <w:color w:val="0000EE"/>
-            <w:u w:val="single"/>
-          </w:rPr>
-          <w:t>14:10</w:t>
-        </w:r>
-      </w:hyperlink>
-      <w:r>
-        <w:rPr>
-          <w:lang w:val="zh_TW" w:bidi="zh_TW"/>
-        </w:rPr>
-        <w:t>、</w:t>
-      </w:r>
-      <w:hyperlink r:id="rId34">
-        <w:r>
-          <w:rPr>
-            <w:lang w:val="zh_TW" w:bidi="zh_TW"/>
-          </w:rPr>
-          <w:rPr>
-            <w:color w:val="0000EE"/>
-            <w:u w:val="single"/>
-          </w:rPr>
-          <w:t>15</w:t>
-        </w:r>
-      </w:hyperlink>
-      <w:r>
-        <w:rPr>
-          <w:lang w:val="zh_TW" w:bidi="zh_TW"/>
-        </w:rPr>
-        <w:t>）。</w:t>
+        <w:t>解釋了神的呼召與人的回應之間的關係：「因為被召的人多，選上的人少。」雖然神通過福音呼召了許多人，但只有一部分人回應這個呼召並成為祂的選民。</w:t>
       </w:r>
     </w:p>
     <w:p>
@@ -1054,9 +1063,9 @@
         <w:rPr>
           <w:lang w:val="zh_TW" w:bidi="zh_TW"/>
         </w:rPr>
-        <w:t>筵席的意象在新、舊約聖經中皆具有重要的意義，是神國度的象徵。以賽亞預言，在列國受審、以色列得拯救之後，耶和華要在祂百姓中掌權（</w:t>
-      </w:r>
-      <w:hyperlink r:id="rId35">
+        <w:t>聖經並未完全解釋為什麼只有一些人成為神的子民。當然，當一個人確實回應神的呼召時，那是因為福音臨到了他或她「不獨在乎言語，也在乎權能和聖靈，並充足的信心」（</w:t>
+      </w:r>
+      <w:hyperlink r:id="rId38">
         <w:r>
           <w:rPr>
             <w:lang w:val="zh_TW" w:bidi="zh_TW"/>
@@ -1065,122 +1074,14 @@
             <w:color w:val="0000EE"/>
             <w:u w:val="single"/>
           </w:rPr>
-          <w:t>賽24:23</w:t>
+          <w:t>帖前1:4–5</w:t>
         </w:r>
       </w:hyperlink>
       <w:r>
         <w:rPr>
           <w:lang w:val="zh_TW" w:bidi="zh_TW"/>
         </w:rPr>
-        <w:t>）。這個統治的開始，將以一場為萬民所設的盛大筵席來慶祝（</w:t>
-      </w:r>
-      <w:hyperlink r:id="rId36">
-        <w:r>
-          <w:rPr>
-            <w:lang w:val="zh_TW" w:bidi="zh_TW"/>
-          </w:rPr>
-          <w:rPr>
-            <w:color w:val="0000EE"/>
-            <w:u w:val="single"/>
-          </w:rPr>
-          <w:t>賽25:6–8</w:t>
-        </w:r>
-      </w:hyperlink>
-      <w:r>
-        <w:rPr>
-          <w:lang w:val="zh_TW" w:bidi="zh_TW"/>
-        </w:rPr>
-        <w:t>；參</w:t>
-      </w:r>
-      <w:hyperlink r:id="rId37">
-        <w:r>
-          <w:rPr>
-            <w:lang w:val="zh_TW" w:bidi="zh_TW"/>
-          </w:rPr>
-          <w:rPr>
-            <w:color w:val="0000EE"/>
-            <w:u w:val="single"/>
-          </w:rPr>
-          <w:t>路13:29</w:t>
-        </w:r>
-      </w:hyperlink>
-      <w:r>
-        <w:rPr>
-          <w:lang w:val="zh_TW" w:bidi="zh_TW"/>
-        </w:rPr>
-        <w:t>）。舊約聖經中獻祭後的筵席，預表那偉大的宴會——在那裡，神的子民將不再有死亡與悲哀（</w:t>
-      </w:r>
-      <w:hyperlink r:id="rId38">
-        <w:r>
-          <w:rPr>
-            <w:lang w:val="zh_TW" w:bidi="zh_TW"/>
-          </w:rPr>
-          <w:rPr>
-            <w:color w:val="0000EE"/>
-            <w:u w:val="single"/>
-          </w:rPr>
-          <w:t>賽25:7</w:t>
-        </w:r>
-      </w:hyperlink>
-      <w:r>
-        <w:rPr>
-          <w:lang w:val="zh_TW" w:bidi="zh_TW"/>
-        </w:rPr>
-        <w:t>；參</w:t>
-      </w:r>
-      <w:hyperlink r:id="rId39">
-        <w:r>
-          <w:rPr>
-            <w:lang w:val="zh_TW" w:bidi="zh_TW"/>
-          </w:rPr>
-          <w:rPr>
-            <w:color w:val="0000EE"/>
-            <w:u w:val="single"/>
-          </w:rPr>
-          <w:t>啟21:4</w:t>
-        </w:r>
-      </w:hyperlink>
-      <w:r>
-        <w:rPr>
-          <w:lang w:val="zh_TW" w:bidi="zh_TW"/>
-        </w:rPr>
-        <w:t>）。新約聖經中的筵席，則指向將來蒙救贖的人要在神的國裡與基督一同飲那上好的酒（</w:t>
-      </w:r>
-      <w:hyperlink r:id="rId40">
-        <w:r>
-          <w:rPr>
-            <w:lang w:val="zh_TW" w:bidi="zh_TW"/>
-          </w:rPr>
-          <w:rPr>
-            <w:color w:val="0000EE"/>
-            <w:u w:val="single"/>
-          </w:rPr>
-          <w:t>賽25:6</w:t>
-        </w:r>
-      </w:hyperlink>
-      <w:r>
-        <w:rPr>
-          <w:lang w:val="zh_TW" w:bidi="zh_TW"/>
-        </w:rPr>
-        <w:t>；</w:t>
-      </w:r>
-      <w:hyperlink r:id="rId41">
-        <w:r>
-          <w:rPr>
-            <w:lang w:val="zh_TW" w:bidi="zh_TW"/>
-          </w:rPr>
-          <w:rPr>
-            <w:color w:val="0000EE"/>
-            <w:u w:val="single"/>
-          </w:rPr>
-          <w:t>路22:14–20</w:t>
-        </w:r>
-      </w:hyperlink>
-      <w:r>
-        <w:rPr>
-          <w:lang w:val="zh_TW" w:bidi="zh_TW"/>
-        </w:rPr>
-        <w:t>）。基督徒藉著領受主的晚餐（聖餐），預嚐並盼望那將來的筵席。</w:t>
+        <w:t>）。人們拒絕福音，是因為他們因罪和過分相信自己的作為而變得心硬。聖經並未進一步解釋，所以基督徒不應該嘗試添加自己的解釋。</w:t>
       </w:r>
     </w:p>
     <w:p>
@@ -1194,7 +1095,61 @@
         <w:rPr>
           <w:lang w:val="zh_TW" w:bidi="zh_TW"/>
         </w:rPr>
-        <w:t>在神國中最後的筵席，也被形容為婚宴。雖然一切都已預備妥當，受邀的人眾多，然而被選上的卻不多（</w:t>
+        <w:t>「揀選」也可以意味著神揀選人來完成特殊的任務。耶穌從一大群跟隨祂的人中選擇了十二個門徒（</w:t>
+      </w:r>
+      <w:hyperlink r:id="rId39">
+        <w:r>
+          <w:rPr>
+            <w:lang w:val="zh_TW" w:bidi="zh_TW"/>
+          </w:rPr>
+          <w:rPr>
+            <w:color w:val="0000EE"/>
+            <w:u w:val="single"/>
+          </w:rPr>
+          <w:t>路6:13</w:t>
+        </w:r>
+      </w:hyperlink>
+      <w:r>
+        <w:rPr>
+          <w:lang w:val="zh_TW" w:bidi="zh_TW"/>
+        </w:rPr>
+        <w:t>；</w:t>
+      </w:r>
+      <w:hyperlink r:id="rId40">
+        <w:r>
+          <w:rPr>
+            <w:lang w:val="zh_TW" w:bidi="zh_TW"/>
+          </w:rPr>
+          <w:rPr>
+            <w:color w:val="0000EE"/>
+            <w:u w:val="single"/>
+          </w:rPr>
+          <w:t>徒1:2</w:t>
+        </w:r>
+      </w:hyperlink>
+      <w:r>
+        <w:rPr>
+          <w:lang w:val="zh_TW" w:bidi="zh_TW"/>
+        </w:rPr>
+        <w:t>）。同樣，在約翰福音中，耶穌說祂雖然揀選了十二個門徒，但祂稱出賣祂的猶大為「魔鬼」（</w:t>
+      </w:r>
+      <w:hyperlink r:id="rId41">
+        <w:r>
+          <w:rPr>
+            <w:lang w:val="zh_TW" w:bidi="zh_TW"/>
+          </w:rPr>
+          <w:rPr>
+            <w:color w:val="0000EE"/>
+            <w:u w:val="single"/>
+          </w:rPr>
+          <w:t>約6:70</w:t>
+        </w:r>
+      </w:hyperlink>
+      <w:r>
+        <w:rPr>
+          <w:lang w:val="zh_TW" w:bidi="zh_TW"/>
+        </w:rPr>
+        <w:t>，</w:t>
       </w:r>
       <w:hyperlink r:id="rId42">
         <w:r>
@@ -1205,14 +1160,14 @@
             <w:color w:val="0000EE"/>
             <w:u w:val="single"/>
           </w:rPr>
-          <w:t>太22:1–14</w:t>
+          <w:t>13:18</w:t>
         </w:r>
       </w:hyperlink>
       <w:r>
         <w:rPr>
           <w:lang w:val="zh_TW" w:bidi="zh_TW"/>
         </w:rPr>
-        <w:t>）。教會滿懷盼望，等候羔羊的婚宴（</w:t>
+        <w:t>）。當需要選出另一位門徒來取代猶大時，教會向耶穌祈禱，請耶穌指示他們應該從兩個人中挑選哪一個加入十二使徒（</w:t>
       </w:r>
       <w:hyperlink r:id="rId43">
         <w:r>
@@ -1223,24 +1178,50 @@
             <w:color w:val="0000EE"/>
             <w:u w:val="single"/>
           </w:rPr>
-          <w:t>啟19:7–9</w:t>
+          <w:t>徒1:24</w:t>
         </w:r>
       </w:hyperlink>
       <w:r>
         <w:rPr>
           <w:lang w:val="zh_TW" w:bidi="zh_TW"/>
         </w:rPr>
-        <w:t>）。</w:t>
-      </w:r>
-      <w:r>
-        <w:rPr>
-          <w:lang w:val="zh_TW" w:bidi="zh_TW"/>
-        </w:rPr>
-      </w:r>
-      <w:r>
-        <w:rPr>
-          <w:lang w:val="zh_TW" w:bidi="zh_TW"/>
-        </w:rPr>
+        <w:t>）。彼得說神揀選了他向外邦人傳福音（</w:t>
+      </w:r>
+      <w:hyperlink r:id="rId44">
+        <w:r>
+          <w:rPr>
+            <w:lang w:val="zh_TW" w:bidi="zh_TW"/>
+          </w:rPr>
+          <w:rPr>
+            <w:color w:val="0000EE"/>
+            <w:u w:val="single"/>
+          </w:rPr>
+          <w:t>15:7</w:t>
+        </w:r>
+      </w:hyperlink>
+      <w:r>
+        <w:rPr>
+          <w:lang w:val="zh_TW" w:bidi="zh_TW"/>
+        </w:rPr>
+        <w:t>）。 同樣，保羅說神揀選他將信息帶給外邦人（</w:t>
+      </w:r>
+      <w:hyperlink r:id="rId45">
+        <w:r>
+          <w:rPr>
+            <w:lang w:val="zh_TW" w:bidi="zh_TW"/>
+          </w:rPr>
+          <w:rPr>
+            <w:color w:val="0000EE"/>
+            <w:u w:val="single"/>
+          </w:rPr>
+          <w:t>9:15</w:t>
+        </w:r>
+      </w:hyperlink>
+      <w:r>
+        <w:rPr>
+          <w:lang w:val="zh_TW" w:bidi="zh_TW"/>
+        </w:rPr>
+        <w:t>）。這些例子顯示神在基督徒宣教中採取的第一步，祂揀選人以不同的方式來事奉祂。</w:t>
       </w:r>
     </w:p>
     <w:p>
@@ -1250,3477 +1231,36 @@
           <w:lang w:val="zh_TW" w:bidi="zh_TW"/>
         </w:rPr>
       </w:r>
-    </w:p>
-    <w:p>
-      <w:pPr>
-        <w:pStyle w:val="Heading2"/>
-      </w:pPr>
-      <w:r>
-        <w:rPr>
-          <w:lang w:val="zh_TW" w:bidi="zh_TW"/>
-        </w:rPr>
-        <w:t>顏色</w:t>
-      </w:r>
-      <w:r>
-        <w:rPr>
-          <w:lang w:val="zh_TW" w:bidi="zh_TW"/>
-        </w:rPr>
-      </w:r>
-    </w:p>
-    <w:p>
-      <w:pPr/>
-      <w:r>
-        <w:rPr>
-          <w:lang w:val="zh_TW" w:bidi="zh_TW"/>
-        </w:rPr>
-      </w:r>
-      <w:r>
-        <w:rPr>
-          <w:lang w:val="zh_TW" w:bidi="zh_TW"/>
-        </w:rPr>
-        <w:t>舊約和新約中沒有確切提及「顏色」一詞，儘管這個詞在英文聖經譯本中出現過多次。在原文中，譯為「顏色」的詞在意思上有很大的不同。</w:t>
-      </w:r>
-    </w:p>
-    <w:p>
-      <w:pPr/>
-      <w:r>
-        <w:rPr>
-          <w:lang w:val="zh_TW" w:bidi="zh_TW"/>
-        </w:rPr>
-      </w:r>
-      <w:r>
-        <w:rPr>
-          <w:lang w:val="zh_TW" w:bidi="zh_TW"/>
-        </w:rPr>
-        <w:t>在和合本中，最常被翻譯為「顏色」的詞語字面意思是「眼目」，並引申為「觀看」（</w:t>
-      </w:r>
-      <w:hyperlink r:id="rId44">
-        <w:r>
-          <w:rPr>
-            <w:lang w:val="zh_TW" w:bidi="zh_TW"/>
-          </w:rPr>
-          <w:rPr>
-            <w:color w:val="0000EE"/>
-            <w:u w:val="single"/>
-          </w:rPr>
-          <w:t>利13:55</w:t>
-        </w:r>
-      </w:hyperlink>
+      <w:r>
+        <w:rPr>
+          <w:i/>
+          <w:lang w:val="zh_TW" w:bidi="zh_TW"/>
+        </w:rPr>
+        <w:t>另見</w:t>
+      </w:r>
+      <w:r>
+        <w:rPr>
+          <w:lang w:val="zh_TW" w:bidi="zh_TW"/>
+        </w:rPr>
+        <w:t xml:space="preserve"> </w:t>
+      </w:r>
+      <w:r>
+        <w:rPr>
+          <w:lang w:val="zh_TW" w:bidi="zh_TW"/>
+        </w:rPr>
+        <w:t>預知</w:t>
+      </w:r>
       <w:r>
         <w:rPr>
           <w:lang w:val="zh_TW" w:bidi="zh_TW"/>
         </w:rPr>
         <w:t>；</w:t>
       </w:r>
-      <w:hyperlink r:id="rId45">
-        <w:r>
-          <w:rPr>
-            <w:lang w:val="zh_TW" w:bidi="zh_TW"/>
-          </w:rPr>
-          <w:rPr>
-            <w:color w:val="0000EE"/>
-            <w:u w:val="single"/>
-          </w:rPr>
-          <w:t>民11:7</w:t>
-        </w:r>
-      </w:hyperlink>
-      <w:r>
-        <w:rPr>
-          <w:lang w:val="zh_TW" w:bidi="zh_TW"/>
-        </w:rPr>
-        <w:t>；</w:t>
-      </w:r>
-      <w:hyperlink r:id="rId46">
-        <w:r>
-          <w:rPr>
-            <w:lang w:val="zh_TW" w:bidi="zh_TW"/>
-          </w:rPr>
-          <w:rPr>
-            <w:color w:val="0000EE"/>
-            <w:u w:val="single"/>
-          </w:rPr>
-          <w:t>箴23:31</w:t>
-        </w:r>
-      </w:hyperlink>
-      <w:r>
-        <w:rPr>
-          <w:lang w:val="zh_TW" w:bidi="zh_TW"/>
-        </w:rPr>
-        <w:t>；</w:t>
-      </w:r>
-      <w:hyperlink r:id="rId47">
-        <w:r>
-          <w:rPr>
-            <w:lang w:val="zh_TW" w:bidi="zh_TW"/>
-          </w:rPr>
-          <w:rPr>
-            <w:color w:val="0000EE"/>
-            <w:u w:val="single"/>
-          </w:rPr>
-          <w:t>結1:4、7、16、22、27，</w:t>
-        </w:r>
-      </w:hyperlink>
-      <w:hyperlink r:id="rId48">
-        <w:r>
-          <w:rPr>
-            <w:lang w:val="zh_TW" w:bidi="zh_TW"/>
-          </w:rPr>
-          <w:rPr>
-            <w:color w:val="0000EE"/>
-            <w:u w:val="single"/>
-          </w:rPr>
-          <w:t>8:2，</w:t>
-        </w:r>
-      </w:hyperlink>
-      <w:hyperlink r:id="rId49">
-        <w:r>
-          <w:rPr>
-            <w:lang w:val="zh_TW" w:bidi="zh_TW"/>
-          </w:rPr>
-          <w:rPr>
-            <w:color w:val="0000EE"/>
-            <w:u w:val="single"/>
-          </w:rPr>
-          <w:t>10:9</w:t>
-        </w:r>
-      </w:hyperlink>
-      <w:r>
-        <w:rPr>
-          <w:lang w:val="zh_TW" w:bidi="zh_TW"/>
-        </w:rPr>
-        <w:t>；</w:t>
-      </w:r>
-      <w:hyperlink r:id="rId50">
-        <w:r>
-          <w:rPr>
-            <w:lang w:val="zh_TW" w:bidi="zh_TW"/>
-          </w:rPr>
-          <w:rPr>
-            <w:color w:val="0000EE"/>
-            <w:u w:val="single"/>
-          </w:rPr>
-          <w:t>但10:6</w:t>
-        </w:r>
-      </w:hyperlink>
-      <w:r>
-        <w:rPr>
-          <w:lang w:val="zh_TW" w:bidi="zh_TW"/>
-        </w:rPr>
-        <w:t>）。</w:t>
-      </w:r>
-      <w:hyperlink r:id="rId44">
-        <w:r>
-          <w:rPr>
-            <w:lang w:val="zh_TW" w:bidi="zh_TW"/>
-          </w:rPr>
-          <w:rPr>
-            <w:color w:val="0000EE"/>
-            <w:u w:val="single"/>
-          </w:rPr>
-          <w:t>利未記十三章55節</w:t>
-        </w:r>
-      </w:hyperlink>
-      <w:r>
-        <w:rPr>
-          <w:lang w:val="zh_TW" w:bidi="zh_TW"/>
-        </w:rPr>
-        <w:t>在和合本中保留了「色」的翻譯。在和合本中翻譯為「顏色」的其它詞語指的是面部外觀（</w:t>
-      </w:r>
-      <w:hyperlink r:id="rId51">
-        <w:r>
-          <w:rPr>
-            <w:lang w:val="zh_TW" w:bidi="zh_TW"/>
-          </w:rPr>
-          <w:rPr>
-            <w:color w:val="0000EE"/>
-            <w:u w:val="single"/>
-          </w:rPr>
-          <w:t>但5:6–10，</w:t>
-        </w:r>
-      </w:hyperlink>
-      <w:hyperlink r:id="rId52">
-        <w:r>
-          <w:rPr>
-            <w:lang w:val="zh_TW" w:bidi="zh_TW"/>
-          </w:rPr>
-          <w:rPr>
-            <w:color w:val="0000EE"/>
-            <w:u w:val="single"/>
-          </w:rPr>
-          <w:t>7:28</w:t>
-        </w:r>
-      </w:hyperlink>
-      <w:r>
-        <w:rPr>
-          <w:lang w:val="zh_TW" w:bidi="zh_TW"/>
-        </w:rPr>
-        <w:t>）、多色的布料（</w:t>
-      </w:r>
-      <w:hyperlink r:id="rId53">
-        <w:r>
-          <w:rPr>
-            <w:lang w:val="zh_TW" w:bidi="zh_TW"/>
-          </w:rPr>
-          <w:rPr>
-            <w:color w:val="0000EE"/>
-            <w:u w:val="single"/>
-          </w:rPr>
-          <w:t>箴7:16</w:t>
-        </w:r>
-      </w:hyperlink>
-      <w:r>
-        <w:rPr>
-          <w:lang w:val="zh_TW" w:bidi="zh_TW"/>
-        </w:rPr>
-        <w:t>；</w:t>
-      </w:r>
-      <w:hyperlink r:id="rId54">
-        <w:r>
-          <w:rPr>
-            <w:lang w:val="zh_TW" w:bidi="zh_TW"/>
-          </w:rPr>
-          <w:rPr>
-            <w:color w:val="0000EE"/>
-            <w:u w:val="single"/>
-          </w:rPr>
-          <w:t>結17:3，</w:t>
-        </w:r>
-      </w:hyperlink>
-      <w:hyperlink r:id="rId55">
-        <w:r>
-          <w:rPr>
-            <w:lang w:val="zh_TW" w:bidi="zh_TW"/>
-          </w:rPr>
-          <w:rPr>
-            <w:color w:val="0000EE"/>
-            <w:u w:val="single"/>
-          </w:rPr>
-          <w:t>27:24</w:t>
-        </w:r>
-      </w:hyperlink>
-      <w:r>
-        <w:rPr>
-          <w:lang w:val="zh_TW" w:bidi="zh_TW"/>
-        </w:rPr>
-        <w:t>）、寶石（</w:t>
-      </w:r>
-      <w:hyperlink r:id="rId56">
-        <w:r>
-          <w:rPr>
-            <w:lang w:val="zh_TW" w:bidi="zh_TW"/>
-          </w:rPr>
-          <w:rPr>
-            <w:color w:val="0000EE"/>
-            <w:u w:val="single"/>
-          </w:rPr>
-          <w:t>代上29:2</w:t>
-        </w:r>
-      </w:hyperlink>
-      <w:r>
-        <w:rPr>
-          <w:lang w:val="zh_TW" w:bidi="zh_TW"/>
-        </w:rPr>
-        <w:t>），以及胸甲（</w:t>
-      </w:r>
-      <w:hyperlink r:id="rId57">
-        <w:r>
-          <w:rPr>
-            <w:lang w:val="zh_TW" w:bidi="zh_TW"/>
-          </w:rPr>
-          <w:rPr>
-            <w:color w:val="0000EE"/>
-            <w:u w:val="single"/>
-          </w:rPr>
-          <w:t>啟9:17</w:t>
-        </w:r>
-      </w:hyperlink>
-      <w:r>
-        <w:rPr>
-          <w:lang w:val="zh_TW" w:bidi="zh_TW"/>
-        </w:rPr>
-        <w:t>）。約瑟的「彩衣」（</w:t>
-      </w:r>
-      <w:hyperlink r:id="rId58">
-        <w:r>
-          <w:rPr>
-            <w:lang w:val="zh_TW" w:bidi="zh_TW"/>
-          </w:rPr>
-          <w:rPr>
-            <w:color w:val="0000EE"/>
-            <w:u w:val="single"/>
-          </w:rPr>
-          <w:t>創37:3</w:t>
-        </w:r>
-      </w:hyperlink>
-      <w:r>
-        <w:rPr>
-          <w:lang w:val="zh_TW" w:bidi="zh_TW"/>
-        </w:rPr>
-        <w:t>）和她瑪的「彩衣」（</w:t>
-      </w:r>
-      <w:hyperlink r:id="rId59">
-        <w:r>
-          <w:rPr>
-            <w:lang w:val="zh_TW" w:bidi="zh_TW"/>
-          </w:rPr>
-          <w:rPr>
-            <w:color w:val="0000EE"/>
-            <w:u w:val="single"/>
-          </w:rPr>
-          <w:t>撒下13:18–19</w:t>
-        </w:r>
-      </w:hyperlink>
-      <w:r>
-        <w:rPr>
-          <w:lang w:val="zh_TW" w:bidi="zh_TW"/>
-        </w:rPr>
-        <w:t>）實際上是長袖外袍或富麗裝飾的長袍，象徵被偏愛的地位。</w:t>
-      </w:r>
-    </w:p>
-    <w:p>
-      <w:pPr/>
-      <w:r>
-        <w:rPr>
-          <w:lang w:val="zh_TW" w:bidi="zh_TW"/>
-        </w:rPr>
-      </w:r>
-      <w:r>
-        <w:rPr>
-          <w:lang w:val="zh_TW" w:bidi="zh_TW"/>
-        </w:rPr>
-        <w:t>在新約中，一個意為「假作（pretense）」的詞在</w:t>
-      </w:r>
-      <w:hyperlink r:id="rId60">
-        <w:r>
-          <w:rPr>
-            <w:lang w:val="zh_TW" w:bidi="zh_TW"/>
-          </w:rPr>
-          <w:rPr>
-            <w:color w:val="0000EE"/>
-            <w:u w:val="single"/>
-          </w:rPr>
-          <w:t>使徒行傳二十七章30節</w:t>
-        </w:r>
-      </w:hyperlink>
-      <w:r>
-        <w:rPr>
-          <w:lang w:val="zh_TW" w:bidi="zh_TW"/>
-        </w:rPr>
-        <w:t>中被用於古義，有英文譯本的譯者解釋為「顏色（color）」。他們還在</w:t>
-      </w:r>
-      <w:hyperlink r:id="rId61">
-        <w:r>
-          <w:rPr>
-            <w:lang w:val="zh_TW" w:bidi="zh_TW"/>
-          </w:rPr>
-          <w:rPr>
-            <w:color w:val="0000EE"/>
-            <w:u w:val="single"/>
-          </w:rPr>
-          <w:t>啟示錄十七章4節</w:t>
-        </w:r>
-      </w:hyperlink>
-      <w:r>
-        <w:rPr>
-          <w:lang w:val="zh_TW" w:bidi="zh_TW"/>
-        </w:rPr>
-        <w:t>中添加了「顏色（color）」一詞，顯然是為了闡明其意義。</w:t>
-      </w:r>
-    </w:p>
-    <w:p>
-      <w:pPr/>
-      <w:r>
-        <w:rPr>
-          <w:lang w:val="zh_TW" w:bidi="zh_TW"/>
-        </w:rPr>
-      </w:r>
-      <w:r>
-        <w:rPr>
-          <w:lang w:val="zh_TW" w:bidi="zh_TW"/>
-        </w:rPr>
-        <w:t>儘管聖經提到許多顏色，但顏色並未特別被強調。對於自然顏色的描述很少出現，而出現頻率最高且區別最清楚的顏色則是人造的染料。</w:t>
-      </w:r>
-    </w:p>
-    <w:p>
-      <w:pPr>
-        <w:pStyle w:val="Heading3"/>
-      </w:pPr>
-      <w:r>
-        <w:rPr>
-          <w:lang w:val="zh_TW" w:bidi="zh_TW"/>
-        </w:rPr>
-        <w:t>聖經中提到的顏色</w:t>
-      </w:r>
-    </w:p>
-    <w:p>
-      <w:pPr/>
-      <w:r>
-        <w:rPr>
-          <w:lang w:val="zh_TW" w:bidi="zh_TW"/>
-        </w:rPr>
-      </w:r>
-      <w:r>
-        <w:rPr>
-          <w:lang w:val="zh_TW" w:bidi="zh_TW"/>
-        </w:rPr>
-        <w:t>由於希伯來人對顏色的感知方式與現代西方文化不同，有時很難準確翻譯希伯來文中表示顏色的詞。因此，英文聖經譯本中這些詞的翻譯經常有很大差異。為了提供比較的基礎，本文主要根據和合本經文，但有例外時會另行說明。</w:t>
-      </w:r>
-    </w:p>
-    <w:p>
-      <w:pPr/>
-      <w:r>
-        <w:rPr>
-          <w:lang w:val="zh_TW" w:bidi="zh_TW"/>
-        </w:rPr>
-      </w:r>
-      <w:r>
-        <w:rPr>
-          <w:lang w:val="zh_TW" w:bidi="zh_TW"/>
-        </w:rPr>
-        <w:t>在舊約和新約中最常提到的顏色如下：</w:t>
-      </w:r>
-    </w:p>
-    <w:p>
-      <w:pPr/>
-      <w:r>
-        <w:rPr>
-          <w:lang w:val="zh_TW" w:bidi="zh_TW"/>
-        </w:rPr>
-      </w:r>
-      <w:r>
-        <w:rPr>
-          <w:lang w:val="zh_TW" w:bidi="zh_TW"/>
-        </w:rPr>
-        <w:t>「黑色」在舊約中由五個詞表達，在新約中由一個詞表達，指不同程度的黑暗。這些詞描述了：羊的顏色（</w:t>
-      </w:r>
-      <w:hyperlink r:id="rId62">
-        <w:r>
-          <w:rPr>
-            <w:lang w:val="zh_TW" w:bidi="zh_TW"/>
-          </w:rPr>
-          <w:rPr>
-            <w:color w:val="0000EE"/>
-            <w:u w:val="single"/>
-          </w:rPr>
-          <w:t>創30:32–33、35、40</w:t>
-        </w:r>
-      </w:hyperlink>
-      <w:r>
-        <w:rPr>
-          <w:lang w:val="zh_TW" w:bidi="zh_TW"/>
-        </w:rPr>
-        <w:t>）、頭髮（</w:t>
-      </w:r>
-      <w:hyperlink r:id="rId63">
-        <w:r>
-          <w:rPr>
-            <w:lang w:val="zh_TW" w:bidi="zh_TW"/>
-          </w:rPr>
-          <w:rPr>
-            <w:color w:val="0000EE"/>
-            <w:u w:val="single"/>
-          </w:rPr>
-          <w:t>利13:31、37</w:t>
-        </w:r>
-      </w:hyperlink>
-      <w:r>
-        <w:rPr>
-          <w:lang w:val="zh_TW" w:bidi="zh_TW"/>
-        </w:rPr>
-        <w:t>；</w:t>
-      </w:r>
-      <w:hyperlink r:id="rId64">
-        <w:r>
-          <w:rPr>
-            <w:lang w:val="zh_TW" w:bidi="zh_TW"/>
-          </w:rPr>
-          <w:rPr>
-            <w:color w:val="0000EE"/>
-            <w:u w:val="single"/>
-          </w:rPr>
-          <w:t>歌5:11</w:t>
-        </w:r>
-      </w:hyperlink>
-      <w:r>
-        <w:rPr>
-          <w:lang w:val="zh_TW" w:bidi="zh_TW"/>
-        </w:rPr>
-        <w:t>；</w:t>
-      </w:r>
-      <w:hyperlink r:id="rId65">
-        <w:r>
-          <w:rPr>
-            <w:lang w:val="zh_TW" w:bidi="zh_TW"/>
-          </w:rPr>
-          <w:rPr>
-            <w:color w:val="0000EE"/>
-            <w:u w:val="single"/>
-          </w:rPr>
-          <w:t>太5:36</w:t>
-        </w:r>
-      </w:hyperlink>
-      <w:r>
-        <w:rPr>
-          <w:lang w:val="zh_TW" w:bidi="zh_TW"/>
-        </w:rPr>
-        <w:t>）、皮膚（</w:t>
-      </w:r>
-      <w:hyperlink r:id="rId66">
-        <w:r>
-          <w:rPr>
-            <w:lang w:val="zh_TW" w:bidi="zh_TW"/>
-          </w:rPr>
-          <w:rPr>
-            <w:color w:val="0000EE"/>
-            <w:u w:val="single"/>
-          </w:rPr>
-          <w:t>伯30:30</w:t>
-        </w:r>
-      </w:hyperlink>
-      <w:r>
-        <w:rPr>
-          <w:lang w:val="zh_TW" w:bidi="zh_TW"/>
-        </w:rPr>
-        <w:t>）、馬（</w:t>
-      </w:r>
-      <w:hyperlink r:id="rId67">
-        <w:r>
-          <w:rPr>
-            <w:lang w:val="zh_TW" w:bidi="zh_TW"/>
-          </w:rPr>
-          <w:rPr>
-            <w:color w:val="0000EE"/>
-            <w:u w:val="single"/>
-          </w:rPr>
-          <w:t>亞6:2、6</w:t>
-        </w:r>
-      </w:hyperlink>
-      <w:r>
-        <w:rPr>
-          <w:lang w:val="zh_TW" w:bidi="zh_TW"/>
-        </w:rPr>
-        <w:t>；</w:t>
-      </w:r>
-      <w:hyperlink r:id="rId68">
-        <w:r>
-          <w:rPr>
-            <w:lang w:val="zh_TW" w:bidi="zh_TW"/>
-          </w:rPr>
-          <w:rPr>
-            <w:color w:val="0000EE"/>
-            <w:u w:val="single"/>
-          </w:rPr>
-          <w:t>啟6:5</w:t>
-        </w:r>
-      </w:hyperlink>
-      <w:r>
-        <w:rPr>
-          <w:lang w:val="zh_TW" w:bidi="zh_TW"/>
-        </w:rPr>
-        <w:t>）、天空（</w:t>
-      </w:r>
-      <w:hyperlink r:id="rId69">
-        <w:r>
-          <w:rPr>
-            <w:lang w:val="zh_TW" w:bidi="zh_TW"/>
-          </w:rPr>
-          <w:rPr>
-            <w:color w:val="0000EE"/>
-            <w:u w:val="single"/>
-          </w:rPr>
-          <w:t>王上18:45</w:t>
-        </w:r>
-      </w:hyperlink>
-      <w:r>
-        <w:rPr>
-          <w:lang w:val="zh_TW" w:bidi="zh_TW"/>
-        </w:rPr>
-        <w:t>；</w:t>
-      </w:r>
-      <w:hyperlink r:id="rId70">
-        <w:r>
-          <w:rPr>
-            <w:lang w:val="zh_TW" w:bidi="zh_TW"/>
-          </w:rPr>
-          <w:rPr>
-            <w:color w:val="0000EE"/>
-            <w:u w:val="single"/>
-          </w:rPr>
-          <w:t>賽50:3</w:t>
-        </w:r>
-      </w:hyperlink>
-      <w:r>
-        <w:rPr>
-          <w:lang w:val="zh_TW" w:bidi="zh_TW"/>
-        </w:rPr>
-        <w:t>；</w:t>
-      </w:r>
-      <w:hyperlink r:id="rId71">
-        <w:r>
-          <w:rPr>
-            <w:lang w:val="zh_TW" w:bidi="zh_TW"/>
-          </w:rPr>
-          <w:rPr>
-            <w:color w:val="0000EE"/>
-            <w:u w:val="single"/>
-          </w:rPr>
-          <w:t>耶4:28</w:t>
-        </w:r>
-      </w:hyperlink>
-      <w:r>
-        <w:rPr>
-          <w:lang w:val="zh_TW" w:bidi="zh_TW"/>
-        </w:rPr>
-        <w:t>）、白日（</w:t>
-      </w:r>
-      <w:hyperlink r:id="rId72">
-        <w:r>
-          <w:rPr>
-            <w:lang w:val="zh_TW" w:bidi="zh_TW"/>
-          </w:rPr>
-          <w:rPr>
-            <w:color w:val="0000EE"/>
-            <w:u w:val="single"/>
-          </w:rPr>
-          <w:t>伯3:5</w:t>
-        </w:r>
-      </w:hyperlink>
-      <w:r>
-        <w:rPr>
-          <w:lang w:val="zh_TW" w:bidi="zh_TW"/>
-        </w:rPr>
-        <w:t>；</w:t>
-      </w:r>
-      <w:hyperlink r:id="rId73">
-        <w:r>
-          <w:rPr>
-            <w:lang w:val="zh_TW" w:bidi="zh_TW"/>
-          </w:rPr>
-          <w:rPr>
-            <w:color w:val="0000EE"/>
-            <w:u w:val="single"/>
-          </w:rPr>
-          <w:t>彌3:6</w:t>
-        </w:r>
-      </w:hyperlink>
-      <w:r>
-        <w:rPr>
-          <w:lang w:val="zh_TW" w:bidi="zh_TW"/>
-        </w:rPr>
-        <w:t>）、變黑的太陽（</w:t>
-      </w:r>
-      <w:hyperlink r:id="rId74">
-        <w:r>
-          <w:rPr>
-            <w:lang w:val="zh_TW" w:bidi="zh_TW"/>
-          </w:rPr>
-          <w:rPr>
-            <w:color w:val="0000EE"/>
-            <w:u w:val="single"/>
-          </w:rPr>
-          <w:t>啟6:12</w:t>
-        </w:r>
-      </w:hyperlink>
-      <w:r>
-        <w:rPr>
-          <w:lang w:val="zh_TW" w:bidi="zh_TW"/>
-        </w:rPr>
-        <w:t>），以及入侵的軍隊（</w:t>
-      </w:r>
-      <w:hyperlink r:id="rId75">
-        <w:r>
-          <w:rPr>
-            <w:lang w:val="zh_TW" w:bidi="zh_TW"/>
-          </w:rPr>
-          <w:rPr>
-            <w:color w:val="0000EE"/>
-            <w:u w:val="single"/>
-          </w:rPr>
-          <w:t>珥2:2</w:t>
-        </w:r>
-      </w:hyperlink>
-      <w:r>
-        <w:rPr>
-          <w:lang w:val="zh_TW" w:bidi="zh_TW"/>
-        </w:rPr>
-        <w:t>）。約伯記的「沒有日光」（</w:t>
-      </w:r>
-      <w:hyperlink r:id="rId76">
-        <w:r>
-          <w:rPr>
-            <w:lang w:val="zh_TW" w:bidi="zh_TW"/>
-          </w:rPr>
-          <w:rPr>
-            <w:color w:val="0000EE"/>
-            <w:u w:val="single"/>
-          </w:rPr>
-          <w:t>伯30:28</w:t>
-        </w:r>
-      </w:hyperlink>
-      <w:r>
-        <w:rPr>
-          <w:lang w:val="zh_TW" w:bidi="zh_TW"/>
-        </w:rPr>
-        <w:t>）被理解為災病或悲傷。</w:t>
-      </w:r>
-    </w:p>
-    <w:p>
-      <w:pPr/>
-      <w:r>
-        <w:rPr>
-          <w:lang w:val="zh_TW" w:bidi="zh_TW"/>
-        </w:rPr>
-      </w:r>
-      <w:r>
-        <w:rPr>
-          <w:lang w:val="zh_TW" w:bidi="zh_TW"/>
-        </w:rPr>
-        <w:t>「藍色」可能指的是從地中海軟體動物中獲得的藍紫色染料。這是一種受歡迎的顏色，但古代認為其不如「皇家紫色」高貴。這兩種染料都產於泰爾，泰爾曾一度壟斷藍色和紫色染料的製造（</w:t>
-      </w:r>
-      <w:hyperlink r:id="rId77">
-        <w:r>
-          <w:rPr>
-            <w:lang w:val="zh_TW" w:bidi="zh_TW"/>
-          </w:rPr>
-          <w:rPr>
-            <w:color w:val="0000EE"/>
-            <w:u w:val="single"/>
-          </w:rPr>
-          <w:t>代下2:7、14</w:t>
-        </w:r>
-      </w:hyperlink>
-      <w:r>
-        <w:rPr>
-          <w:lang w:val="zh_TW" w:bidi="zh_TW"/>
-        </w:rPr>
-        <w:t>；</w:t>
-      </w:r>
-      <w:hyperlink r:id="rId55">
-        <w:r>
-          <w:rPr>
-            <w:lang w:val="zh_TW" w:bidi="zh_TW"/>
-          </w:rPr>
-          <w:rPr>
-            <w:color w:val="0000EE"/>
-            <w:u w:val="single"/>
-          </w:rPr>
-          <w:t>結27:24</w:t>
-        </w:r>
-      </w:hyperlink>
-      <w:r>
-        <w:rPr>
-          <w:lang w:val="zh_TW" w:bidi="zh_TW"/>
-        </w:rPr>
-        <w:t>）。泰爾的船使用藍色和紫色作為船篷（</w:t>
-      </w:r>
-      <w:hyperlink r:id="rId78">
-        <w:r>
-          <w:rPr>
-            <w:lang w:val="zh_TW" w:bidi="zh_TW"/>
-          </w:rPr>
-          <w:rPr>
-            <w:color w:val="0000EE"/>
-            <w:u w:val="single"/>
-          </w:rPr>
-          <w:t>結27:7</w:t>
-        </w:r>
-      </w:hyperlink>
-      <w:r>
-        <w:rPr>
-          <w:lang w:val="zh_TW" w:bidi="zh_TW"/>
-        </w:rPr>
-        <w:t>）。藍色被用於會幕的布料（</w:t>
-      </w:r>
-      <w:hyperlink r:id="rId79">
-        <w:r>
-          <w:rPr>
-            <w:lang w:val="zh_TW" w:bidi="zh_TW"/>
-          </w:rPr>
-          <w:rPr>
-            <w:color w:val="0000EE"/>
-            <w:u w:val="single"/>
-          </w:rPr>
-          <w:t>出26:1</w:t>
-        </w:r>
-      </w:hyperlink>
-      <w:r>
-        <w:rPr>
-          <w:lang w:val="zh_TW" w:bidi="zh_TW"/>
-        </w:rPr>
-        <w:t>；</w:t>
-      </w:r>
-      <w:hyperlink r:id="rId80">
-        <w:r>
-          <w:rPr>
-            <w:lang w:val="zh_TW" w:bidi="zh_TW"/>
-          </w:rPr>
-          <w:rPr>
-            <w:color w:val="0000EE"/>
-            <w:u w:val="single"/>
-          </w:rPr>
-          <w:t>民4:6–9</w:t>
-        </w:r>
-      </w:hyperlink>
-      <w:r>
-        <w:rPr>
-          <w:lang w:val="zh_TW" w:bidi="zh_TW"/>
-        </w:rPr>
-        <w:t>）、祭司的衣服（</w:t>
-      </w:r>
-      <w:hyperlink r:id="rId81">
-        <w:r>
-          <w:rPr>
-            <w:lang w:val="zh_TW" w:bidi="zh_TW"/>
-          </w:rPr>
-          <w:rPr>
-            <w:color w:val="0000EE"/>
-            <w:u w:val="single"/>
-          </w:rPr>
-          <w:t>出28:5–6</w:t>
-        </w:r>
-      </w:hyperlink>
-      <w:r>
-        <w:rPr>
-          <w:lang w:val="zh_TW" w:bidi="zh_TW"/>
-        </w:rPr>
-        <w:t>）、所羅門的聖殿（</w:t>
-      </w:r>
-      <w:hyperlink r:id="rId77">
-        <w:r>
-          <w:rPr>
-            <w:lang w:val="zh_TW" w:bidi="zh_TW"/>
-          </w:rPr>
-          <w:rPr>
-            <w:color w:val="0000EE"/>
-            <w:u w:val="single"/>
-          </w:rPr>
-          <w:t>代下2:7、14</w:t>
-        </w:r>
-      </w:hyperlink>
-      <w:r>
-        <w:rPr>
-          <w:lang w:val="zh_TW" w:bidi="zh_TW"/>
-        </w:rPr>
-        <w:t>），以及波斯王宮（</w:t>
-      </w:r>
-      <w:hyperlink r:id="rId29">
-        <w:r>
-          <w:rPr>
-            <w:lang w:val="zh_TW" w:bidi="zh_TW"/>
-          </w:rPr>
-          <w:rPr>
-            <w:color w:val="0000EE"/>
-            <w:u w:val="single"/>
-          </w:rPr>
-          <w:t>斯1:6，</w:t>
-        </w:r>
-      </w:hyperlink>
-      <w:hyperlink r:id="rId82">
-        <w:r>
-          <w:rPr>
-            <w:lang w:val="zh_TW" w:bidi="zh_TW"/>
-          </w:rPr>
-          <w:rPr>
-            <w:color w:val="0000EE"/>
-            <w:u w:val="single"/>
-          </w:rPr>
-          <w:t>8:15</w:t>
-        </w:r>
-      </w:hyperlink>
-      <w:r>
-        <w:rPr>
-          <w:lang w:val="zh_TW" w:bidi="zh_TW"/>
-        </w:rPr>
-        <w:t>）。藍色在新約中沒有被提及。</w:t>
-      </w:r>
-    </w:p>
-    <w:p>
-      <w:pPr/>
-      <w:r>
-        <w:rPr>
-          <w:lang w:val="zh_TW" w:bidi="zh_TW"/>
-        </w:rPr>
-      </w:r>
-      <w:r>
-        <w:rPr>
-          <w:lang w:val="zh_TW" w:bidi="zh_TW"/>
-        </w:rPr>
-        <w:t>「紅色」是三個不同希伯來文的翻譯。這種不同色調的紅色是從某些昆蟲中提取的。這個詞描述了所羅門的聖殿中的某些布料（</w:t>
-      </w:r>
-      <w:hyperlink r:id="rId77">
-        <w:r>
-          <w:rPr>
-            <w:lang w:val="zh_TW" w:bidi="zh_TW"/>
-          </w:rPr>
-          <w:rPr>
-            <w:color w:val="0000EE"/>
-            <w:u w:val="single"/>
-          </w:rPr>
-          <w:t>代下2:7、14，</w:t>
-        </w:r>
-      </w:hyperlink>
-      <w:hyperlink r:id="rId83">
-        <w:r>
-          <w:rPr>
-            <w:lang w:val="zh_TW" w:bidi="zh_TW"/>
-          </w:rPr>
-          <w:rPr>
-            <w:color w:val="0000EE"/>
-            <w:u w:val="single"/>
-          </w:rPr>
-          <w:t>3:14</w:t>
-        </w:r>
-      </w:hyperlink>
-      <w:r>
-        <w:rPr>
-          <w:lang w:val="zh_TW" w:bidi="zh_TW"/>
-        </w:rPr>
-        <w:t>），並被用來比喻罪（</w:t>
-      </w:r>
-      <w:hyperlink r:id="rId84">
-        <w:r>
-          <w:rPr>
-            <w:lang w:val="zh_TW" w:bidi="zh_TW"/>
-          </w:rPr>
-          <w:rPr>
-            <w:color w:val="0000EE"/>
-            <w:u w:val="single"/>
-          </w:rPr>
-          <w:t>賽1:18</w:t>
-        </w:r>
-      </w:hyperlink>
-      <w:r>
-        <w:rPr>
-          <w:lang w:val="zh_TW" w:bidi="zh_TW"/>
-        </w:rPr>
-        <w:t>）。形容波斯拉衣服的「紅」（</w:t>
-      </w:r>
-      <w:hyperlink r:id="rId85">
-        <w:r>
-          <w:rPr>
-            <w:lang w:val="zh_TW" w:bidi="zh_TW"/>
-          </w:rPr>
-          <w:rPr>
-            <w:color w:val="0000EE"/>
-            <w:u w:val="single"/>
-          </w:rPr>
-          <w:t>63:1</w:t>
-        </w:r>
-      </w:hyperlink>
-      <w:r>
-        <w:rPr>
-          <w:lang w:val="zh_TW" w:bidi="zh_TW"/>
-        </w:rPr>
-        <w:t>）可能意味著「鮮豔的顏色」而不是特定的色調。</w:t>
-      </w:r>
-    </w:p>
-    <w:p>
-      <w:pPr/>
-      <w:r>
-        <w:rPr>
-          <w:lang w:val="zh_TW" w:bidi="zh_TW"/>
-        </w:rPr>
-      </w:r>
-      <w:r>
-        <w:rPr>
-          <w:lang w:val="zh_TW" w:bidi="zh_TW"/>
-        </w:rPr>
-        <w:t>「灰色」這個顏色僅在舊約中出現，專門用來形容老年，如灰白的頭髮或白髮（</w:t>
-      </w:r>
-      <w:hyperlink r:id="rId86">
-        <w:r>
-          <w:rPr>
-            <w:lang w:val="zh_TW" w:bidi="zh_TW"/>
-          </w:rPr>
-          <w:rPr>
-            <w:color w:val="0000EE"/>
-            <w:u w:val="single"/>
-          </w:rPr>
-          <w:t>創42:38</w:t>
-        </w:r>
-      </w:hyperlink>
-      <w:r>
-        <w:rPr>
-          <w:lang w:val="zh_TW" w:bidi="zh_TW"/>
-        </w:rPr>
-        <w:t>；</w:t>
-      </w:r>
-      <w:hyperlink r:id="rId87">
-        <w:r>
-          <w:rPr>
-            <w:lang w:val="zh_TW" w:bidi="zh_TW"/>
-          </w:rPr>
-          <w:rPr>
-            <w:color w:val="0000EE"/>
-            <w:u w:val="single"/>
-          </w:rPr>
-          <w:t>44:29–31</w:t>
-        </w:r>
-      </w:hyperlink>
-      <w:r>
-        <w:rPr>
-          <w:lang w:val="zh_TW" w:bidi="zh_TW"/>
-        </w:rPr>
-        <w:t>；</w:t>
-      </w:r>
-      <w:hyperlink r:id="rId88">
-        <w:r>
-          <w:rPr>
-            <w:lang w:val="zh_TW" w:bidi="zh_TW"/>
-          </w:rPr>
-          <w:rPr>
-            <w:color w:val="0000EE"/>
-            <w:u w:val="single"/>
-          </w:rPr>
-          <w:t>申32:25</w:t>
-        </w:r>
-      </w:hyperlink>
-      <w:r>
-        <w:rPr>
-          <w:lang w:val="zh_TW" w:bidi="zh_TW"/>
-        </w:rPr>
-        <w:t>；</w:t>
-      </w:r>
-      <w:hyperlink r:id="rId89">
-        <w:r>
-          <w:rPr>
-            <w:lang w:val="zh_TW" w:bidi="zh_TW"/>
-          </w:rPr>
-          <w:rPr>
-            <w:color w:val="0000EE"/>
-            <w:u w:val="single"/>
-          </w:rPr>
-          <w:t>撒上12:2</w:t>
-        </w:r>
-      </w:hyperlink>
-      <w:r>
-        <w:rPr>
-          <w:lang w:val="zh_TW" w:bidi="zh_TW"/>
-        </w:rPr>
-        <w:t>；</w:t>
-      </w:r>
-      <w:hyperlink r:id="rId90">
-        <w:r>
-          <w:rPr>
-            <w:lang w:val="zh_TW" w:bidi="zh_TW"/>
-          </w:rPr>
-          <w:rPr>
-            <w:color w:val="0000EE"/>
-            <w:u w:val="single"/>
-          </w:rPr>
-          <w:t>王上2:6、9</w:t>
-        </w:r>
-      </w:hyperlink>
-      <w:r>
-        <w:rPr>
-          <w:lang w:val="zh_TW" w:bidi="zh_TW"/>
-        </w:rPr>
-        <w:t>；</w:t>
-      </w:r>
-      <w:hyperlink r:id="rId91">
-        <w:r>
-          <w:rPr>
-            <w:lang w:val="zh_TW" w:bidi="zh_TW"/>
-          </w:rPr>
-          <w:rPr>
-            <w:color w:val="0000EE"/>
-            <w:u w:val="single"/>
-          </w:rPr>
-          <w:t>伯15:10</w:t>
-        </w:r>
-      </w:hyperlink>
-      <w:r>
-        <w:rPr>
-          <w:lang w:val="zh_TW" w:bidi="zh_TW"/>
-        </w:rPr>
-        <w:t>；</w:t>
-      </w:r>
-      <w:hyperlink r:id="rId92">
-        <w:r>
-          <w:rPr>
-            <w:lang w:val="zh_TW" w:bidi="zh_TW"/>
-          </w:rPr>
-          <w:rPr>
-            <w:color w:val="0000EE"/>
-            <w:u w:val="single"/>
-          </w:rPr>
-          <w:t>詩71:18</w:t>
-        </w:r>
-      </w:hyperlink>
-      <w:r>
-        <w:rPr>
-          <w:lang w:val="zh_TW" w:bidi="zh_TW"/>
-        </w:rPr>
-        <w:t>；</w:t>
-      </w:r>
-      <w:hyperlink r:id="rId93">
-        <w:r>
-          <w:rPr>
-            <w:lang w:val="zh_TW" w:bidi="zh_TW"/>
-          </w:rPr>
-          <w:rPr>
-            <w:color w:val="0000EE"/>
-            <w:u w:val="single"/>
-          </w:rPr>
-          <w:t>箴20:29</w:t>
-        </w:r>
-      </w:hyperlink>
-      <w:r>
-        <w:rPr>
-          <w:lang w:val="zh_TW" w:bidi="zh_TW"/>
-        </w:rPr>
-        <w:t>；</w:t>
-      </w:r>
-      <w:hyperlink r:id="rId94">
-        <w:r>
-          <w:rPr>
-            <w:lang w:val="zh_TW" w:bidi="zh_TW"/>
-          </w:rPr>
-          <w:rPr>
-            <w:color w:val="0000EE"/>
-            <w:u w:val="single"/>
-          </w:rPr>
-          <w:t>賽46:4</w:t>
-        </w:r>
-      </w:hyperlink>
-      <w:r>
-        <w:rPr>
-          <w:lang w:val="zh_TW" w:bidi="zh_TW"/>
-        </w:rPr>
-        <w:t>；</w:t>
-      </w:r>
-      <w:hyperlink r:id="rId95">
-        <w:r>
-          <w:rPr>
-            <w:lang w:val="zh_TW" w:bidi="zh_TW"/>
-          </w:rPr>
-          <w:rPr>
-            <w:color w:val="0000EE"/>
-            <w:u w:val="single"/>
-          </w:rPr>
-          <w:t>何7:9</w:t>
-        </w:r>
-      </w:hyperlink>
-      <w:r>
-        <w:rPr>
-          <w:lang w:val="zh_TW" w:bidi="zh_TW"/>
-        </w:rPr>
-        <w:t>）。用來形容雜色灰馬的另一個詞（</w:t>
-      </w:r>
-      <w:hyperlink r:id="rId96">
-        <w:r>
-          <w:rPr>
-            <w:lang w:val="zh_TW" w:bidi="zh_TW"/>
-          </w:rPr>
-          <w:rPr>
-            <w:color w:val="0000EE"/>
-            <w:u w:val="single"/>
-          </w:rPr>
-          <w:t>亞6:3</w:t>
-        </w:r>
-      </w:hyperlink>
-      <w:r>
-        <w:rPr>
-          <w:lang w:val="zh_TW" w:bidi="zh_TW"/>
-        </w:rPr>
-        <w:t>）可能意指「斑點」或「斑駁」。</w:t>
-      </w:r>
-    </w:p>
-    <w:p>
-      <w:pPr/>
-      <w:r>
-        <w:rPr>
-          <w:lang w:val="zh_TW" w:bidi="zh_TW"/>
-        </w:rPr>
-      </w:r>
-      <w:r>
-        <w:rPr>
-          <w:lang w:val="zh_TW" w:bidi="zh_TW"/>
-        </w:rPr>
-        <w:t>「綠色」在舊約中由七個詞表達，在新約中由兩個詞表達。多數詞指植物，描述植物的新鮮或濕潤狀態，而非顏色。被形容為「綠色」的有：植物（</w:t>
-      </w:r>
-      <w:hyperlink r:id="rId97">
-        <w:r>
-          <w:rPr>
-            <w:lang w:val="zh_TW" w:bidi="zh_TW"/>
-          </w:rPr>
-          <w:rPr>
-            <w:color w:val="0000EE"/>
-            <w:u w:val="single"/>
-          </w:rPr>
-          <w:t>創1:30</w:t>
-        </w:r>
-      </w:hyperlink>
-      <w:r>
-        <w:rPr>
-          <w:lang w:val="zh_TW" w:bidi="zh_TW"/>
-        </w:rPr>
-        <w:t>）、樹木（</w:t>
-      </w:r>
-      <w:hyperlink r:id="rId98">
-        <w:r>
-          <w:rPr>
-            <w:lang w:val="zh_TW" w:bidi="zh_TW"/>
-          </w:rPr>
-          <w:rPr>
-            <w:color w:val="0000EE"/>
-            <w:u w:val="single"/>
-          </w:rPr>
-          <w:t>王上14:23</w:t>
-        </w:r>
-      </w:hyperlink>
-      <w:r>
-        <w:rPr>
-          <w:lang w:val="zh_TW" w:bidi="zh_TW"/>
-        </w:rPr>
-        <w:t>）、枝子（</w:t>
-      </w:r>
-      <w:hyperlink r:id="rId99">
-        <w:r>
-          <w:rPr>
-            <w:lang w:val="zh_TW" w:bidi="zh_TW"/>
-          </w:rPr>
-          <w:rPr>
-            <w:color w:val="0000EE"/>
-            <w:u w:val="single"/>
-          </w:rPr>
-          <w:t>伯15:32</w:t>
-        </w:r>
-      </w:hyperlink>
-      <w:r>
-        <w:rPr>
-          <w:lang w:val="zh_TW" w:bidi="zh_TW"/>
-        </w:rPr>
-        <w:t>）、牧場（</w:t>
-      </w:r>
-      <w:hyperlink r:id="rId100">
-        <w:r>
-          <w:rPr>
-            <w:lang w:val="zh_TW" w:bidi="zh_TW"/>
-          </w:rPr>
-          <w:rPr>
-            <w:color w:val="0000EE"/>
-            <w:u w:val="single"/>
-          </w:rPr>
-          <w:t>詩23:2</w:t>
-        </w:r>
-      </w:hyperlink>
-      <w:r>
-        <w:rPr>
-          <w:lang w:val="zh_TW" w:bidi="zh_TW"/>
-        </w:rPr>
-        <w:t>；</w:t>
-      </w:r>
-      <w:hyperlink r:id="rId101">
-        <w:r>
-          <w:rPr>
-            <w:lang w:val="zh_TW" w:bidi="zh_TW"/>
-          </w:rPr>
-          <w:rPr>
-            <w:color w:val="0000EE"/>
-            <w:u w:val="single"/>
-          </w:rPr>
-          <w:t>珥2:22</w:t>
-        </w:r>
-      </w:hyperlink>
-      <w:r>
-        <w:rPr>
-          <w:lang w:val="zh_TW" w:bidi="zh_TW"/>
-        </w:rPr>
-        <w:t>）、草藥（</w:t>
-      </w:r>
-      <w:hyperlink r:id="rId102">
-        <w:r>
-          <w:rPr>
-            <w:lang w:val="zh_TW" w:bidi="zh_TW"/>
-          </w:rPr>
-          <w:rPr>
-            <w:color w:val="0000EE"/>
-            <w:u w:val="single"/>
-          </w:rPr>
-          <w:t>詩37:2</w:t>
-        </w:r>
-      </w:hyperlink>
-      <w:r>
-        <w:rPr>
-          <w:lang w:val="zh_TW" w:bidi="zh_TW"/>
-        </w:rPr>
-        <w:t>）、橄欖樹（</w:t>
-      </w:r>
-      <w:hyperlink r:id="rId103">
-        <w:r>
-          <w:rPr>
-            <w:lang w:val="zh_TW" w:bidi="zh_TW"/>
-          </w:rPr>
-          <w:rPr>
-            <w:color w:val="0000EE"/>
-            <w:u w:val="single"/>
-          </w:rPr>
-          <w:t>詩52:8</w:t>
-        </w:r>
-      </w:hyperlink>
-      <w:r>
-        <w:rPr>
-          <w:lang w:val="zh_TW" w:bidi="zh_TW"/>
-        </w:rPr>
-        <w:t>；</w:t>
-      </w:r>
-      <w:hyperlink r:id="rId104">
-        <w:r>
-          <w:rPr>
-            <w:lang w:val="zh_TW" w:bidi="zh_TW"/>
-          </w:rPr>
-          <w:rPr>
-            <w:color w:val="0000EE"/>
-            <w:u w:val="single"/>
-          </w:rPr>
-          <w:t>耶11:16</w:t>
-        </w:r>
-      </w:hyperlink>
-      <w:r>
-        <w:rPr>
-          <w:lang w:val="zh_TW" w:bidi="zh_TW"/>
-        </w:rPr>
-        <w:t>）、荊棘（</w:t>
-      </w:r>
-      <w:hyperlink r:id="rId105">
-        <w:r>
-          <w:rPr>
-            <w:lang w:val="zh_TW" w:bidi="zh_TW"/>
-          </w:rPr>
-          <w:rPr>
-            <w:color w:val="0000EE"/>
-            <w:u w:val="single"/>
-          </w:rPr>
-          <w:t>詩58:9</w:t>
-        </w:r>
-      </w:hyperlink>
-      <w:r>
-        <w:rPr>
-          <w:lang w:val="zh_TW" w:bidi="zh_TW"/>
-        </w:rPr>
-        <w:t>）、樹葉（</w:t>
-      </w:r>
-      <w:hyperlink r:id="rId106">
-        <w:r>
-          <w:rPr>
-            <w:lang w:val="zh_TW" w:bidi="zh_TW"/>
-          </w:rPr>
-          <w:rPr>
-            <w:color w:val="0000EE"/>
-            <w:u w:val="single"/>
-          </w:rPr>
-          <w:t>耶17:8</w:t>
-        </w:r>
-      </w:hyperlink>
-      <w:r>
-        <w:rPr>
-          <w:lang w:val="zh_TW" w:bidi="zh_TW"/>
-        </w:rPr>
-        <w:t>）、草（</w:t>
-      </w:r>
-      <w:hyperlink r:id="rId107">
-        <w:r>
-          <w:rPr>
-            <w:lang w:val="zh_TW" w:bidi="zh_TW"/>
-          </w:rPr>
-          <w:rPr>
-            <w:color w:val="0000EE"/>
-            <w:u w:val="single"/>
-          </w:rPr>
-          <w:t>可6:39</w:t>
-        </w:r>
-      </w:hyperlink>
-      <w:r>
-        <w:rPr>
-          <w:lang w:val="zh_TW" w:bidi="zh_TW"/>
-        </w:rPr>
-        <w:t>；</w:t>
-      </w:r>
-      <w:hyperlink r:id="rId108">
-        <w:r>
-          <w:rPr>
-            <w:lang w:val="zh_TW" w:bidi="zh_TW"/>
-          </w:rPr>
-          <w:rPr>
-            <w:color w:val="0000EE"/>
-            <w:u w:val="single"/>
-          </w:rPr>
-          <w:t>啟8:7</w:t>
-        </w:r>
-      </w:hyperlink>
-      <w:r>
-        <w:rPr>
-          <w:lang w:val="zh_TW" w:bidi="zh_TW"/>
-        </w:rPr>
-        <w:t>）、木材（</w:t>
-      </w:r>
-      <w:hyperlink r:id="rId109">
-        <w:r>
-          <w:rPr>
-            <w:lang w:val="zh_TW" w:bidi="zh_TW"/>
-          </w:rPr>
-          <w:rPr>
-            <w:color w:val="0000EE"/>
-            <w:u w:val="single"/>
-          </w:rPr>
-          <w:t>路23:31</w:t>
-        </w:r>
-      </w:hyperlink>
-      <w:r>
-        <w:rPr>
-          <w:lang w:val="zh_TW" w:bidi="zh_TW"/>
-        </w:rPr>
-        <w:t>）。除了各種植物之外，鴿子的翅膀（</w:t>
-      </w:r>
-      <w:hyperlink r:id="rId110">
-        <w:r>
-          <w:rPr>
-            <w:lang w:val="zh_TW" w:bidi="zh_TW"/>
-          </w:rPr>
-          <w:rPr>
-            <w:color w:val="0000EE"/>
-            <w:u w:val="single"/>
-          </w:rPr>
-          <w:t>詩68:13</w:t>
-        </w:r>
-      </w:hyperlink>
-      <w:r>
-        <w:rPr>
-          <w:lang w:val="zh_TW" w:bidi="zh_TW"/>
-        </w:rPr>
-        <w:t>）、床榻（</w:t>
-      </w:r>
-      <w:hyperlink r:id="rId111">
-        <w:r>
-          <w:rPr>
-            <w:lang w:val="zh_TW" w:bidi="zh_TW"/>
-          </w:rPr>
-          <w:rPr>
-            <w:color w:val="0000EE"/>
-            <w:u w:val="single"/>
-          </w:rPr>
-          <w:t>歌1:16</w:t>
-        </w:r>
-      </w:hyperlink>
-      <w:r>
-        <w:rPr>
-          <w:lang w:val="zh_TW" w:bidi="zh_TW"/>
-        </w:rPr>
-        <w:t>）和義人（</w:t>
-      </w:r>
-      <w:hyperlink r:id="rId112">
-        <w:r>
-          <w:rPr>
-            <w:lang w:val="zh_TW" w:bidi="zh_TW"/>
-          </w:rPr>
-          <w:rPr>
-            <w:color w:val="0000EE"/>
-            <w:u w:val="single"/>
-          </w:rPr>
-          <w:t>詩92:14</w:t>
-        </w:r>
-      </w:hyperlink>
-      <w:r>
-        <w:rPr>
-          <w:lang w:val="zh_TW" w:bidi="zh_TW"/>
-        </w:rPr>
-        <w:t>）也被描述為「綠色」。偶像崇拜的儀式在「在各青翠樹下」進行（</w:t>
-      </w:r>
-      <w:hyperlink r:id="rId113">
-        <w:r>
-          <w:rPr>
-            <w:lang w:val="zh_TW" w:bidi="zh_TW"/>
-          </w:rPr>
-          <w:rPr>
-            <w:color w:val="0000EE"/>
-            <w:u w:val="single"/>
-          </w:rPr>
-          <w:t>申12:2</w:t>
-        </w:r>
-      </w:hyperlink>
-      <w:r>
-        <w:rPr>
-          <w:lang w:val="zh_TW" w:bidi="zh_TW"/>
-        </w:rPr>
-        <w:t>；</w:t>
-      </w:r>
-      <w:hyperlink r:id="rId114">
-        <w:r>
-          <w:rPr>
-            <w:lang w:val="zh_TW" w:bidi="zh_TW"/>
-          </w:rPr>
-          <w:rPr>
-            <w:color w:val="0000EE"/>
-            <w:u w:val="single"/>
-          </w:rPr>
-          <w:t>王下16:4</w:t>
-        </w:r>
-      </w:hyperlink>
-      <w:r>
-        <w:rPr>
-          <w:lang w:val="zh_TW" w:bidi="zh_TW"/>
-        </w:rPr>
-        <w:t>；</w:t>
-      </w:r>
-      <w:hyperlink r:id="rId115">
-        <w:r>
-          <w:rPr>
-            <w:lang w:val="zh_TW" w:bidi="zh_TW"/>
-          </w:rPr>
-          <w:rPr>
-            <w:color w:val="0000EE"/>
-            <w:u w:val="single"/>
-          </w:rPr>
-          <w:t>賽57:5</w:t>
-        </w:r>
-      </w:hyperlink>
-      <w:r>
-        <w:rPr>
-          <w:lang w:val="zh_TW" w:bidi="zh_TW"/>
-        </w:rPr>
-        <w:t>；</w:t>
-      </w:r>
-      <w:hyperlink r:id="rId116">
-        <w:r>
-          <w:rPr>
-            <w:lang w:val="zh_TW" w:bidi="zh_TW"/>
-          </w:rPr>
-          <w:rPr>
-            <w:color w:val="0000EE"/>
-            <w:u w:val="single"/>
-          </w:rPr>
-          <w:t>耶2:20</w:t>
-        </w:r>
-      </w:hyperlink>
-      <w:r>
-        <w:rPr>
-          <w:lang w:val="zh_TW" w:bidi="zh_TW"/>
-        </w:rPr>
-        <w:t>；</w:t>
-      </w:r>
-      <w:hyperlink r:id="rId117">
-        <w:r>
-          <w:rPr>
-            <w:lang w:val="zh_TW" w:bidi="zh_TW"/>
-          </w:rPr>
-          <w:rPr>
-            <w:color w:val="0000EE"/>
-            <w:u w:val="single"/>
-          </w:rPr>
-          <w:t>結6:13</w:t>
-        </w:r>
-      </w:hyperlink>
-      <w:r>
-        <w:rPr>
-          <w:lang w:val="zh_TW" w:bidi="zh_TW"/>
-        </w:rPr>
-        <w:t>），儘管這個詞實際上描述的是樹葉的茂盛而不是它們的顏色。</w:t>
-      </w:r>
-    </w:p>
-    <w:p>
-      <w:pPr/>
-      <w:r>
-        <w:rPr>
-          <w:lang w:val="zh_TW" w:bidi="zh_TW"/>
-        </w:rPr>
-      </w:r>
-      <w:r>
-        <w:rPr>
-          <w:lang w:val="zh_TW" w:bidi="zh_TW"/>
-        </w:rPr>
-        <w:t>另一個詞「發綠」源自於舊約中一個表示「綠色」的詞，指的是災病（</w:t>
-      </w:r>
-      <w:hyperlink r:id="rId118">
-        <w:r>
-          <w:rPr>
-            <w:lang w:val="zh_TW" w:bidi="zh_TW"/>
-          </w:rPr>
-          <w:rPr>
-            <w:color w:val="0000EE"/>
-            <w:u w:val="single"/>
-          </w:rPr>
-          <w:t>利13:49</w:t>
-        </w:r>
-      </w:hyperlink>
-      <w:r>
-        <w:rPr>
-          <w:lang w:val="zh_TW" w:bidi="zh_TW"/>
-        </w:rPr>
-        <w:t>）和在房屋牆壁上的真菌（</w:t>
-      </w:r>
-      <w:hyperlink r:id="rId119">
-        <w:r>
-          <w:rPr>
-            <w:lang w:val="zh_TW" w:bidi="zh_TW"/>
-          </w:rPr>
-          <w:rPr>
-            <w:color w:val="0000EE"/>
-            <w:u w:val="single"/>
-          </w:rPr>
-          <w:t>14:37</w:t>
-        </w:r>
-      </w:hyperlink>
-      <w:r>
-        <w:rPr>
-          <w:lang w:val="zh_TW" w:bidi="zh_TW"/>
-        </w:rPr>
-        <w:t>）。</w:t>
-      </w:r>
-    </w:p>
-    <w:p>
-      <w:pPr/>
-      <w:r>
-        <w:rPr>
-          <w:lang w:val="zh_TW" w:bidi="zh_TW"/>
-        </w:rPr>
-      </w:r>
-      <w:r>
-        <w:rPr>
-          <w:lang w:val="zh_TW" w:bidi="zh_TW"/>
-        </w:rPr>
-        <w:t>「紫色」在古代世界中是最珍貴的染料，涵蓋了從真正的紫色到紅色的色調，提取自腹足綱的軟體動物。最早使用這種染料的人可能是古代的腓尼基人，他們的名字或許源於一個希臘文詞語，意為「血紅色」。無論如何，腓尼基人多年來壟斷了紫色染料的製造業。一些布料被描述為紫色，例如用於：帳幕的布料（</w:t>
-      </w:r>
-      <w:hyperlink r:id="rId120">
-        <w:r>
-          <w:rPr>
-            <w:lang w:val="zh_TW" w:bidi="zh_TW"/>
-          </w:rPr>
-          <w:rPr>
-            <w:color w:val="0000EE"/>
-            <w:u w:val="single"/>
-          </w:rPr>
-          <w:t>出25:4</w:t>
-        </w:r>
-      </w:hyperlink>
-      <w:r>
-        <w:rPr>
-          <w:lang w:val="zh_TW" w:bidi="zh_TW"/>
-        </w:rPr>
-        <w:t>；</w:t>
-      </w:r>
-      <w:hyperlink r:id="rId79">
-        <w:r>
-          <w:rPr>
-            <w:lang w:val="zh_TW" w:bidi="zh_TW"/>
-          </w:rPr>
-          <w:rPr>
-            <w:color w:val="0000EE"/>
-            <w:u w:val="single"/>
-          </w:rPr>
-          <w:t>26:1</w:t>
-        </w:r>
-      </w:hyperlink>
-      <w:r>
-        <w:rPr>
-          <w:lang w:val="zh_TW" w:bidi="zh_TW"/>
-        </w:rPr>
-        <w:t>），祭司衣服（</w:t>
-      </w:r>
-      <w:hyperlink r:id="rId121">
-        <w:r>
-          <w:rPr>
-            <w:lang w:val="zh_TW" w:bidi="zh_TW"/>
-          </w:rPr>
-          <w:rPr>
-            <w:color w:val="0000EE"/>
-            <w:u w:val="single"/>
-          </w:rPr>
-          <w:t>28:5–8、15、33</w:t>
-        </w:r>
-      </w:hyperlink>
-      <w:r>
-        <w:rPr>
-          <w:lang w:val="zh_TW" w:bidi="zh_TW"/>
-        </w:rPr>
-        <w:t>），所羅門的聖殿（</w:t>
-      </w:r>
-      <w:hyperlink r:id="rId122">
-        <w:r>
-          <w:rPr>
-            <w:lang w:val="zh_TW" w:bidi="zh_TW"/>
-          </w:rPr>
-          <w:rPr>
-            <w:color w:val="0000EE"/>
-            <w:u w:val="single"/>
-          </w:rPr>
-          <w:t>代下2:7</w:t>
-        </w:r>
-      </w:hyperlink>
-      <w:r>
-        <w:rPr>
-          <w:lang w:val="zh_TW" w:bidi="zh_TW"/>
-        </w:rPr>
-        <w:t>），所羅門戰車的內襯（</w:t>
-      </w:r>
-      <w:hyperlink r:id="rId123">
-        <w:r>
-          <w:rPr>
-            <w:lang w:val="zh_TW" w:bidi="zh_TW"/>
-          </w:rPr>
-          <w:rPr>
-            <w:color w:val="0000EE"/>
-            <w:u w:val="single"/>
-          </w:rPr>
-          <w:t>歌3:10</w:t>
-        </w:r>
-      </w:hyperlink>
-      <w:r>
-        <w:rPr>
-          <w:lang w:val="zh_TW" w:bidi="zh_TW"/>
-        </w:rPr>
-        <w:t>），以及波斯王宮裝飾（</w:t>
-      </w:r>
-      <w:hyperlink r:id="rId29">
-        <w:r>
-          <w:rPr>
-            <w:lang w:val="zh_TW" w:bidi="zh_TW"/>
-          </w:rPr>
-          <w:rPr>
-            <w:color w:val="0000EE"/>
-            <w:u w:val="single"/>
-          </w:rPr>
-          <w:t>斯1:6</w:t>
-        </w:r>
-      </w:hyperlink>
-      <w:r>
-        <w:rPr>
-          <w:lang w:val="zh_TW" w:bidi="zh_TW"/>
-        </w:rPr>
-        <w:t>）。紫色通常是富人和皇室穿著的顏色（</w:t>
-      </w:r>
-      <w:hyperlink r:id="rId124">
-        <w:r>
-          <w:rPr>
-            <w:lang w:val="zh_TW" w:bidi="zh_TW"/>
-          </w:rPr>
-          <w:rPr>
-            <w:color w:val="0000EE"/>
-            <w:u w:val="single"/>
-          </w:rPr>
-          <w:t>士8:26</w:t>
-        </w:r>
-      </w:hyperlink>
-      <w:r>
-        <w:rPr>
-          <w:lang w:val="zh_TW" w:bidi="zh_TW"/>
-        </w:rPr>
-        <w:t>；</w:t>
-      </w:r>
-      <w:hyperlink r:id="rId125">
-        <w:r>
-          <w:rPr>
-            <w:lang w:val="zh_TW" w:bidi="zh_TW"/>
-          </w:rPr>
-          <w:rPr>
-            <w:color w:val="0000EE"/>
-            <w:u w:val="single"/>
-          </w:rPr>
-          <w:t>箴31:22</w:t>
-        </w:r>
-      </w:hyperlink>
-      <w:r>
-        <w:rPr>
-          <w:lang w:val="zh_TW" w:bidi="zh_TW"/>
-        </w:rPr>
-        <w:t>；</w:t>
-      </w:r>
-      <w:hyperlink r:id="rId126">
-        <w:r>
-          <w:rPr>
-            <w:lang w:val="zh_TW" w:bidi="zh_TW"/>
-          </w:rPr>
-          <w:rPr>
-            <w:color w:val="0000EE"/>
-            <w:u w:val="single"/>
-          </w:rPr>
-          <w:t>但5:7</w:t>
-        </w:r>
-      </w:hyperlink>
-      <w:r>
-        <w:rPr>
-          <w:lang w:val="zh_TW" w:bidi="zh_TW"/>
-        </w:rPr>
-        <w:t>）。末底改因受賞賜而穿紫袍（</w:t>
-      </w:r>
-      <w:hyperlink r:id="rId82">
-        <w:r>
-          <w:rPr>
-            <w:lang w:val="zh_TW" w:bidi="zh_TW"/>
-          </w:rPr>
-          <w:rPr>
-            <w:color w:val="0000EE"/>
-            <w:u w:val="single"/>
-          </w:rPr>
-          <w:t>斯8:15</w:t>
-        </w:r>
-      </w:hyperlink>
-      <w:r>
-        <w:rPr>
-          <w:lang w:val="zh_TW" w:bidi="zh_TW"/>
-        </w:rPr>
-        <w:t>）。但以理也得到了類似的衣服（</w:t>
-      </w:r>
-      <w:hyperlink r:id="rId127">
-        <w:r>
-          <w:rPr>
-            <w:lang w:val="zh_TW" w:bidi="zh_TW"/>
-          </w:rPr>
-          <w:rPr>
-            <w:color w:val="0000EE"/>
-            <w:u w:val="single"/>
-          </w:rPr>
-          <w:t>但5:29</w:t>
-        </w:r>
-      </w:hyperlink>
-      <w:r>
-        <w:rPr>
-          <w:lang w:val="zh_TW" w:bidi="zh_TW"/>
-        </w:rPr>
-        <w:t>）。亞述士兵也穿著紫色衣服（</w:t>
-      </w:r>
-      <w:hyperlink r:id="rId128">
-        <w:r>
-          <w:rPr>
-            <w:lang w:val="zh_TW" w:bidi="zh_TW"/>
-          </w:rPr>
-          <w:rPr>
-            <w:color w:val="0000EE"/>
-            <w:u w:val="single"/>
-          </w:rPr>
-          <w:t>結23:6</w:t>
-        </w:r>
-      </w:hyperlink>
-      <w:r>
-        <w:rPr>
-          <w:lang w:val="zh_TW" w:bidi="zh_TW"/>
-        </w:rPr>
-        <w:t>）。耶利米書描述偶像穿著藍色和紫色的衣服（</w:t>
-      </w:r>
-      <w:hyperlink r:id="rId129">
-        <w:r>
-          <w:rPr>
-            <w:lang w:val="zh_TW" w:bidi="zh_TW"/>
-          </w:rPr>
-          <w:rPr>
-            <w:color w:val="0000EE"/>
-            <w:u w:val="single"/>
-          </w:rPr>
-          <w:t>耶10:9</w:t>
-        </w:r>
-      </w:hyperlink>
-      <w:r>
-        <w:rPr>
-          <w:lang w:val="zh_TW" w:bidi="zh_TW"/>
-        </w:rPr>
-        <w:t>）。泰爾的船有藍色和紫色的遮篷（</w:t>
-      </w:r>
-      <w:hyperlink r:id="rId78">
-        <w:r>
-          <w:rPr>
-            <w:lang w:val="zh_TW" w:bidi="zh_TW"/>
-          </w:rPr>
-          <w:rPr>
-            <w:color w:val="0000EE"/>
-            <w:u w:val="single"/>
-          </w:rPr>
-          <w:t>結27:7</w:t>
-        </w:r>
-      </w:hyperlink>
-      <w:r>
-        <w:rPr>
-          <w:lang w:val="zh_TW" w:bidi="zh_TW"/>
-        </w:rPr>
-        <w:t>），紫色染料是泰爾與亞蘭人之間的貿易商品（見</w:t>
-      </w:r>
-      <w:hyperlink r:id="rId130">
-        <w:r>
-          <w:rPr>
-            <w:lang w:val="zh_TW" w:bidi="zh_TW"/>
-          </w:rPr>
-          <w:rPr>
-            <w:color w:val="0000EE"/>
-            <w:u w:val="single"/>
-          </w:rPr>
-          <w:t>16節</w:t>
-        </w:r>
-      </w:hyperlink>
-      <w:r>
-        <w:rPr>
-          <w:lang w:val="zh_TW" w:bidi="zh_TW"/>
-        </w:rPr>
-        <w:t>）。「紫色」也用來形容頭髮的顏色（</w:t>
-      </w:r>
-      <w:hyperlink r:id="rId131">
-        <w:r>
-          <w:rPr>
-            <w:lang w:val="zh_TW" w:bidi="zh_TW"/>
-          </w:rPr>
-          <w:rPr>
-            <w:color w:val="0000EE"/>
-            <w:u w:val="single"/>
-          </w:rPr>
-          <w:t>歌7:5</w:t>
-        </w:r>
-      </w:hyperlink>
-      <w:r>
-        <w:rPr>
-          <w:lang w:val="zh_TW" w:bidi="zh_TW"/>
-        </w:rPr>
-        <w:t>）。</w:t>
-      </w:r>
-    </w:p>
-    <w:p>
-      <w:pPr/>
-      <w:r>
-        <w:rPr>
-          <w:lang w:val="zh_TW" w:bidi="zh_TW"/>
-        </w:rPr>
-      </w:r>
-      <w:r>
-        <w:rPr>
-          <w:lang w:val="zh_TW" w:bidi="zh_TW"/>
-        </w:rPr>
-        <w:t>新約中提到紫色的次數少於舊約，但肯定了該染料的經濟重要性。紫色衣服象徵財富（</w:t>
-      </w:r>
-      <w:hyperlink r:id="rId132">
-        <w:r>
-          <w:rPr>
-            <w:lang w:val="zh_TW" w:bidi="zh_TW"/>
-          </w:rPr>
-          <w:rPr>
-            <w:color w:val="0000EE"/>
-            <w:u w:val="single"/>
-          </w:rPr>
-          <w:t>路16:19</w:t>
-        </w:r>
-      </w:hyperlink>
-      <w:r>
-        <w:rPr>
-          <w:lang w:val="zh_TW" w:bidi="zh_TW"/>
-        </w:rPr>
-        <w:t>）。羅馬兵丁為耶穌披上紫袍（</w:t>
-      </w:r>
-      <w:hyperlink r:id="rId133">
-        <w:r>
-          <w:rPr>
-            <w:lang w:val="zh_TW" w:bidi="zh_TW"/>
-          </w:rPr>
-          <w:rPr>
-            <w:color w:val="0000EE"/>
-            <w:u w:val="single"/>
-          </w:rPr>
-          <w:t>可15:17、20</w:t>
-        </w:r>
-      </w:hyperlink>
-      <w:r>
-        <w:rPr>
-          <w:lang w:val="zh_TW" w:bidi="zh_TW"/>
-        </w:rPr>
-        <w:t>；</w:t>
-      </w:r>
-      <w:hyperlink r:id="rId134">
-        <w:r>
-          <w:rPr>
-            <w:lang w:val="zh_TW" w:bidi="zh_TW"/>
-          </w:rPr>
-          <w:rPr>
-            <w:color w:val="0000EE"/>
-            <w:u w:val="single"/>
-          </w:rPr>
-          <w:t>約19:2、5</w:t>
-        </w:r>
-      </w:hyperlink>
-      <w:r>
-        <w:rPr>
-          <w:lang w:val="zh_TW" w:bidi="zh_TW"/>
-        </w:rPr>
-        <w:t>；參</w:t>
-      </w:r>
-      <w:hyperlink r:id="rId135">
-        <w:r>
-          <w:rPr>
-            <w:lang w:val="zh_TW" w:bidi="zh_TW"/>
-          </w:rPr>
-          <w:rPr>
-            <w:color w:val="0000EE"/>
-            <w:u w:val="single"/>
-          </w:rPr>
-          <w:t>太27:28</w:t>
-        </w:r>
-      </w:hyperlink>
-      <w:r>
-        <w:rPr>
-          <w:lang w:val="zh_TW" w:bidi="zh_TW"/>
-        </w:rPr>
-        <w:t>，「朱紅色」）。啟示錄中的大淫婦穿著紫色和朱紅色衣服，象徵王室地位（</w:t>
-      </w:r>
-      <w:hyperlink r:id="rId61">
-        <w:r>
-          <w:rPr>
-            <w:lang w:val="zh_TW" w:bidi="zh_TW"/>
-          </w:rPr>
-          <w:rPr>
-            <w:color w:val="0000EE"/>
-            <w:u w:val="single"/>
-          </w:rPr>
-          <w:t>啟17:4</w:t>
-        </w:r>
-      </w:hyperlink>
-      <w:r>
-        <w:rPr>
-          <w:lang w:val="zh_TW" w:bidi="zh_TW"/>
-        </w:rPr>
-        <w:t>）。推雅推喇的呂底亞是紫色布料的商人（</w:t>
-      </w:r>
-      <w:hyperlink r:id="rId136">
-        <w:r>
-          <w:rPr>
-            <w:lang w:val="zh_TW" w:bidi="zh_TW"/>
-          </w:rPr>
-          <w:rPr>
-            <w:color w:val="0000EE"/>
-            <w:u w:val="single"/>
-          </w:rPr>
-          <w:t>徒16:14</w:t>
-        </w:r>
-      </w:hyperlink>
-      <w:r>
-        <w:rPr>
-          <w:lang w:val="zh_TW" w:bidi="zh_TW"/>
-        </w:rPr>
-        <w:t>）。</w:t>
-      </w:r>
-    </w:p>
-    <w:p>
-      <w:pPr/>
-      <w:r>
-        <w:rPr>
-          <w:lang w:val="zh_TW" w:bidi="zh_TW"/>
-        </w:rPr>
-      </w:r>
-      <w:r>
-        <w:rPr>
-          <w:lang w:val="zh_TW" w:bidi="zh_TW"/>
-        </w:rPr>
-        <w:t>「紅色」經常指聖經中提到的某些物體的自然顏色，例如：皮膚（</w:t>
-      </w:r>
-      <w:hyperlink r:id="rId137">
-        <w:r>
-          <w:rPr>
-            <w:lang w:val="zh_TW" w:bidi="zh_TW"/>
-          </w:rPr>
-          <w:rPr>
-            <w:color w:val="0000EE"/>
-            <w:u w:val="single"/>
-          </w:rPr>
-          <w:t>創25:25</w:t>
-        </w:r>
-      </w:hyperlink>
-      <w:r>
-        <w:rPr>
-          <w:lang w:val="zh_TW" w:bidi="zh_TW"/>
-        </w:rPr>
-        <w:t>）、紅湯（</w:t>
-      </w:r>
-      <w:hyperlink r:id="rId138">
-        <w:r>
-          <w:rPr>
-            <w:lang w:val="zh_TW" w:bidi="zh_TW"/>
-          </w:rPr>
-          <w:rPr>
-            <w:color w:val="0000EE"/>
-            <w:u w:val="single"/>
-          </w:rPr>
-          <w:t>30</w:t>
-        </w:r>
-      </w:hyperlink>
-      <w:r>
-        <w:rPr>
-          <w:lang w:val="zh_TW" w:bidi="zh_TW"/>
-        </w:rPr>
-        <w:t>節）、眼睛（</w:t>
-      </w:r>
-      <w:hyperlink r:id="rId139">
-        <w:r>
-          <w:rPr>
-            <w:lang w:val="zh_TW" w:bidi="zh_TW"/>
-          </w:rPr>
-          <w:rPr>
-            <w:color w:val="0000EE"/>
-            <w:u w:val="single"/>
-          </w:rPr>
-          <w:t>49:12</w:t>
-        </w:r>
-      </w:hyperlink>
-      <w:r>
-        <w:rPr>
-          <w:lang w:val="zh_TW" w:bidi="zh_TW"/>
-        </w:rPr>
-        <w:t>，雖然這裡使用的詞可能意味著「閃亮」或「暗色」）、獻祭的母牛（</w:t>
-      </w:r>
-      <w:hyperlink r:id="rId140">
-        <w:r>
-          <w:rPr>
-            <w:lang w:val="zh_TW" w:bidi="zh_TW"/>
-          </w:rPr>
-          <w:rPr>
-            <w:color w:val="0000EE"/>
-            <w:u w:val="single"/>
-          </w:rPr>
-          <w:t>民19:2</w:t>
-        </w:r>
-      </w:hyperlink>
-      <w:r>
-        <w:rPr>
-          <w:lang w:val="zh_TW" w:bidi="zh_TW"/>
-        </w:rPr>
-        <w:t>）、水（</w:t>
-      </w:r>
-      <w:hyperlink r:id="rId141">
-        <w:r>
-          <w:rPr>
-            <w:lang w:val="zh_TW" w:bidi="zh_TW"/>
-          </w:rPr>
-          <w:rPr>
-            <w:color w:val="0000EE"/>
-            <w:u w:val="single"/>
-          </w:rPr>
-          <w:t>王下3:22</w:t>
-        </w:r>
-      </w:hyperlink>
-      <w:r>
-        <w:rPr>
-          <w:lang w:val="zh_TW" w:bidi="zh_TW"/>
-        </w:rPr>
-        <w:t>）、哭泣者的臉（</w:t>
-      </w:r>
-      <w:hyperlink r:id="rId142">
-        <w:r>
-          <w:rPr>
-            <w:lang w:val="zh_TW" w:bidi="zh_TW"/>
-          </w:rPr>
-          <w:rPr>
-            <w:color w:val="0000EE"/>
-            <w:u w:val="single"/>
-          </w:rPr>
-          <w:t>伯16:16</w:t>
-        </w:r>
-      </w:hyperlink>
-      <w:r>
-        <w:rPr>
-          <w:lang w:val="zh_TW" w:bidi="zh_TW"/>
-        </w:rPr>
-        <w:t>）、酒（</w:t>
-      </w:r>
-      <w:hyperlink r:id="rId46">
-        <w:r>
-          <w:rPr>
-            <w:lang w:val="zh_TW" w:bidi="zh_TW"/>
-          </w:rPr>
-          <w:rPr>
-            <w:color w:val="0000EE"/>
-            <w:u w:val="single"/>
-          </w:rPr>
-          <w:t>箴23:31</w:t>
-        </w:r>
-      </w:hyperlink>
-      <w:r>
-        <w:rPr>
-          <w:lang w:val="zh_TW" w:bidi="zh_TW"/>
-        </w:rPr>
-        <w:t>）、喝酒的人的眼睛（</w:t>
-      </w:r>
-      <w:hyperlink r:id="rId143">
-        <w:r>
-          <w:rPr>
-            <w:lang w:val="zh_TW" w:bidi="zh_TW"/>
-          </w:rPr>
-          <w:rPr>
-            <w:color w:val="0000EE"/>
-            <w:u w:val="single"/>
-          </w:rPr>
-          <w:t>29</w:t>
-        </w:r>
-      </w:hyperlink>
-      <w:r>
-        <w:rPr>
-          <w:lang w:val="zh_TW" w:bidi="zh_TW"/>
-        </w:rPr>
-        <w:t>節）、衣服（</w:t>
-      </w:r>
-      <w:hyperlink r:id="rId144">
-        <w:r>
-          <w:rPr>
-            <w:lang w:val="zh_TW" w:bidi="zh_TW"/>
-          </w:rPr>
-          <w:rPr>
-            <w:color w:val="0000EE"/>
-            <w:u w:val="single"/>
-          </w:rPr>
-          <w:t>賽63:2</w:t>
-        </w:r>
-      </w:hyperlink>
-      <w:r>
-        <w:rPr>
-          <w:lang w:val="zh_TW" w:bidi="zh_TW"/>
-        </w:rPr>
-        <w:t>）、盾牌（</w:t>
-      </w:r>
-      <w:hyperlink r:id="rId145">
-        <w:r>
-          <w:rPr>
-            <w:lang w:val="zh_TW" w:bidi="zh_TW"/>
-          </w:rPr>
-          <w:rPr>
-            <w:color w:val="0000EE"/>
-            <w:u w:val="single"/>
-          </w:rPr>
-          <w:t>鴻2:3</w:t>
-        </w:r>
-      </w:hyperlink>
-      <w:r>
-        <w:rPr>
-          <w:lang w:val="zh_TW" w:bidi="zh_TW"/>
-        </w:rPr>
-        <w:t>）和馬（</w:t>
-      </w:r>
-      <w:hyperlink r:id="rId146">
-        <w:r>
-          <w:rPr>
-            <w:lang w:val="zh_TW" w:bidi="zh_TW"/>
-          </w:rPr>
-          <w:rPr>
-            <w:color w:val="0000EE"/>
-            <w:u w:val="single"/>
-          </w:rPr>
-          <w:t>亞1:8，</w:t>
-        </w:r>
-      </w:hyperlink>
-      <w:hyperlink r:id="rId147">
-        <w:r>
-          <w:rPr>
-            <w:lang w:val="zh_TW" w:bidi="zh_TW"/>
-          </w:rPr>
-          <w:rPr>
-            <w:color w:val="0000EE"/>
-            <w:u w:val="single"/>
-          </w:rPr>
-          <w:t>6:2</w:t>
-        </w:r>
-      </w:hyperlink>
-      <w:r>
-        <w:rPr>
-          <w:lang w:val="zh_TW" w:bidi="zh_TW"/>
-        </w:rPr>
-        <w:t>）。「紅色」也用來比喻罪（</w:t>
-      </w:r>
-      <w:hyperlink r:id="rId84">
-        <w:r>
-          <w:rPr>
-            <w:lang w:val="zh_TW" w:bidi="zh_TW"/>
-          </w:rPr>
-          <w:rPr>
-            <w:color w:val="0000EE"/>
-            <w:u w:val="single"/>
-          </w:rPr>
-          <w:t>賽1:18</w:t>
-        </w:r>
-      </w:hyperlink>
-      <w:r>
-        <w:rPr>
-          <w:lang w:val="zh_TW" w:bidi="zh_TW"/>
-        </w:rPr>
-        <w:t>）。痲瘋病（</w:t>
-      </w:r>
-      <w:hyperlink r:id="rId118">
-        <w:r>
-          <w:rPr>
-            <w:lang w:val="zh_TW" w:bidi="zh_TW"/>
-          </w:rPr>
-          <w:rPr>
-            <w:color w:val="0000EE"/>
-            <w:u w:val="single"/>
-          </w:rPr>
-          <w:t>利13:49</w:t>
-        </w:r>
-      </w:hyperlink>
-      <w:r>
-        <w:rPr>
-          <w:lang w:val="zh_TW" w:bidi="zh_TW"/>
-        </w:rPr>
-        <w:t>）、皮膚上的斑點（</w:t>
-      </w:r>
-      <w:hyperlink r:id="rId148">
-        <w:r>
-          <w:rPr>
-            <w:lang w:val="zh_TW" w:bidi="zh_TW"/>
-          </w:rPr>
-          <w:rPr>
-            <w:color w:val="0000EE"/>
-            <w:u w:val="single"/>
-          </w:rPr>
-          <w:t>19、24、42–43</w:t>
-        </w:r>
-      </w:hyperlink>
-      <w:r>
-        <w:rPr>
-          <w:lang w:val="zh_TW" w:bidi="zh_TW"/>
-        </w:rPr>
-        <w:t>節）、和房屋牆上的真菌（</w:t>
-      </w:r>
-      <w:hyperlink r:id="rId119">
-        <w:r>
-          <w:rPr>
-            <w:lang w:val="zh_TW" w:bidi="zh_TW"/>
-          </w:rPr>
-          <w:rPr>
-            <w:color w:val="0000EE"/>
-            <w:u w:val="single"/>
-          </w:rPr>
-          <w:t>14:37</w:t>
-        </w:r>
-      </w:hyperlink>
-      <w:r>
-        <w:rPr>
-          <w:lang w:val="zh_TW" w:bidi="zh_TW"/>
-        </w:rPr>
-        <w:t>）都被染上了紅色的色調。舊約中經常提到紅海（</w:t>
-      </w:r>
-      <w:hyperlink r:id="rId149">
-        <w:r>
-          <w:rPr>
-            <w:lang w:val="zh_TW" w:bidi="zh_TW"/>
-          </w:rPr>
-          <w:rPr>
-            <w:color w:val="0000EE"/>
-            <w:u w:val="single"/>
-          </w:rPr>
-          <w:t>出10:19，</w:t>
-        </w:r>
-      </w:hyperlink>
-      <w:hyperlink r:id="rId150">
-        <w:r>
-          <w:rPr>
-            <w:lang w:val="zh_TW" w:bidi="zh_TW"/>
-          </w:rPr>
-          <w:rPr>
-            <w:color w:val="0000EE"/>
-            <w:u w:val="single"/>
-          </w:rPr>
-          <w:t>15:4</w:t>
-        </w:r>
-      </w:hyperlink>
-      <w:r>
-        <w:rPr>
-          <w:lang w:val="zh_TW" w:bidi="zh_TW"/>
-        </w:rPr>
-        <w:t>），但希伯來文實際意為「蘆葦海」。然而，新約中的希臘文確實表示「紅色」（</w:t>
-      </w:r>
-      <w:hyperlink r:id="rId151">
-        <w:r>
-          <w:rPr>
-            <w:lang w:val="zh_TW" w:bidi="zh_TW"/>
-          </w:rPr>
-          <w:rPr>
-            <w:color w:val="0000EE"/>
-            <w:u w:val="single"/>
-          </w:rPr>
-          <w:t>徒7:36</w:t>
-        </w:r>
-      </w:hyperlink>
-      <w:r>
-        <w:rPr>
-          <w:lang w:val="zh_TW" w:bidi="zh_TW"/>
-        </w:rPr>
-        <w:t>；</w:t>
-      </w:r>
-      <w:hyperlink r:id="rId152">
-        <w:r>
-          <w:rPr>
-            <w:lang w:val="zh_TW" w:bidi="zh_TW"/>
-          </w:rPr>
-          <w:rPr>
-            <w:color w:val="0000EE"/>
-            <w:u w:val="single"/>
-          </w:rPr>
-          <w:t>來11:29</w:t>
-        </w:r>
-      </w:hyperlink>
-      <w:r>
-        <w:rPr>
-          <w:lang w:val="zh_TW" w:bidi="zh_TW"/>
-        </w:rPr>
-        <w:t>）。在新約中，紅色用來描述天空（</w:t>
-      </w:r>
-      <w:hyperlink r:id="rId153">
-        <w:r>
-          <w:rPr>
-            <w:lang w:val="zh_TW" w:bidi="zh_TW"/>
-          </w:rPr>
-          <w:rPr>
-            <w:color w:val="0000EE"/>
-            <w:u w:val="single"/>
-          </w:rPr>
-          <w:t>太16:2–3</w:t>
-        </w:r>
-      </w:hyperlink>
-      <w:r>
-        <w:rPr>
-          <w:lang w:val="zh_TW" w:bidi="zh_TW"/>
-        </w:rPr>
-        <w:t>）、馬（</w:t>
-      </w:r>
-      <w:hyperlink r:id="rId154">
-        <w:r>
-          <w:rPr>
-            <w:lang w:val="zh_TW" w:bidi="zh_TW"/>
-          </w:rPr>
-          <w:rPr>
-            <w:color w:val="0000EE"/>
-            <w:u w:val="single"/>
-          </w:rPr>
-          <w:t>啟6:4</w:t>
-        </w:r>
-      </w:hyperlink>
-      <w:r>
-        <w:rPr>
-          <w:lang w:val="zh_TW" w:bidi="zh_TW"/>
-        </w:rPr>
-        <w:t>）和龍（</w:t>
-      </w:r>
-      <w:hyperlink r:id="rId155">
-        <w:r>
-          <w:rPr>
-            <w:lang w:val="zh_TW" w:bidi="zh_TW"/>
-          </w:rPr>
-          <w:rPr>
-            <w:color w:val="0000EE"/>
-            <w:u w:val="single"/>
-          </w:rPr>
-          <w:t>12:3</w:t>
-        </w:r>
-      </w:hyperlink>
-      <w:r>
-        <w:rPr>
-          <w:lang w:val="zh_TW" w:bidi="zh_TW"/>
-        </w:rPr>
-        <w:t>）。</w:t>
-      </w:r>
-    </w:p>
-    <w:p>
-      <w:pPr/>
-      <w:r>
-        <w:rPr>
-          <w:lang w:val="zh_TW" w:bidi="zh_TW"/>
-        </w:rPr>
-      </w:r>
-      <w:r>
-        <w:rPr>
-          <w:lang w:val="zh_TW" w:bidi="zh_TW"/>
-        </w:rPr>
-        <w:t>「朱紅色」是一種鮮紅色染料，來源於某些昆蟲，常用於布料和紗線，是古代世界中極為珍貴的顏色（</w:t>
-      </w:r>
-      <w:hyperlink r:id="rId156">
-        <w:r>
-          <w:rPr>
-            <w:lang w:val="zh_TW" w:bidi="zh_TW"/>
-          </w:rPr>
-          <w:rPr>
-            <w:color w:val="0000EE"/>
-            <w:u w:val="single"/>
-          </w:rPr>
-          <w:t>啟18:12</w:t>
-        </w:r>
-      </w:hyperlink>
-      <w:r>
-        <w:rPr>
-          <w:lang w:val="zh_TW" w:bidi="zh_TW"/>
-        </w:rPr>
-        <w:t>）。在聖經中，很難區分「朱紅色」和「深紅色」。在謝拉出生時，一根朱紅線被綁在他的手上（</w:t>
-      </w:r>
-      <w:hyperlink r:id="rId157">
-        <w:r>
-          <w:rPr>
-            <w:lang w:val="zh_TW" w:bidi="zh_TW"/>
-          </w:rPr>
-          <w:rPr>
-            <w:color w:val="0000EE"/>
-            <w:u w:val="single"/>
-          </w:rPr>
-          <w:t>創38:28、30</w:t>
-        </w:r>
-      </w:hyperlink>
-      <w:r>
-        <w:rPr>
-          <w:lang w:val="zh_TW" w:bidi="zh_TW"/>
-        </w:rPr>
-        <w:t>）。這個詞描述了會幕中的某些布料（</w:t>
-      </w:r>
-      <w:hyperlink r:id="rId120">
-        <w:r>
-          <w:rPr>
-            <w:lang w:val="zh_TW" w:bidi="zh_TW"/>
-          </w:rPr>
-          <w:rPr>
-            <w:color w:val="0000EE"/>
-            <w:u w:val="single"/>
-          </w:rPr>
-          <w:t>出25:4</w:t>
-        </w:r>
-      </w:hyperlink>
-      <w:r>
-        <w:rPr>
-          <w:lang w:val="zh_TW" w:bidi="zh_TW"/>
-        </w:rPr>
-        <w:t>；</w:t>
-      </w:r>
-      <w:hyperlink r:id="rId158">
-        <w:r>
-          <w:rPr>
-            <w:lang w:val="zh_TW" w:bidi="zh_TW"/>
-          </w:rPr>
-          <w:rPr>
-            <w:color w:val="0000EE"/>
-            <w:u w:val="single"/>
-          </w:rPr>
-          <w:t>26:1、31、36，</w:t>
-        </w:r>
-      </w:hyperlink>
-      <w:hyperlink r:id="rId159">
-        <w:r>
-          <w:rPr>
-            <w:lang w:val="zh_TW" w:bidi="zh_TW"/>
-          </w:rPr>
-          <w:rPr>
-            <w:color w:val="0000EE"/>
-            <w:u w:val="single"/>
-          </w:rPr>
-          <w:t>27:16</w:t>
-        </w:r>
-      </w:hyperlink>
-      <w:r>
-        <w:rPr>
-          <w:lang w:val="zh_TW" w:bidi="zh_TW"/>
-        </w:rPr>
-        <w:t>）、祭司的衣服（</w:t>
-      </w:r>
-      <w:hyperlink r:id="rId121">
-        <w:r>
-          <w:rPr>
-            <w:lang w:val="zh_TW" w:bidi="zh_TW"/>
-          </w:rPr>
-          <w:rPr>
-            <w:color w:val="0000EE"/>
-            <w:u w:val="single"/>
-          </w:rPr>
-          <w:t>28:5–8、15、33</w:t>
-        </w:r>
-      </w:hyperlink>
-      <w:r>
-        <w:rPr>
-          <w:lang w:val="zh_TW" w:bidi="zh_TW"/>
-        </w:rPr>
-        <w:t>）、繩子（</w:t>
-      </w:r>
-      <w:hyperlink r:id="rId160">
-        <w:r>
-          <w:rPr>
-            <w:lang w:val="zh_TW" w:bidi="zh_TW"/>
-          </w:rPr>
-          <w:rPr>
-            <w:color w:val="0000EE"/>
-            <w:u w:val="single"/>
-          </w:rPr>
-          <w:t>書2:18、21</w:t>
-        </w:r>
-      </w:hyperlink>
-      <w:r>
-        <w:rPr>
-          <w:lang w:val="zh_TW" w:bidi="zh_TW"/>
-        </w:rPr>
-        <w:t>）、衣服（</w:t>
-      </w:r>
-      <w:hyperlink r:id="rId161">
-        <w:r>
-          <w:rPr>
-            <w:lang w:val="zh_TW" w:bidi="zh_TW"/>
-          </w:rPr>
-          <w:rPr>
-            <w:color w:val="0000EE"/>
-            <w:u w:val="single"/>
-          </w:rPr>
-          <w:t>撒下1:24</w:t>
-        </w:r>
-      </w:hyperlink>
-      <w:r>
-        <w:rPr>
-          <w:lang w:val="zh_TW" w:bidi="zh_TW"/>
-        </w:rPr>
-        <w:t>；</w:t>
-      </w:r>
-      <w:hyperlink r:id="rId162">
-        <w:r>
-          <w:rPr>
-            <w:lang w:val="zh_TW" w:bidi="zh_TW"/>
-          </w:rPr>
-          <w:rPr>
-            <w:color w:val="0000EE"/>
-            <w:u w:val="single"/>
-          </w:rPr>
-          <w:t>箴31:21</w:t>
-        </w:r>
-      </w:hyperlink>
-      <w:r>
-        <w:rPr>
-          <w:lang w:val="zh_TW" w:bidi="zh_TW"/>
-        </w:rPr>
-        <w:t>；</w:t>
-      </w:r>
-      <w:hyperlink r:id="rId163">
-        <w:r>
-          <w:rPr>
-            <w:lang w:val="zh_TW" w:bidi="zh_TW"/>
-          </w:rPr>
-          <w:rPr>
-            <w:color w:val="0000EE"/>
-            <w:u w:val="single"/>
-          </w:rPr>
-          <w:t>耶4:30</w:t>
-        </w:r>
-      </w:hyperlink>
-      <w:r>
-        <w:rPr>
-          <w:lang w:val="zh_TW" w:bidi="zh_TW"/>
-        </w:rPr>
-        <w:t>）、嘴唇（</w:t>
-      </w:r>
-      <w:hyperlink r:id="rId164">
-        <w:r>
-          <w:rPr>
-            <w:lang w:val="zh_TW" w:bidi="zh_TW"/>
-          </w:rPr>
-          <w:rPr>
-            <w:color w:val="0000EE"/>
-            <w:u w:val="single"/>
-          </w:rPr>
-          <w:t>歌4:3</w:t>
-        </w:r>
-      </w:hyperlink>
-      <w:r>
-        <w:rPr>
-          <w:lang w:val="zh_TW" w:bidi="zh_TW"/>
-        </w:rPr>
-        <w:t>）和士兵的制服（</w:t>
-      </w:r>
-      <w:hyperlink r:id="rId145">
-        <w:r>
-          <w:rPr>
-            <w:lang w:val="zh_TW" w:bidi="zh_TW"/>
-          </w:rPr>
-          <w:rPr>
-            <w:color w:val="0000EE"/>
-            <w:u w:val="single"/>
-          </w:rPr>
-          <w:t>鴻2:3</w:t>
-        </w:r>
-      </w:hyperlink>
-      <w:r>
-        <w:rPr>
-          <w:lang w:val="zh_TW" w:bidi="zh_TW"/>
-        </w:rPr>
-        <w:t>）。某種朱紅材料用於西奈山立約（</w:t>
-      </w:r>
-      <w:hyperlink r:id="rId165">
-        <w:r>
-          <w:rPr>
-            <w:lang w:val="zh_TW" w:bidi="zh_TW"/>
-          </w:rPr>
-          <w:rPr>
-            <w:color w:val="0000EE"/>
-            <w:u w:val="single"/>
-          </w:rPr>
-          <w:t>來9:19</w:t>
-        </w:r>
-      </w:hyperlink>
-      <w:r>
-        <w:rPr>
-          <w:lang w:val="zh_TW" w:bidi="zh_TW"/>
-        </w:rPr>
-        <w:t>）、潔淨痲瘋病人（</w:t>
-      </w:r>
-      <w:hyperlink r:id="rId166">
-        <w:r>
-          <w:rPr>
-            <w:lang w:val="zh_TW" w:bidi="zh_TW"/>
-          </w:rPr>
-          <w:rPr>
-            <w:color w:val="0000EE"/>
-            <w:u w:val="single"/>
-          </w:rPr>
-          <w:t>利14:4–6</w:t>
-        </w:r>
-      </w:hyperlink>
-      <w:r>
-        <w:rPr>
-          <w:lang w:val="zh_TW" w:bidi="zh_TW"/>
-        </w:rPr>
-        <w:t>）和房屋（</w:t>
-      </w:r>
-      <w:hyperlink r:id="rId167">
-        <w:r>
-          <w:rPr>
-            <w:lang w:val="zh_TW" w:bidi="zh_TW"/>
-          </w:rPr>
-          <w:rPr>
-            <w:color w:val="0000EE"/>
-            <w:u w:val="single"/>
-          </w:rPr>
-          <w:t>49–52節</w:t>
-        </w:r>
-      </w:hyperlink>
-      <w:r>
-        <w:rPr>
-          <w:lang w:val="zh_TW" w:bidi="zh_TW"/>
-        </w:rPr>
-        <w:t>）、遮蓋陳設餅桌子的器物（</w:t>
-      </w:r>
-      <w:hyperlink r:id="rId168">
-        <w:r>
-          <w:rPr>
-            <w:lang w:val="zh_TW" w:bidi="zh_TW"/>
-          </w:rPr>
-          <w:rPr>
-            <w:color w:val="0000EE"/>
-            <w:u w:val="single"/>
-          </w:rPr>
-          <w:t>民4:8</w:t>
-        </w:r>
-      </w:hyperlink>
-      <w:r>
-        <w:rPr>
-          <w:lang w:val="zh_TW" w:bidi="zh_TW"/>
-        </w:rPr>
-        <w:t>），以及潔淨母牛的儀式（</w:t>
-      </w:r>
-      <w:hyperlink r:id="rId169">
-        <w:r>
-          <w:rPr>
-            <w:lang w:val="zh_TW" w:bidi="zh_TW"/>
-          </w:rPr>
-          <w:rPr>
-            <w:color w:val="0000EE"/>
-            <w:u w:val="single"/>
-          </w:rPr>
-          <w:t>19:6</w:t>
-        </w:r>
-      </w:hyperlink>
-      <w:r>
-        <w:rPr>
-          <w:lang w:val="zh_TW" w:bidi="zh_TW"/>
-        </w:rPr>
-        <w:t>）。馬太福音描述耶穌在受審時的袍子為朱紅色（</w:t>
-      </w:r>
-      <w:hyperlink r:id="rId135">
-        <w:r>
-          <w:rPr>
-            <w:lang w:val="zh_TW" w:bidi="zh_TW"/>
-          </w:rPr>
-          <w:rPr>
-            <w:color w:val="0000EE"/>
-            <w:u w:val="single"/>
-          </w:rPr>
-          <w:t>太27:28</w:t>
-        </w:r>
-      </w:hyperlink>
-      <w:r>
-        <w:rPr>
-          <w:lang w:val="zh_TW" w:bidi="zh_TW"/>
-        </w:rPr>
-        <w:t>）。啟示錄中，大淫婦穿著紫色和朱紅色，坐在朱紅色的獸上（</w:t>
-      </w:r>
-      <w:hyperlink r:id="rId170">
-        <w:r>
-          <w:rPr>
-            <w:lang w:val="zh_TW" w:bidi="zh_TW"/>
-          </w:rPr>
-          <w:rPr>
-            <w:color w:val="0000EE"/>
-            <w:u w:val="single"/>
-          </w:rPr>
-          <w:t>啟17:3–4</w:t>
-        </w:r>
-      </w:hyperlink>
-      <w:r>
-        <w:rPr>
-          <w:lang w:val="zh_TW" w:bidi="zh_TW"/>
-        </w:rPr>
-        <w:t>）。羅馬的奢華也透過紫色和朱紅色的衣物表現出來（</w:t>
-      </w:r>
-      <w:hyperlink r:id="rId171">
-        <w:r>
-          <w:rPr>
-            <w:lang w:val="zh_TW" w:bidi="zh_TW"/>
-          </w:rPr>
-          <w:rPr>
-            <w:color w:val="0000EE"/>
-            <w:u w:val="single"/>
-          </w:rPr>
-          <w:t>啟18:16</w:t>
-        </w:r>
-      </w:hyperlink>
-      <w:r>
-        <w:rPr>
-          <w:lang w:val="zh_TW" w:bidi="zh_TW"/>
-        </w:rPr>
-        <w:t>）。像紅色和深紅色一樣，朱紅色也比喻罪（</w:t>
-      </w:r>
-      <w:hyperlink r:id="rId84">
-        <w:r>
-          <w:rPr>
-            <w:lang w:val="zh_TW" w:bidi="zh_TW"/>
-          </w:rPr>
-          <w:rPr>
-            <w:color w:val="0000EE"/>
-            <w:u w:val="single"/>
-          </w:rPr>
-          <w:t>賽1:18</w:t>
-        </w:r>
-      </w:hyperlink>
-      <w:r>
-        <w:rPr>
-          <w:lang w:val="zh_TW" w:bidi="zh_TW"/>
-        </w:rPr>
-        <w:t>）。</w:t>
-      </w:r>
-    </w:p>
-    <w:p>
-      <w:pPr/>
-      <w:r>
-        <w:rPr>
-          <w:lang w:val="zh_TW" w:bidi="zh_TW"/>
-        </w:rPr>
-      </w:r>
-      <w:r>
-        <w:rPr>
-          <w:lang w:val="zh_TW" w:bidi="zh_TW"/>
-        </w:rPr>
-        <w:t>「白色」翻譯了聖經中的多個詞語。通常用於描述自然物體的顏色，例如：山羊（</w:t>
-      </w:r>
-      <w:hyperlink r:id="rId172">
-        <w:r>
-          <w:rPr>
-            <w:lang w:val="zh_TW" w:bidi="zh_TW"/>
-          </w:rPr>
-          <w:rPr>
-            <w:color w:val="0000EE"/>
-            <w:u w:val="single"/>
-          </w:rPr>
-          <w:t>創30:35</w:t>
-        </w:r>
-      </w:hyperlink>
-      <w:r>
-        <w:rPr>
-          <w:lang w:val="zh_TW" w:bidi="zh_TW"/>
-        </w:rPr>
-        <w:t>）、頭髮（</w:t>
-      </w:r>
-      <w:hyperlink r:id="rId173">
-        <w:r>
-          <w:rPr>
-            <w:lang w:val="zh_TW" w:bidi="zh_TW"/>
-          </w:rPr>
-          <w:rPr>
-            <w:color w:val="0000EE"/>
-            <w:u w:val="single"/>
-          </w:rPr>
-          <w:t>利13:10</w:t>
-        </w:r>
-      </w:hyperlink>
-      <w:r>
-        <w:rPr>
-          <w:lang w:val="zh_TW" w:bidi="zh_TW"/>
-        </w:rPr>
-        <w:t>；</w:t>
-      </w:r>
-      <w:hyperlink r:id="rId65">
-        <w:r>
-          <w:rPr>
-            <w:lang w:val="zh_TW" w:bidi="zh_TW"/>
-          </w:rPr>
-          <w:rPr>
-            <w:color w:val="0000EE"/>
-            <w:u w:val="single"/>
-          </w:rPr>
-          <w:t>太5:36</w:t>
-        </w:r>
-      </w:hyperlink>
-      <w:r>
-        <w:rPr>
-          <w:lang w:val="zh_TW" w:bidi="zh_TW"/>
-        </w:rPr>
-        <w:t>；</w:t>
-      </w:r>
-      <w:hyperlink r:id="rId174">
-        <w:r>
-          <w:rPr>
-            <w:lang w:val="zh_TW" w:bidi="zh_TW"/>
-          </w:rPr>
-          <w:rPr>
-            <w:color w:val="0000EE"/>
-            <w:u w:val="single"/>
-          </w:rPr>
-          <w:t>啟1:14</w:t>
-        </w:r>
-      </w:hyperlink>
-      <w:r>
-        <w:rPr>
-          <w:lang w:val="zh_TW" w:bidi="zh_TW"/>
-        </w:rPr>
-        <w:t>）、患病的皮膚（</w:t>
-      </w:r>
-      <w:hyperlink r:id="rId175">
-        <w:r>
-          <w:rPr>
-            <w:lang w:val="zh_TW" w:bidi="zh_TW"/>
-          </w:rPr>
-          <w:rPr>
-            <w:color w:val="0000EE"/>
-            <w:u w:val="single"/>
-          </w:rPr>
-          <w:t>出4:6</w:t>
-        </w:r>
-      </w:hyperlink>
-      <w:r>
-        <w:rPr>
-          <w:lang w:val="zh_TW" w:bidi="zh_TW"/>
-        </w:rPr>
-        <w:t>；</w:t>
-      </w:r>
-      <w:hyperlink r:id="rId176">
-        <w:r>
-          <w:rPr>
-            <w:lang w:val="zh_TW" w:bidi="zh_TW"/>
-          </w:rPr>
-          <w:rPr>
-            <w:color w:val="0000EE"/>
-            <w:u w:val="single"/>
-          </w:rPr>
-          <w:t>利13:4、17</w:t>
-        </w:r>
-      </w:hyperlink>
-      <w:r>
-        <w:rPr>
-          <w:lang w:val="zh_TW" w:bidi="zh_TW"/>
-        </w:rPr>
-        <w:t>）、嗎哪（</w:t>
-      </w:r>
-      <w:hyperlink r:id="rId177">
-        <w:r>
-          <w:rPr>
-            <w:lang w:val="zh_TW" w:bidi="zh_TW"/>
-          </w:rPr>
-          <w:rPr>
-            <w:color w:val="0000EE"/>
-            <w:u w:val="single"/>
-          </w:rPr>
-          <w:t>出16:31</w:t>
-        </w:r>
-      </w:hyperlink>
-      <w:r>
-        <w:rPr>
-          <w:lang w:val="zh_TW" w:bidi="zh_TW"/>
-        </w:rPr>
-        <w:t>）、雪（</w:t>
-      </w:r>
-      <w:hyperlink r:id="rId178">
-        <w:r>
-          <w:rPr>
-            <w:lang w:val="zh_TW" w:bidi="zh_TW"/>
-          </w:rPr>
-          <w:rPr>
-            <w:color w:val="0000EE"/>
-            <w:u w:val="single"/>
-          </w:rPr>
-          <w:t>王下5:27</w:t>
-        </w:r>
-      </w:hyperlink>
-      <w:r>
-        <w:rPr>
-          <w:lang w:val="zh_TW" w:bidi="zh_TW"/>
-        </w:rPr>
-        <w:t>）、牛奶和牙齒（</w:t>
-      </w:r>
-      <w:hyperlink r:id="rId139">
-        <w:r>
-          <w:rPr>
-            <w:lang w:val="zh_TW" w:bidi="zh_TW"/>
-          </w:rPr>
-          <w:rPr>
-            <w:color w:val="0000EE"/>
-            <w:u w:val="single"/>
-          </w:rPr>
-          <w:t>創49:12</w:t>
-        </w:r>
-      </w:hyperlink>
-      <w:r>
-        <w:rPr>
-          <w:lang w:val="zh_TW" w:bidi="zh_TW"/>
-        </w:rPr>
-        <w:t>）、馬（</w:t>
-      </w:r>
-      <w:hyperlink r:id="rId146">
-        <w:r>
-          <w:rPr>
-            <w:lang w:val="zh_TW" w:bidi="zh_TW"/>
-          </w:rPr>
-          <w:rPr>
-            <w:color w:val="0000EE"/>
-            <w:u w:val="single"/>
-          </w:rPr>
-          <w:t>亞1:8，</w:t>
-        </w:r>
-      </w:hyperlink>
-      <w:hyperlink r:id="rId96">
-        <w:r>
-          <w:rPr>
-            <w:lang w:val="zh_TW" w:bidi="zh_TW"/>
-          </w:rPr>
-          <w:rPr>
-            <w:color w:val="0000EE"/>
-            <w:u w:val="single"/>
-          </w:rPr>
-          <w:t>6:3</w:t>
-        </w:r>
-      </w:hyperlink>
-      <w:r>
-        <w:rPr>
-          <w:lang w:val="zh_TW" w:bidi="zh_TW"/>
-        </w:rPr>
-        <w:t>；</w:t>
-      </w:r>
-      <w:hyperlink r:id="rId179">
-        <w:r>
-          <w:rPr>
-            <w:lang w:val="zh_TW" w:bidi="zh_TW"/>
-          </w:rPr>
-          <w:rPr>
-            <w:color w:val="0000EE"/>
-            <w:u w:val="single"/>
-          </w:rPr>
-          <w:t>啟6:2，</w:t>
-        </w:r>
-      </w:hyperlink>
-      <w:hyperlink r:id="rId180">
-        <w:r>
-          <w:rPr>
-            <w:lang w:val="zh_TW" w:bidi="zh_TW"/>
-          </w:rPr>
-          <w:rPr>
-            <w:color w:val="0000EE"/>
-            <w:u w:val="single"/>
-          </w:rPr>
-          <w:t>19:11</w:t>
-        </w:r>
-      </w:hyperlink>
-      <w:r>
-        <w:rPr>
-          <w:lang w:val="zh_TW" w:bidi="zh_TW"/>
-        </w:rPr>
-        <w:t>）、驢（</w:t>
-      </w:r>
-      <w:hyperlink r:id="rId181">
-        <w:r>
-          <w:rPr>
-            <w:lang w:val="zh_TW" w:bidi="zh_TW"/>
-          </w:rPr>
-          <w:rPr>
-            <w:color w:val="0000EE"/>
-            <w:u w:val="single"/>
-          </w:rPr>
-          <w:t>士5:10</w:t>
-        </w:r>
-      </w:hyperlink>
-      <w:r>
-        <w:rPr>
-          <w:lang w:val="zh_TW" w:bidi="zh_TW"/>
-        </w:rPr>
-        <w:t>，有英文譯本譯為「茶褐色（tawny）」）、羊毛（</w:t>
-      </w:r>
-      <w:hyperlink r:id="rId182">
-        <w:r>
-          <w:rPr>
-            <w:lang w:val="zh_TW" w:bidi="zh_TW"/>
-          </w:rPr>
-          <w:rPr>
-            <w:color w:val="0000EE"/>
-            <w:u w:val="single"/>
-          </w:rPr>
-          <w:t>結27:18</w:t>
-        </w:r>
-      </w:hyperlink>
-      <w:r>
-        <w:rPr>
-          <w:lang w:val="zh_TW" w:bidi="zh_TW"/>
-        </w:rPr>
-        <w:t>）、特殊的石頭（</w:t>
-      </w:r>
-      <w:hyperlink r:id="rId183">
-        <w:r>
-          <w:rPr>
-            <w:lang w:val="zh_TW" w:bidi="zh_TW"/>
-          </w:rPr>
-          <w:rPr>
-            <w:color w:val="0000EE"/>
-            <w:u w:val="single"/>
-          </w:rPr>
-          <w:t>啟2:17</w:t>
-        </w:r>
-      </w:hyperlink>
-      <w:r>
-        <w:rPr>
-          <w:lang w:val="zh_TW" w:bidi="zh_TW"/>
-        </w:rPr>
-        <w:t>）、光（</w:t>
-      </w:r>
-      <w:hyperlink r:id="rId184">
-        <w:r>
-          <w:rPr>
-            <w:lang w:val="zh_TW" w:bidi="zh_TW"/>
-          </w:rPr>
-          <w:rPr>
-            <w:color w:val="0000EE"/>
-            <w:u w:val="single"/>
-          </w:rPr>
-          <w:t>太17:2</w:t>
-        </w:r>
-      </w:hyperlink>
-      <w:r>
-        <w:rPr>
-          <w:lang w:val="zh_TW" w:bidi="zh_TW"/>
-        </w:rPr>
-        <w:t>）、雲（</w:t>
-      </w:r>
-      <w:hyperlink r:id="rId185">
-        <w:r>
-          <w:rPr>
-            <w:lang w:val="zh_TW" w:bidi="zh_TW"/>
-          </w:rPr>
-          <w:rPr>
-            <w:color w:val="0000EE"/>
-            <w:u w:val="single"/>
-          </w:rPr>
-          <w:t>啟14:14</w:t>
-        </w:r>
-      </w:hyperlink>
-      <w:r>
-        <w:rPr>
-          <w:lang w:val="zh_TW" w:bidi="zh_TW"/>
-        </w:rPr>
-        <w:t>），以及已熟的莊稼（</w:t>
-      </w:r>
-      <w:hyperlink r:id="rId186">
-        <w:r>
-          <w:rPr>
-            <w:lang w:val="zh_TW" w:bidi="zh_TW"/>
-          </w:rPr>
-          <w:rPr>
-            <w:color w:val="0000EE"/>
-            <w:u w:val="single"/>
-          </w:rPr>
-          <w:t>約4:35</w:t>
-        </w:r>
-      </w:hyperlink>
-      <w:r>
-        <w:rPr>
-          <w:lang w:val="zh_TW" w:bidi="zh_TW"/>
-        </w:rPr>
-        <w:t>）。「白色」也用來形容簾子（</w:t>
-      </w:r>
-      <w:hyperlink r:id="rId29">
-        <w:r>
-          <w:rPr>
-            <w:lang w:val="zh_TW" w:bidi="zh_TW"/>
-          </w:rPr>
-          <w:rPr>
-            <w:color w:val="0000EE"/>
-            <w:u w:val="single"/>
-          </w:rPr>
-          <w:t>斯1:6</w:t>
-        </w:r>
-      </w:hyperlink>
-      <w:r>
-        <w:rPr>
-          <w:lang w:val="zh_TW" w:bidi="zh_TW"/>
-        </w:rPr>
-        <w:t>）、衣服（</w:t>
-      </w:r>
-      <w:hyperlink r:id="rId82">
-        <w:r>
-          <w:rPr>
-            <w:lang w:val="zh_TW" w:bidi="zh_TW"/>
-          </w:rPr>
-          <w:rPr>
-            <w:color w:val="0000EE"/>
-            <w:u w:val="single"/>
-          </w:rPr>
-          <w:t>斯8:15</w:t>
-        </w:r>
-      </w:hyperlink>
-      <w:r>
-        <w:rPr>
-          <w:lang w:val="zh_TW" w:bidi="zh_TW"/>
-        </w:rPr>
-        <w:t>；</w:t>
-      </w:r>
-      <w:hyperlink r:id="rId187">
-        <w:r>
-          <w:rPr>
-            <w:lang w:val="zh_TW" w:bidi="zh_TW"/>
-          </w:rPr>
-          <w:rPr>
-            <w:color w:val="0000EE"/>
-            <w:u w:val="single"/>
-          </w:rPr>
-          <w:t>傳9:8</w:t>
-        </w:r>
-      </w:hyperlink>
-      <w:r>
-        <w:rPr>
-          <w:lang w:val="zh_TW" w:bidi="zh_TW"/>
-        </w:rPr>
-        <w:t>；</w:t>
-      </w:r>
-      <w:hyperlink r:id="rId188">
-        <w:r>
-          <w:rPr>
-            <w:lang w:val="zh_TW" w:bidi="zh_TW"/>
-          </w:rPr>
-          <w:rPr>
-            <w:color w:val="0000EE"/>
-            <w:u w:val="single"/>
-          </w:rPr>
-          <w:t>但7:9</w:t>
-        </w:r>
-      </w:hyperlink>
-      <w:r>
-        <w:rPr>
-          <w:lang w:val="zh_TW" w:bidi="zh_TW"/>
-        </w:rPr>
-        <w:t>；</w:t>
-      </w:r>
-      <w:hyperlink r:id="rId189">
-        <w:r>
-          <w:rPr>
-            <w:lang w:val="zh_TW" w:bidi="zh_TW"/>
-          </w:rPr>
-          <w:rPr>
-            <w:color w:val="0000EE"/>
-            <w:u w:val="single"/>
-          </w:rPr>
-          <w:t>可16:5</w:t>
-        </w:r>
-      </w:hyperlink>
-      <w:r>
-        <w:rPr>
-          <w:lang w:val="zh_TW" w:bidi="zh_TW"/>
-        </w:rPr>
-        <w:t>；</w:t>
-      </w:r>
-      <w:hyperlink r:id="rId190">
-        <w:r>
-          <w:rPr>
-            <w:lang w:val="zh_TW" w:bidi="zh_TW"/>
-          </w:rPr>
-          <w:rPr>
-            <w:color w:val="0000EE"/>
-            <w:u w:val="single"/>
-          </w:rPr>
-          <w:t>啟3:5、18，</w:t>
-        </w:r>
-      </w:hyperlink>
-      <w:hyperlink r:id="rId191">
-        <w:r>
-          <w:rPr>
-            <w:lang w:val="zh_TW" w:bidi="zh_TW"/>
-          </w:rPr>
-          <w:rPr>
-            <w:color w:val="0000EE"/>
-            <w:u w:val="single"/>
-          </w:rPr>
-          <w:t>4:4</w:t>
-        </w:r>
-      </w:hyperlink>
-      <w:r>
-        <w:rPr>
-          <w:lang w:val="zh_TW" w:bidi="zh_TW"/>
-        </w:rPr>
-        <w:t>）、天使的衣服（</w:t>
-      </w:r>
-      <w:hyperlink r:id="rId192">
-        <w:r>
-          <w:rPr>
-            <w:lang w:val="zh_TW" w:bidi="zh_TW"/>
-          </w:rPr>
-          <w:rPr>
-            <w:color w:val="0000EE"/>
-            <w:u w:val="single"/>
-          </w:rPr>
-          <w:t>約20:12</w:t>
-        </w:r>
-      </w:hyperlink>
-      <w:r>
-        <w:rPr>
-          <w:lang w:val="zh_TW" w:bidi="zh_TW"/>
-        </w:rPr>
-        <w:t>；</w:t>
-      </w:r>
-      <w:hyperlink r:id="rId193">
-        <w:r>
-          <w:rPr>
-            <w:lang w:val="zh_TW" w:bidi="zh_TW"/>
-          </w:rPr>
-          <w:rPr>
-            <w:color w:val="0000EE"/>
-            <w:u w:val="single"/>
-          </w:rPr>
-          <w:t>徒1:10</w:t>
-        </w:r>
-      </w:hyperlink>
-      <w:r>
-        <w:rPr>
-          <w:lang w:val="zh_TW" w:bidi="zh_TW"/>
-        </w:rPr>
-        <w:t>），以及寶座（</w:t>
-      </w:r>
-      <w:hyperlink r:id="rId194">
-        <w:r>
-          <w:rPr>
-            <w:lang w:val="zh_TW" w:bidi="zh_TW"/>
-          </w:rPr>
-          <w:rPr>
-            <w:color w:val="0000EE"/>
-            <w:u w:val="single"/>
-          </w:rPr>
-          <w:t>啟20:11</w:t>
-        </w:r>
-      </w:hyperlink>
-      <w:r>
-        <w:rPr>
-          <w:lang w:val="zh_TW" w:bidi="zh_TW"/>
-        </w:rPr>
-        <w:t>）。此外，「白色」還象徵從罪中的潔淨（</w:t>
-      </w:r>
-      <w:hyperlink r:id="rId195">
-        <w:r>
-          <w:rPr>
-            <w:lang w:val="zh_TW" w:bidi="zh_TW"/>
-          </w:rPr>
-          <w:rPr>
-            <w:color w:val="0000EE"/>
-            <w:u w:val="single"/>
-          </w:rPr>
-          <w:t>詩51:7</w:t>
-        </w:r>
-      </w:hyperlink>
-      <w:r>
-        <w:rPr>
-          <w:lang w:val="zh_TW" w:bidi="zh_TW"/>
-        </w:rPr>
-        <w:t>；</w:t>
-      </w:r>
-      <w:hyperlink r:id="rId84">
-        <w:r>
-          <w:rPr>
-            <w:lang w:val="zh_TW" w:bidi="zh_TW"/>
-          </w:rPr>
-          <w:rPr>
-            <w:color w:val="0000EE"/>
-            <w:u w:val="single"/>
-          </w:rPr>
-          <w:t>賽1:18</w:t>
-        </w:r>
-      </w:hyperlink>
-      <w:r>
-        <w:rPr>
-          <w:lang w:val="zh_TW" w:bidi="zh_TW"/>
-        </w:rPr>
-        <w:t>；</w:t>
-      </w:r>
-      <w:hyperlink r:id="rId196">
-        <w:r>
-          <w:rPr>
-            <w:lang w:val="zh_TW" w:bidi="zh_TW"/>
-          </w:rPr>
-          <w:rPr>
-            <w:color w:val="0000EE"/>
-            <w:u w:val="single"/>
-          </w:rPr>
-          <w:t>但12:10</w:t>
-        </w:r>
-      </w:hyperlink>
-      <w:r>
-        <w:rPr>
-          <w:lang w:val="zh_TW" w:bidi="zh_TW"/>
-        </w:rPr>
-        <w:t>）和王子的外貌（</w:t>
-      </w:r>
-      <w:hyperlink r:id="rId197">
-        <w:r>
-          <w:rPr>
-            <w:lang w:val="zh_TW" w:bidi="zh_TW"/>
-          </w:rPr>
-          <w:rPr>
-            <w:color w:val="0000EE"/>
-            <w:u w:val="single"/>
-          </w:rPr>
-          <w:t>哀4:7</w:t>
-        </w:r>
-      </w:hyperlink>
-      <w:r>
-        <w:rPr>
-          <w:lang w:val="zh_TW" w:bidi="zh_TW"/>
-        </w:rPr>
-        <w:t>）。</w:t>
-      </w:r>
-    </w:p>
-    <w:p>
-      <w:pPr/>
-      <w:r>
-        <w:rPr>
-          <w:lang w:val="zh_TW" w:bidi="zh_TW"/>
-        </w:rPr>
-      </w:r>
-      <w:r>
-        <w:rPr>
-          <w:i/>
-          <w:lang w:val="zh_TW" w:bidi="zh_TW"/>
-        </w:rPr>
-        <w:t>另見</w:t>
-      </w:r>
-      <w:r>
-        <w:rPr>
-          <w:lang w:val="zh_TW" w:bidi="zh_TW"/>
-        </w:rPr>
-        <w:t xml:space="preserve"> </w:t>
-      </w:r>
-      <w:r>
-        <w:rPr>
-          <w:lang w:val="zh_TW" w:bidi="zh_TW"/>
-        </w:rPr>
-        <w:t>布料和布料製造</w:t>
-      </w:r>
-      <w:r>
-        <w:rPr>
-          <w:lang w:val="zh_TW" w:bidi="zh_TW"/>
-        </w:rPr>
-        <w:t>；</w:t>
-      </w:r>
-      <w:r>
-        <w:rPr>
-          <w:lang w:val="zh_TW" w:bidi="zh_TW"/>
-        </w:rPr>
-        <w:t>染料，染色，染匠</w:t>
+      <w:r>
+        <w:rPr>
+          <w:lang w:val="zh_TW" w:bidi="zh_TW"/>
+        </w:rPr>
+        <w:t>預定</w:t>
       </w:r>
       <w:r>
         <w:rPr>
@@ -6628,12 +3168,6 @@
   </w:num>
   <w:num w:numId="13" w16cid:durableId="592781308">
     <w:abstractNumId w:val="11"/>
-  </w:num>
-  <w:num w:numId="14">
-    <w:abstractNumId w:val="3"/>
-    <w:lvlOverride w:ilvl="0">
-      <w:startOverride w:val="1"/>
-    </w:lvlOverride>
   </w:num>
   <w:numIdMacAtCleanup w:val="10"/>
 </w:numbering>

--- a/zht/docx/194.content.docx
+++ b/zht/docx/194.content.docx
@@ -149,7 +149,7 @@
         <w:rPr>
           <w:lang w:val="zh_TW" w:bidi="zh_TW"/>
         </w:rPr>
-        <w:t>xuan</w:t>
+        <w:t>xiong</w:t>
       </w:r>
       <w:r>
         <w:rPr>
@@ -212,7 +212,7 @@
         <w:rPr>
           <w:lang w:val="zh_TW" w:bidi="zh_TW"/>
         </w:rPr>
-        <w:t>選舉</w:t>
+        <w:t>兄弟</w:t>
       </w:r>
       <w:r>
         <w:rPr>
@@ -231,7 +231,73 @@
         <w:rPr>
           <w:lang w:val="zh_TW" w:bidi="zh_TW"/>
         </w:rPr>
-        <w:t>在現代英文中，這些詞語指的是一群人選擇領袖或代表的過程，通常涉及從幾個候選人中做出選擇。</w:t>
+        <w:t>「兄弟」一詞可以指：</w:t>
+      </w:r>
+    </w:p>
+    <w:p>
+      <w:pPr>
+        <w:pStyle w:val="ListBullet"/>
+        <w:spacing w:line="240" w:lineRule="auto"/>
+        <w:ind w:left="720"/>
+      </w:pPr>
+      <w:r>
+        <w:rPr>
+          <w:lang w:val="zh_TW" w:bidi="zh_TW"/>
+        </w:rPr>
+      </w:r>
+      <w:r>
+        <w:rPr>
+          <w:lang w:val="zh_TW" w:bidi="zh_TW"/>
+        </w:rPr>
+        <w:t>與自己有兄弟關係的男性</w:t>
+      </w:r>
+    </w:p>
+    <w:p>
+      <w:pPr>
+        <w:pStyle w:val="ListBullet"/>
+        <w:spacing w:line="240" w:lineRule="auto"/>
+        <w:ind w:left="720"/>
+      </w:pPr>
+      <w:r>
+        <w:rPr>
+          <w:lang w:val="zh_TW" w:bidi="zh_TW"/>
+        </w:rPr>
+      </w:r>
+      <w:r>
+        <w:rPr>
+          <w:lang w:val="zh_TW" w:bidi="zh_TW"/>
+        </w:rPr>
+        <w:t>親密的男性朋友</w:t>
+      </w:r>
+    </w:p>
+    <w:p>
+      <w:pPr>
+        <w:pStyle w:val="ListBullet"/>
+        <w:spacing w:line="240" w:lineRule="auto"/>
+        <w:ind w:left="720"/>
+      </w:pPr>
+      <w:r>
+        <w:rPr>
+          <w:lang w:val="zh_TW" w:bidi="zh_TW"/>
+        </w:rPr>
+      </w:r>
+      <w:r>
+        <w:rPr>
+          <w:lang w:val="zh_TW" w:bidi="zh_TW"/>
+        </w:rPr>
+        <w:t>同種族、信仰、職業或組織的成員。</w:t>
+      </w:r>
+    </w:p>
+    <w:p>
+      <w:pPr>
+        <w:pStyle w:val="Heading3"/>
+      </w:pPr>
+      <w:r>
+        <w:rPr>
+          <w:b/>
+          <w:lang w:val="zh_TW" w:bidi="zh_TW"/>
+        </w:rPr>
+        <w:t>「兄弟」在舊約中的意思是什麼？</w:t>
       </w:r>
     </w:p>
     <w:p>
@@ -245,7 +311,7 @@
         <w:rPr>
           <w:lang w:val="zh_TW" w:bidi="zh_TW"/>
         </w:rPr>
-        <w:t>當「揀選（elect）」這個動詞在聖經中以神學意義使用時，通常是指神的行動，指神在做出選擇。在舊約中，它是用來指神揀選以色列成為祂的子民（參</w:t>
+        <w:t>在舊約聖經中，「兄弟」的希伯來文指的是至少有一個共同父親或母親的男性。約瑟和便雅憫都是雅各和拉結的孩子（</w:t>
       </w:r>
       <w:hyperlink r:id="rId13">
         <w:r>
@@ -256,14 +322,14 @@
             <w:color w:val="0000EE"/>
             <w:u w:val="single"/>
           </w:rPr>
-          <w:t>徒13:17</w:t>
+          <w:t>創35:24</w:t>
         </w:r>
       </w:hyperlink>
       <w:r>
         <w:rPr>
           <w:lang w:val="zh_TW" w:bidi="zh_TW"/>
         </w:rPr>
-        <w:t>）。以色列成為神的子民，不是因為他們決定要屬於神，而是因為神揀選了他們。神這樣做是因為祂對亞伯拉罕的應許，而不是因為以色列有什麼特別之處（</w:t>
+        <w:t>）。然而，雅各其他的兒子也被稱為約瑟的兄弟（</w:t>
       </w:r>
       <w:hyperlink r:id="rId14">
         <w:r>
@@ -274,50 +340,14 @@
             <w:color w:val="0000EE"/>
             <w:u w:val="single"/>
           </w:rPr>
-          <w:t>申7:7–8</w:t>
+          <w:t>創42:6</w:t>
         </w:r>
       </w:hyperlink>
       <w:r>
         <w:rPr>
           <w:lang w:val="zh_TW" w:bidi="zh_TW"/>
         </w:rPr>
-        <w:t>）。神也揀選他們的領袖，如掃羅和大衛（</w:t>
-      </w:r>
-      <w:hyperlink r:id="rId15">
-        <w:r>
-          <w:rPr>
-            <w:lang w:val="zh_TW" w:bidi="zh_TW"/>
-          </w:rPr>
-          <w:rPr>
-            <w:color w:val="0000EE"/>
-            <w:u w:val="single"/>
-          </w:rPr>
-          <w:t>撒上10:24</w:t>
-        </w:r>
-      </w:hyperlink>
-      <w:r>
-        <w:rPr>
-          <w:lang w:val="zh_TW" w:bidi="zh_TW"/>
-        </w:rPr>
-        <w:t>；</w:t>
-      </w:r>
-      <w:hyperlink r:id="rId16">
-        <w:r>
-          <w:rPr>
-            <w:lang w:val="zh_TW" w:bidi="zh_TW"/>
-          </w:rPr>
-          <w:rPr>
-            <w:color w:val="0000EE"/>
-            <w:u w:val="single"/>
-          </w:rPr>
-          <w:t>撒下6:21</w:t>
-        </w:r>
-      </w:hyperlink>
-      <w:r>
-        <w:rPr>
-          <w:lang w:val="zh_TW" w:bidi="zh_TW"/>
-        </w:rPr>
-        <w:t>）。這些揀選是由神單獨決定的，而不是由人們投票決定的。因此，這個詞表示神的權柄，神有權決定將會發生的事情，這是獨立於人的選擇之外。</w:t>
+        <w:t>）。</w:t>
       </w:r>
     </w:p>
     <w:p>
@@ -331,7 +361,43 @@
         <w:rPr>
           <w:lang w:val="zh_TW" w:bidi="zh_TW"/>
         </w:rPr>
-        <w:t>新約聖經也有類似的概念。神的子民被描述為祂的「選民（his elect）」或「神的選民（chosen ones）」。耶穌在談到未來人子（Son of Man，耶穌用來稱呼自己的稱號）要來並聚集神的子民時，使用了這個詞語（</w:t>
+        <w:t>約瑟對便雅憫的愛是特別的，但兄弟之間並非總有這種愛。該隱殺害了他的兄弟亞伯（</w:t>
+      </w:r>
+      <w:hyperlink r:id="rId15">
+        <w:r>
+          <w:rPr>
+            <w:lang w:val="zh_TW" w:bidi="zh_TW"/>
+          </w:rPr>
+          <w:rPr>
+            <w:color w:val="0000EE"/>
+            <w:u w:val="single"/>
+          </w:rPr>
+          <w:t>創4:8</w:t>
+        </w:r>
+      </w:hyperlink>
+      <w:r>
+        <w:rPr>
+          <w:lang w:val="zh_TW" w:bidi="zh_TW"/>
+        </w:rPr>
+        <w:t>），以掃恨他的兄弟雅各（</w:t>
+      </w:r>
+      <w:hyperlink r:id="rId16">
+        <w:r>
+          <w:rPr>
+            <w:lang w:val="zh_TW" w:bidi="zh_TW"/>
+          </w:rPr>
+          <w:rPr>
+            <w:color w:val="0000EE"/>
+            <w:u w:val="single"/>
+          </w:rPr>
+          <w:t>27:41</w:t>
+        </w:r>
+      </w:hyperlink>
+      <w:r>
+        <w:rPr>
+          <w:lang w:val="zh_TW" w:bidi="zh_TW"/>
+        </w:rPr>
+        <w:t>）。兄弟可能帶來壞的影響（</w:t>
       </w:r>
       <w:hyperlink r:id="rId17">
         <w:r>
@@ -342,14 +408,32 @@
             <w:color w:val="0000EE"/>
             <w:u w:val="single"/>
           </w:rPr>
-          <w:t>可13:20、27</w:t>
+          <w:t>申13:6</w:t>
         </w:r>
       </w:hyperlink>
       <w:r>
         <w:rPr>
           <w:lang w:val="zh_TW" w:bidi="zh_TW"/>
         </w:rPr>
-        <w:t>）。耶穌將顯明，神的子民受苦並耐心等待祂是正確的（</w:t>
+        <w:t>–</w:t>
+      </w:r>
+      <w:hyperlink r:id="rId17">
+        <w:r>
+          <w:rPr>
+            <w:lang w:val="zh_TW" w:bidi="zh_TW"/>
+          </w:rPr>
+          <w:rPr>
+            <w:color w:val="0000EE"/>
+            <w:u w:val="single"/>
+          </w:rPr>
+          <w:t>7</w:t>
+        </w:r>
+      </w:hyperlink>
+      <w:r>
+        <w:rPr>
+          <w:lang w:val="zh_TW" w:bidi="zh_TW"/>
+        </w:rPr>
+        <w:t>），但理想中，兄弟應該在需要時幫助對方（</w:t>
       </w:r>
       <w:hyperlink r:id="rId18">
         <w:r>
@@ -360,14 +444,26 @@
             <w:color w:val="0000EE"/>
             <w:u w:val="single"/>
           </w:rPr>
-          <w:t>路18:7</w:t>
+          <w:t>箴17:17</w:t>
         </w:r>
       </w:hyperlink>
       <w:r>
         <w:rPr>
           <w:lang w:val="zh_TW" w:bidi="zh_TW"/>
         </w:rPr>
-        <w:t>）。在</w:t>
+        <w:t>）。</w:t>
+      </w:r>
+      <w:r>
+        <w:rPr>
+          <w:lang w:val="zh_TW" w:bidi="zh_TW"/>
+        </w:rPr>
+        <w:t>娶寡嫂婚的</w:t>
+      </w:r>
+      <w:r>
+        <w:rPr>
+          <w:lang w:val="zh_TW" w:bidi="zh_TW"/>
+        </w:rPr>
+        <w:t>律法規定，如果一個男人死後遺下無子的寡婦，他的兄弟必須娶這位寡婦，為其生子以延續兄弟的家族名字（</w:t>
       </w:r>
       <w:hyperlink r:id="rId19">
         <w:r>
@@ -378,32 +474,14 @@
             <w:color w:val="0000EE"/>
             <w:u w:val="single"/>
           </w:rPr>
-          <w:t>彼得前書二章9節</w:t>
+          <w:t>申25:5</w:t>
         </w:r>
       </w:hyperlink>
       <w:r>
         <w:rPr>
           <w:lang w:val="zh_TW" w:bidi="zh_TW"/>
         </w:rPr>
-        <w:t>，神的子民被稱為「被揀選的族類（chosen [elect] people）」。這句話最初是用在以色列民身上的（</w:t>
-      </w:r>
-      <w:hyperlink r:id="rId20">
-        <w:r>
-          <w:rPr>
-            <w:lang w:val="zh_TW" w:bidi="zh_TW"/>
-          </w:rPr>
-          <w:rPr>
-            <w:color w:val="0000EE"/>
-            <w:u w:val="single"/>
-          </w:rPr>
-          <w:t>賽43:20</w:t>
-        </w:r>
-      </w:hyperlink>
-      <w:r>
-        <w:rPr>
-          <w:lang w:val="zh_TW" w:bidi="zh_TW"/>
-        </w:rPr>
-        <w:t>），這表明舊約中神的子民與新約中的基督教會是相聯繫的。神對以色列人的應許，現在在教會中得以實現。</w:t>
+        <w:t>）。</w:t>
       </w:r>
     </w:p>
     <w:p>
@@ -417,7 +495,25 @@
         <w:rPr>
           <w:lang w:val="zh_TW" w:bidi="zh_TW"/>
         </w:rPr>
-        <w:t>在</w:t>
+        <w:t>大衛稱約拿單為「兄弟」，即使他們沒有血緣關係（</w:t>
+      </w:r>
+      <w:hyperlink r:id="rId20">
+        <w:r>
+          <w:rPr>
+            <w:lang w:val="zh_TW" w:bidi="zh_TW"/>
+          </w:rPr>
+          <w:rPr>
+            <w:color w:val="0000EE"/>
+            <w:u w:val="single"/>
+          </w:rPr>
+          <w:t>撒下1:26</w:t>
+        </w:r>
+      </w:hyperlink>
+      <w:r>
+        <w:rPr>
+          <w:lang w:val="zh_TW" w:bidi="zh_TW"/>
+        </w:rPr>
+        <w:t>）。一個以色列同胞也可以被稱為兄弟，這種關係帶有某些義務：例如，兄弟之間不能收取利息，也不能將他變為奴隸（</w:t>
       </w:r>
       <w:hyperlink r:id="rId21">
         <w:r>
@@ -428,16 +524,16 @@
             <w:color w:val="0000EE"/>
             <w:u w:val="single"/>
           </w:rPr>
-          <w:t>羅馬書九至十一章</w:t>
+          <w:t>利25:35</w:t>
         </w:r>
       </w:hyperlink>
       <w:r>
         <w:rPr>
           <w:lang w:val="zh_TW" w:bidi="zh_TW"/>
         </w:rPr>
-        <w:t>，保羅談到一個問題：為什麼大多數猶太人拒絕了關於耶穌的好消息，而許多外邦人卻接受了呢？他說，現在有一小群（或餘民）的猶太人相信。神揀選了這群人是因著神的恩典，這群人是「選民」。這小群人得到了神原本為整個以色列所預備的福分。保羅說，許多人沒有接受這個信息，因為他們對此漸漸不再敏感。他將此描述為「頑梗不化」，這與人類普遍背離神的傾向有關（</w:t>
-      </w:r>
-      <w:hyperlink r:id="rId22">
+        <w:t>–</w:t>
+      </w:r>
+      <w:hyperlink r:id="rId21">
         <w:r>
           <w:rPr>
             <w:lang w:val="zh_TW" w:bidi="zh_TW"/>
@@ -446,7 +542,7 @@
             <w:color w:val="0000EE"/>
             <w:u w:val="single"/>
           </w:rPr>
-          <w:t>羅11:5–7</w:t>
+          <w:t>43</w:t>
         </w:r>
       </w:hyperlink>
       <w:r>
@@ -454,6 +550,17 @@
           <w:lang w:val="zh_TW" w:bidi="zh_TW"/>
         </w:rPr>
         <w:t>）。</w:t>
+      </w:r>
+    </w:p>
+    <w:p>
+      <w:pPr>
+        <w:pStyle w:val="Heading3"/>
+      </w:pPr>
+      <w:r>
+        <w:rPr>
+          <w:lang w:val="zh_TW" w:bidi="zh_TW"/>
+        </w:rPr>
+        <w:t>「兄弟」在新約中是什麼意思？</w:t>
       </w:r>
     </w:p>
     <w:p>
@@ -467,7 +574,25 @@
         <w:rPr>
           <w:lang w:val="zh_TW" w:bidi="zh_TW"/>
         </w:rPr>
-        <w:t>然而，保羅說神並沒有取消祂揀選以色列作為祂的子民。保羅解釋說，雖然許多猶太人沒有接受關於耶穌的信息，但這使得外邦人也能接受神的祝福。保羅強調神仍然愛猶太人，並且不會收回對他們的應許（</w:t>
+        <w:t>在新約聖經中，希臘文的「兄弟」指親生兄弟，例如安得烈和彼得（</w:t>
+      </w:r>
+      <w:hyperlink r:id="rId22">
+        <w:r>
+          <w:rPr>
+            <w:lang w:val="zh_TW" w:bidi="zh_TW"/>
+          </w:rPr>
+          <w:rPr>
+            <w:color w:val="0000EE"/>
+            <w:u w:val="single"/>
+          </w:rPr>
+          <w:t>約1:41</w:t>
+        </w:r>
+      </w:hyperlink>
+      <w:r>
+        <w:rPr>
+          <w:lang w:val="zh_TW" w:bidi="zh_TW"/>
+        </w:rPr>
+        <w:t>）。耶穌有四個兄弟（</w:t>
       </w:r>
       <w:hyperlink r:id="rId23">
         <w:r>
@@ -478,14 +603,104 @@
             <w:color w:val="0000EE"/>
             <w:u w:val="single"/>
           </w:rPr>
-          <w:t>羅11:28</w:t>
+          <w:t>可6:3</w:t>
         </w:r>
       </w:hyperlink>
       <w:r>
         <w:rPr>
           <w:lang w:val="zh_TW" w:bidi="zh_TW"/>
         </w:rPr>
-        <w:t>）。正因如此，保羅相信將來會有許多猶太人歸向神。</w:t>
+        <w:t>）。（羅馬天主教徒認為他們是耶穌的表兄弟，但希臘文並未使用表兄弟的詞語。）耶穌的兄弟起初不信祂（</w:t>
+      </w:r>
+      <w:hyperlink r:id="rId24">
+        <w:r>
+          <w:rPr>
+            <w:lang w:val="zh_TW" w:bidi="zh_TW"/>
+          </w:rPr>
+          <w:rPr>
+            <w:color w:val="0000EE"/>
+            <w:u w:val="single"/>
+          </w:rPr>
+          <w:t>約7:5</w:t>
+        </w:r>
+      </w:hyperlink>
+      <w:r>
+        <w:rPr>
+          <w:lang w:val="zh_TW" w:bidi="zh_TW"/>
+        </w:rPr>
+        <w:t>）。然而，在耶穌復活後，他們加入了基督教群體（</w:t>
+      </w:r>
+      <w:hyperlink r:id="rId25">
+        <w:r>
+          <w:rPr>
+            <w:lang w:val="zh_TW" w:bidi="zh_TW"/>
+          </w:rPr>
+          <w:rPr>
+            <w:color w:val="0000EE"/>
+            <w:u w:val="single"/>
+          </w:rPr>
+          <w:t>徒1:14</w:t>
+        </w:r>
+      </w:hyperlink>
+      <w:r>
+        <w:rPr>
+          <w:lang w:val="zh_TW" w:bidi="zh_TW"/>
+        </w:rPr>
+        <w:t>）。耶穌教導祂的門徒，他們只有一位父（神），因此彼此皆為兄弟（</w:t>
+      </w:r>
+      <w:hyperlink r:id="rId26">
+        <w:r>
+          <w:rPr>
+            <w:lang w:val="zh_TW" w:bidi="zh_TW"/>
+          </w:rPr>
+          <w:rPr>
+            <w:color w:val="0000EE"/>
+            <w:u w:val="single"/>
+          </w:rPr>
+          <w:t>太23:8</w:t>
+        </w:r>
+      </w:hyperlink>
+      <w:r>
+        <w:rPr>
+          <w:lang w:val="zh_TW" w:bidi="zh_TW"/>
+        </w:rPr>
+        <w:t>–</w:t>
+      </w:r>
+      <w:hyperlink r:id="rId26">
+        <w:r>
+          <w:rPr>
+            <w:lang w:val="zh_TW" w:bidi="zh_TW"/>
+          </w:rPr>
+          <w:rPr>
+            <w:color w:val="0000EE"/>
+            <w:u w:val="single"/>
+          </w:rPr>
+          <w:t>9</w:t>
+        </w:r>
+      </w:hyperlink>
+      <w:r>
+        <w:rPr>
+          <w:lang w:val="zh_TW" w:bidi="zh_TW"/>
+        </w:rPr>
+        <w:t>）。他也稱自己是他們的兄弟（</w:t>
+      </w:r>
+      <w:hyperlink r:id="rId27">
+        <w:r>
+          <w:rPr>
+            <w:lang w:val="zh_TW" w:bidi="zh_TW"/>
+          </w:rPr>
+          <w:rPr>
+            <w:color w:val="0000EE"/>
+            <w:u w:val="single"/>
+          </w:rPr>
+          <w:t>太28:10</w:t>
+        </w:r>
+      </w:hyperlink>
+      <w:r>
+        <w:rPr>
+          <w:lang w:val="zh_TW" w:bidi="zh_TW"/>
+        </w:rPr>
+        <w:t>）。</w:t>
       </w:r>
     </w:p>
     <w:p>
@@ -499,9 +714,9 @@
         <w:rPr>
           <w:lang w:val="zh_TW" w:bidi="zh_TW"/>
         </w:rPr>
-        <w:t>聖經中翻譯為「選民」的詞語通常以複數形式出現，指的是所有神的子民或特定地方教會的成員（</w:t>
-      </w:r>
-      <w:hyperlink r:id="rId24">
+        <w:t>早期基督徒互稱「弟兄」（</w:t>
+      </w:r>
+      <w:hyperlink r:id="rId28">
         <w:r>
           <w:rPr>
             <w:lang w:val="zh_TW" w:bidi="zh_TW"/>
@@ -510,7 +725,7 @@
             <w:color w:val="0000EE"/>
             <w:u w:val="single"/>
           </w:rPr>
-          <w:t>羅8:33</w:t>
+          <w:t>徒9:17</w:t>
         </w:r>
       </w:hyperlink>
       <w:r>
@@ -519,7 +734,7 @@
         </w:rPr>
         <w:t>；</w:t>
       </w:r>
-      <w:hyperlink r:id="rId25">
+      <w:hyperlink r:id="rId29">
         <w:r>
           <w:rPr>
             <w:lang w:val="zh_TW" w:bidi="zh_TW"/>
@@ -528,16 +743,16 @@
             <w:color w:val="0000EE"/>
             <w:u w:val="single"/>
           </w:rPr>
-          <w:t>西3:12</w:t>
+          <w:t>西1:1</w:t>
         </w:r>
       </w:hyperlink>
       <w:r>
         <w:rPr>
           <w:lang w:val="zh_TW" w:bidi="zh_TW"/>
         </w:rPr>
-        <w:t>；</w:t>
-      </w:r>
-      <w:hyperlink r:id="rId26">
+        <w:t>）。基督徒群體兩次被稱為「弟兄或眾弟兄（the brotherhood）」（</w:t>
+      </w:r>
+      <w:hyperlink r:id="rId30">
         <w:r>
           <w:rPr>
             <w:lang w:val="zh_TW" w:bidi="zh_TW"/>
@@ -546,16 +761,10 @@
             <w:color w:val="0000EE"/>
             <w:u w:val="single"/>
           </w:rPr>
-          <w:t>帖前1:4</w:t>
+          <w:t>彼前2:17，</w:t>
         </w:r>
       </w:hyperlink>
-      <w:r>
-        <w:rPr>
-          <w:lang w:val="zh_TW" w:bidi="zh_TW"/>
-        </w:rPr>
-        <w:t>；</w:t>
-      </w:r>
-      <w:hyperlink r:id="rId27">
+      <w:hyperlink r:id="rId31">
         <w:r>
           <w:rPr>
             <w:lang w:val="zh_TW" w:bidi="zh_TW"/>
@@ -564,16 +773,34 @@
             <w:color w:val="0000EE"/>
             <w:u w:val="single"/>
           </w:rPr>
-          <w:t>提後2:10</w:t>
+          <w:t>5:9</w:t>
         </w:r>
       </w:hyperlink>
       <w:r>
         <w:rPr>
           <w:lang w:val="zh_TW" w:bidi="zh_TW"/>
         </w:rPr>
-        <w:t>；</w:t>
-      </w:r>
-      <w:hyperlink r:id="rId28">
+        <w:t>）。成為基督徒弟兄的一員需要負上某些責任：</w:t>
+      </w:r>
+    </w:p>
+    <w:p>
+      <w:pPr>
+        <w:pStyle w:val="ListBullet"/>
+        <w:spacing w:line="240" w:lineRule="auto"/>
+        <w:ind w:left="720"/>
+      </w:pPr>
+      <w:r>
+        <w:rPr>
+          <w:lang w:val="zh_TW" w:bidi="zh_TW"/>
+        </w:rPr>
+      </w:r>
+      <w:r>
+        <w:rPr>
+          <w:lang w:val="zh_TW" w:bidi="zh_TW"/>
+        </w:rPr>
+        <w:t>節制情慾（</w:t>
+      </w:r>
+      <w:hyperlink r:id="rId32">
         <w:r>
           <w:rPr>
             <w:lang w:val="zh_TW" w:bidi="zh_TW"/>
@@ -582,16 +809,34 @@
             <w:color w:val="0000EE"/>
             <w:u w:val="single"/>
           </w:rPr>
-          <w:t>多1:1</w:t>
+          <w:t>帖前4:6</w:t>
         </w:r>
       </w:hyperlink>
       <w:r>
         <w:rPr>
           <w:lang w:val="zh_TW" w:bidi="zh_TW"/>
         </w:rPr>
-        <w:t>；</w:t>
-      </w:r>
-      <w:hyperlink r:id="rId29">
+        <w:t>）</w:t>
+      </w:r>
+    </w:p>
+    <w:p>
+      <w:pPr>
+        <w:pStyle w:val="ListBullet"/>
+        <w:spacing w:line="240" w:lineRule="auto"/>
+        <w:ind w:left="720"/>
+      </w:pPr>
+      <w:r>
+        <w:rPr>
+          <w:lang w:val="zh_TW" w:bidi="zh_TW"/>
+        </w:rPr>
+      </w:r>
+      <w:r>
+        <w:rPr>
+          <w:lang w:val="zh_TW" w:bidi="zh_TW"/>
+        </w:rPr>
+        <w:t>在需要時提供物質幫助（</w:t>
+      </w:r>
+      <w:hyperlink r:id="rId33">
         <w:r>
           <w:rPr>
             <w:lang w:val="zh_TW" w:bidi="zh_TW"/>
@@ -600,16 +845,16 @@
             <w:color w:val="0000EE"/>
             <w:u w:val="single"/>
           </w:rPr>
-          <w:t>彼前1:1–2</w:t>
+          <w:t>雅2:15</w:t>
         </w:r>
       </w:hyperlink>
       <w:r>
         <w:rPr>
           <w:lang w:val="zh_TW" w:bidi="zh_TW"/>
         </w:rPr>
-        <w:t>；</w:t>
-      </w:r>
-      <w:hyperlink r:id="rId30">
+        <w:t>–</w:t>
+      </w:r>
+      <w:hyperlink r:id="rId33">
         <w:r>
           <w:rPr>
             <w:lang w:val="zh_TW" w:bidi="zh_TW"/>
@@ -618,16 +863,34 @@
             <w:color w:val="0000EE"/>
             <w:u w:val="single"/>
           </w:rPr>
-          <w:t>彼後1:10</w:t>
+          <w:t>16</w:t>
         </w:r>
       </w:hyperlink>
       <w:r>
         <w:rPr>
           <w:lang w:val="zh_TW" w:bidi="zh_TW"/>
         </w:rPr>
-        <w:t>；</w:t>
-      </w:r>
-      <w:hyperlink r:id="rId31">
+        <w:t>）</w:t>
+      </w:r>
+    </w:p>
+    <w:p>
+      <w:pPr>
+        <w:pStyle w:val="ListBullet"/>
+        <w:spacing w:line="240" w:lineRule="auto"/>
+        <w:ind w:left="720"/>
+      </w:pPr>
+      <w:r>
+        <w:rPr>
+          <w:lang w:val="zh_TW" w:bidi="zh_TW"/>
+        </w:rPr>
+      </w:r>
+      <w:r>
+        <w:rPr>
+          <w:lang w:val="zh_TW" w:bidi="zh_TW"/>
+        </w:rPr>
+        <w:t>避免引起冒犯（</w:t>
+      </w:r>
+      <w:hyperlink r:id="rId34">
         <w:r>
           <w:rPr>
             <w:lang w:val="zh_TW" w:bidi="zh_TW"/>
@@ -636,16 +899,34 @@
             <w:color w:val="0000EE"/>
             <w:u w:val="single"/>
           </w:rPr>
-          <w:t>啟17:14</w:t>
+          <w:t>羅14:13</w:t>
         </w:r>
       </w:hyperlink>
       <w:r>
         <w:rPr>
           <w:lang w:val="zh_TW" w:bidi="zh_TW"/>
         </w:rPr>
-        <w:t>；參</w:t>
-      </w:r>
-      <w:hyperlink r:id="rId32">
+        <w:t>）。</w:t>
+      </w:r>
+    </w:p>
+    <w:p>
+      <w:pPr>
+        <w:pStyle w:val="ListBullet"/>
+        <w:spacing w:line="240" w:lineRule="auto"/>
+        <w:ind w:left="720"/>
+      </w:pPr>
+      <w:r>
+        <w:rPr>
+          <w:lang w:val="zh_TW" w:bidi="zh_TW"/>
+        </w:rPr>
+      </w:r>
+      <w:r>
+        <w:rPr>
+          <w:lang w:val="zh_TW" w:bidi="zh_TW"/>
+        </w:rPr>
+        <w:t>基督徒不應該「訴諸法律」或控告他們的弟兄（</w:t>
+      </w:r>
+      <w:hyperlink r:id="rId35">
         <w:r>
           <w:rPr>
             <w:lang w:val="zh_TW" w:bidi="zh_TW"/>
@@ -654,16 +935,16 @@
             <w:color w:val="0000EE"/>
             <w:u w:val="single"/>
           </w:rPr>
-          <w:t>羅16:13</w:t>
+          <w:t>林前6:5</w:t>
         </w:r>
       </w:hyperlink>
       <w:r>
         <w:rPr>
           <w:lang w:val="zh_TW" w:bidi="zh_TW"/>
         </w:rPr>
-        <w:t>和</w:t>
-      </w:r>
-      <w:hyperlink r:id="rId33">
+        <w:t>–</w:t>
+      </w:r>
+      <w:hyperlink r:id="rId35">
         <w:r>
           <w:rPr>
             <w:lang w:val="zh_TW" w:bidi="zh_TW"/>
@@ -672,14 +953,68 @@
             <w:color w:val="0000EE"/>
             <w:u w:val="single"/>
           </w:rPr>
-          <w:t>約二1:13</w:t>
+          <w:t>6</w:t>
         </w:r>
       </w:hyperlink>
       <w:r>
         <w:rPr>
           <w:lang w:val="zh_TW" w:bidi="zh_TW"/>
         </w:rPr>
-        <w:t>，這兩處經文中使用的是單數形式）。使用複數形式可能有兩個原因。一個原因是，大部分新約書信是寫給團體而非個人的。更有可能的原因是，這顯示神揀選的是一個群體，而不僅僅只是個別的人。</w:t>
+        <w:t>）</w:t>
+      </w:r>
+    </w:p>
+    <w:p>
+      <w:pPr>
+        <w:pStyle w:val="ListBullet"/>
+        <w:spacing w:line="240" w:lineRule="auto"/>
+        <w:ind w:left="720"/>
+      </w:pPr>
+      <w:r>
+        <w:rPr>
+          <w:lang w:val="zh_TW" w:bidi="zh_TW"/>
+        </w:rPr>
+      </w:r>
+      <w:r>
+        <w:rPr>
+          <w:lang w:val="zh_TW" w:bidi="zh_TW"/>
+        </w:rPr>
+        <w:t>必須在教會內或個人之間解決問題（</w:t>
+      </w:r>
+      <w:hyperlink r:id="rId36">
+        <w:r>
+          <w:rPr>
+            <w:lang w:val="zh_TW" w:bidi="zh_TW"/>
+          </w:rPr>
+          <w:rPr>
+            <w:color w:val="0000EE"/>
+            <w:u w:val="single"/>
+          </w:rPr>
+          <w:t>太18:15</w:t>
+        </w:r>
+      </w:hyperlink>
+      <w:r>
+        <w:rPr>
+          <w:lang w:val="zh_TW" w:bidi="zh_TW"/>
+        </w:rPr>
+        <w:t>–</w:t>
+      </w:r>
+      <w:hyperlink r:id="rId36">
+        <w:r>
+          <w:rPr>
+            <w:lang w:val="zh_TW" w:bidi="zh_TW"/>
+          </w:rPr>
+          <w:rPr>
+            <w:color w:val="0000EE"/>
+            <w:u w:val="single"/>
+          </w:rPr>
+          <w:t>17</w:t>
+        </w:r>
+      </w:hyperlink>
+      <w:r>
+        <w:rPr>
+          <w:lang w:val="zh_TW" w:bidi="zh_TW"/>
+        </w:rPr>
+        <w:t>）</w:t>
       </w:r>
     </w:p>
     <w:p>
@@ -693,9 +1028,9 @@
         <w:rPr>
           <w:lang w:val="zh_TW" w:bidi="zh_TW"/>
         </w:rPr>
-        <w:t>「揀選」這個詞顯示了成為神的子民始於神的揀選。這個揀選發生在時間開始之前，在任何人能夠回應之前（</w:t>
-      </w:r>
-      <w:hyperlink r:id="rId34">
+        <w:t>基督徒與弟兄的關係很重要，因為如果他與弟兄不和，就無法敬拜神（</w:t>
+      </w:r>
+      <w:hyperlink r:id="rId37">
         <w:r>
           <w:rPr>
             <w:lang w:val="zh_TW" w:bidi="zh_TW"/>
@@ -704,16 +1039,16 @@
             <w:color w:val="0000EE"/>
             <w:u w:val="single"/>
           </w:rPr>
-          <w:t>弗1:4</w:t>
+          <w:t>太5:23</w:t>
         </w:r>
       </w:hyperlink>
       <w:r>
         <w:rPr>
           <w:lang w:val="zh_TW" w:bidi="zh_TW"/>
         </w:rPr>
-        <w:t>；參</w:t>
-      </w:r>
-      <w:hyperlink r:id="rId35">
+        <w:t>–</w:t>
+      </w:r>
+      <w:hyperlink r:id="rId37">
         <w:r>
           <w:rPr>
             <w:lang w:val="zh_TW" w:bidi="zh_TW"/>
@@ -722,86 +1057,14 @@
             <w:color w:val="0000EE"/>
             <w:u w:val="single"/>
           </w:rPr>
-          <w:t>約15:16、19</w:t>
+          <w:t>24</w:t>
         </w:r>
       </w:hyperlink>
       <w:r>
         <w:rPr>
           <w:lang w:val="zh_TW" w:bidi="zh_TW"/>
         </w:rPr>
-        <w:t>）。是神呼召了男人和女人成為祂的子民，凡回應的人就是選民。神揀選人並不是因為他們善良或值得揀選。事實上，祂常常會揀選：</w:t>
-      </w:r>
-    </w:p>
-    <w:p>
-      <w:pPr>
-        <w:pStyle w:val="ListBullet"/>
-        <w:spacing w:line="240" w:lineRule="auto"/>
-        <w:ind w:left="720"/>
-      </w:pPr>
-      <w:r>
-        <w:rPr>
-          <w:lang w:val="zh_TW" w:bidi="zh_TW"/>
-        </w:rPr>
-      </w:r>
-      <w:r>
-        <w:rPr>
-          <w:lang w:val="zh_TW" w:bidi="zh_TW"/>
-        </w:rPr>
-        <w:t>世上愚拙的，叫有智慧的羞愧</w:t>
-      </w:r>
-    </w:p>
-    <w:p>
-      <w:pPr>
-        <w:pStyle w:val="ListBullet"/>
-        <w:spacing w:line="240" w:lineRule="auto"/>
-        <w:ind w:left="720"/>
-      </w:pPr>
-      <w:r>
-        <w:rPr>
-          <w:lang w:val="zh_TW" w:bidi="zh_TW"/>
-        </w:rPr>
-      </w:r>
-      <w:r>
-        <w:rPr>
-          <w:lang w:val="zh_TW" w:bidi="zh_TW"/>
-        </w:rPr>
-        <w:t>世上軟弱的，叫那強壯的羞愧</w:t>
-      </w:r>
-    </w:p>
-    <w:p>
-      <w:pPr>
-        <w:pStyle w:val="ListBullet"/>
-        <w:spacing w:line="240" w:lineRule="auto"/>
-        <w:ind w:left="720"/>
-      </w:pPr>
-      <w:r>
-        <w:rPr>
-          <w:lang w:val="zh_TW" w:bidi="zh_TW"/>
-        </w:rPr>
-      </w:r>
-      <w:r>
-        <w:rPr>
-          <w:lang w:val="zh_TW" w:bidi="zh_TW"/>
-        </w:rPr>
-        <w:t>世上卑賤的，被人厭惡的，以及那無有的，為要廢掉那有的（</w:t>
-      </w:r>
-      <w:hyperlink r:id="rId36">
-        <w:r>
-          <w:rPr>
-            <w:lang w:val="zh_TW" w:bidi="zh_TW"/>
-          </w:rPr>
-          <w:rPr>
-            <w:color w:val="0000EE"/>
-            <w:u w:val="single"/>
-          </w:rPr>
-          <w:t>林前1:27–28</w:t>
-        </w:r>
-      </w:hyperlink>
-      <w:r>
-        <w:rPr>
-          <w:lang w:val="zh_TW" w:bidi="zh_TW"/>
-        </w:rPr>
-        <w:t>）</w:t>
+        <w:t>）。</w:t>
       </w:r>
     </w:p>
     <w:p>
@@ -813,9 +1076,44 @@
       </w:r>
       <w:r>
         <w:rPr>
-          <w:lang w:val="zh_TW" w:bidi="zh_TW"/>
-        </w:rPr>
-        <w:t>這意味著，選民不能因自己的成就或地位而誇耀。他們的一切都來自神，他們不能自誇或認為自己比別人強。</w:t>
+          <w:i/>
+          <w:lang w:val="zh_TW" w:bidi="zh_TW"/>
+        </w:rPr>
+        <w:t>另見</w:t>
+      </w:r>
+      <w:r>
+        <w:rPr>
+          <w:lang w:val="zh_TW" w:bidi="zh_TW"/>
+        </w:rPr>
+        <w:t xml:space="preserve"> </w:t>
+      </w:r>
+      <w:r>
+        <w:rPr>
+          <w:lang w:val="zh_TW" w:bidi="zh_TW"/>
+        </w:rPr>
+        <w:t>家庭生活和關係</w:t>
+      </w:r>
+      <w:r>
+        <w:rPr>
+          <w:lang w:val="zh_TW" w:bidi="zh_TW"/>
+        </w:rPr>
+        <w:t>；</w:t>
+      </w:r>
+      <w:r>
+        <w:rPr>
+          <w:lang w:val="zh_TW" w:bidi="zh_TW"/>
+        </w:rPr>
+        <w:t>兄弟（和姐妹）</w:t>
+      </w:r>
+      <w:r>
+        <w:rPr>
+          <w:lang w:val="zh_TW" w:bidi="zh_TW"/>
+        </w:rPr>
+      </w:r>
+      <w:r>
+        <w:rPr>
+          <w:lang w:val="zh_TW" w:bidi="zh_TW"/>
+        </w:rPr>
       </w:r>
     </w:p>
     <w:p>
@@ -825,119 +1123,21 @@
           <w:lang w:val="zh_TW" w:bidi="zh_TW"/>
         </w:rPr>
       </w:r>
-      <w:r>
-        <w:rPr>
-          <w:lang w:val="zh_TW" w:bidi="zh_TW"/>
-        </w:rPr>
-        <w:t>神揀選的子民有特別的好處：</w:t>
-      </w:r>
     </w:p>
     <w:p>
       <w:pPr>
-        <w:pStyle w:val="ListBullet"/>
-        <w:spacing w:line="240" w:lineRule="auto"/>
-        <w:ind w:left="720"/>
-      </w:pPr>
-      <w:r>
-        <w:rPr>
-          <w:lang w:val="zh_TW" w:bidi="zh_TW"/>
-        </w:rPr>
-      </w:r>
-      <w:r>
-        <w:rPr>
-          <w:lang w:val="zh_TW" w:bidi="zh_TW"/>
-        </w:rPr>
-        <w:t>神幫助他們，因此沒有人可以控告他們以至於讓神拒絕他們（</w:t>
-      </w:r>
-      <w:hyperlink r:id="rId24">
-        <w:r>
-          <w:rPr>
-            <w:lang w:val="zh_TW" w:bidi="zh_TW"/>
-          </w:rPr>
-          <w:rPr>
-            <w:color w:val="0000EE"/>
-            <w:u w:val="single"/>
-          </w:rPr>
-          <w:t>羅8:33</w:t>
-        </w:r>
-      </w:hyperlink>
-      <w:r>
-        <w:rPr>
-          <w:lang w:val="zh_TW" w:bidi="zh_TW"/>
-        </w:rPr>
-        <w:t xml:space="preserve">）。 </w:t>
-      </w:r>
-    </w:p>
-    <w:p>
-      <w:pPr>
-        <w:pStyle w:val="ListBullet"/>
-        <w:spacing w:line="240" w:lineRule="auto"/>
-        <w:ind w:left="720"/>
-      </w:pPr>
-      <w:r>
-        <w:rPr>
-          <w:lang w:val="zh_TW" w:bidi="zh_TW"/>
-        </w:rPr>
-      </w:r>
-      <w:r>
-        <w:rPr>
-          <w:lang w:val="zh_TW" w:bidi="zh_TW"/>
-        </w:rPr>
-        <w:t>他們如同君尊的祭司，這意味著他們可以直接來到神面前（</w:t>
-      </w:r>
-      <w:hyperlink r:id="rId19">
-        <w:r>
-          <w:rPr>
-            <w:lang w:val="zh_TW" w:bidi="zh_TW"/>
-          </w:rPr>
-          <w:rPr>
-            <w:color w:val="0000EE"/>
-            <w:u w:val="single"/>
-          </w:rPr>
-          <w:t>彼前2:9</w:t>
-        </w:r>
-      </w:hyperlink>
-      <w:r>
-        <w:rPr>
-          <w:lang w:val="zh_TW" w:bidi="zh_TW"/>
-        </w:rPr>
-        <w:t xml:space="preserve">）。 </w:t>
-      </w:r>
-    </w:p>
-    <w:p>
-      <w:pPr>
-        <w:pStyle w:val="ListBullet"/>
-        <w:spacing w:line="240" w:lineRule="auto"/>
-        <w:ind w:left="720"/>
-      </w:pPr>
-      <w:r>
-        <w:rPr>
-          <w:lang w:val="zh_TW" w:bidi="zh_TW"/>
-        </w:rPr>
-      </w:r>
-      <w:r>
-        <w:rPr>
-          <w:lang w:val="zh_TW" w:bidi="zh_TW"/>
-        </w:rPr>
-        <w:t>被稱為使徒的早期基督教領袖經歷了艱難時期。他們這樣做是為了讓神的子民可以得救，並與神永遠同在（</w:t>
-      </w:r>
-      <w:hyperlink r:id="rId27">
-        <w:r>
-          <w:rPr>
-            <w:lang w:val="zh_TW" w:bidi="zh_TW"/>
-          </w:rPr>
-          <w:rPr>
-            <w:color w:val="0000EE"/>
-            <w:u w:val="single"/>
-          </w:rPr>
-          <w:t>提後2:10</w:t>
-        </w:r>
-      </w:hyperlink>
-      <w:r>
-        <w:rPr>
-          <w:lang w:val="zh_TW" w:bidi="zh_TW"/>
-        </w:rPr>
-        <w:t>）。</w:t>
+        <w:pStyle w:val="Heading2"/>
+      </w:pPr>
+      <w:r>
+        <w:rPr>
+          <w:lang w:val="zh_TW" w:bidi="zh_TW"/>
+        </w:rPr>
+        <w:t>兄弟（和姐妹）</w:t>
+      </w:r>
+      <w:r>
+        <w:rPr>
+          <w:lang w:val="zh_TW" w:bidi="zh_TW"/>
+        </w:rPr>
       </w:r>
     </w:p>
     <w:p>
@@ -951,9 +1151,9 @@
         <w:rPr>
           <w:lang w:val="zh_TW" w:bidi="zh_TW"/>
         </w:rPr>
-        <w:t>選民是以他們對神的信心著稱（</w:t>
-      </w:r>
-      <w:hyperlink r:id="rId28">
+        <w:t>對神家中的成員的稱呼。有充分的證據表明，耶穌時代的猶太人經常自稱為弟兄（</w:t>
+      </w:r>
+      <w:hyperlink r:id="rId38">
         <w:r>
           <w:rPr>
             <w:lang w:val="zh_TW" w:bidi="zh_TW"/>
@@ -962,16 +1162,10 @@
             <w:color w:val="0000EE"/>
             <w:u w:val="single"/>
           </w:rPr>
-          <w:t>多1:1</w:t>
+          <w:t>徒2:29、37，</w:t>
         </w:r>
       </w:hyperlink>
-      <w:r>
-        <w:rPr>
-          <w:lang w:val="zh_TW" w:bidi="zh_TW"/>
-        </w:rPr>
-        <w:t>）。他們的行為應該顯示出他們是神的子民（</w:t>
-      </w:r>
-      <w:hyperlink r:id="rId25">
+      <w:hyperlink r:id="rId39">
         <w:r>
           <w:rPr>
             <w:lang w:val="zh_TW" w:bidi="zh_TW"/>
@@ -980,16 +1174,10 @@
             <w:color w:val="0000EE"/>
             <w:u w:val="single"/>
           </w:rPr>
-          <w:t>西3:12</w:t>
+          <w:t>7:2，</w:t>
         </w:r>
       </w:hyperlink>
-      <w:r>
-        <w:rPr>
-          <w:lang w:val="zh_TW" w:bidi="zh_TW"/>
-        </w:rPr>
-        <w:t>）。他們必須堅定自己的呼召和揀選，也就是說，他們必須通過他們的生活方式來顯示他們屬於神（</w:t>
-      </w:r>
-      <w:hyperlink r:id="rId30">
+      <w:hyperlink r:id="rId40">
         <w:r>
           <w:rPr>
             <w:lang w:val="zh_TW" w:bidi="zh_TW"/>
@@ -998,16 +1186,10 @@
             <w:color w:val="0000EE"/>
             <w:u w:val="single"/>
           </w:rPr>
-          <w:t>彼後1:10</w:t>
+          <w:t>22:5，</w:t>
         </w:r>
       </w:hyperlink>
-      <w:r>
-        <w:rPr>
-          <w:lang w:val="zh_TW" w:bidi="zh_TW"/>
-        </w:rPr>
-        <w:t>）。他們必須繼續忠於那位呼召他們的主（</w:t>
-      </w:r>
-      <w:hyperlink r:id="rId31">
+      <w:hyperlink r:id="rId41">
         <w:r>
           <w:rPr>
             <w:lang w:val="zh_TW" w:bidi="zh_TW"/>
@@ -1016,14 +1198,128 @@
             <w:color w:val="0000EE"/>
             <w:u w:val="single"/>
           </w:rPr>
-          <w:t>啟17:14</w:t>
+          <w:t>28:21</w:t>
         </w:r>
       </w:hyperlink>
       <w:r>
         <w:rPr>
           <w:lang w:val="zh_TW" w:bidi="zh_TW"/>
         </w:rPr>
-        <w:t>）。</w:t>
+        <w:t>；</w:t>
+      </w:r>
+      <w:hyperlink r:id="rId42">
+        <w:r>
+          <w:rPr>
+            <w:lang w:val="zh_TW" w:bidi="zh_TW"/>
+          </w:rPr>
+          <w:rPr>
+            <w:color w:val="0000EE"/>
+            <w:u w:val="single"/>
+          </w:rPr>
+          <w:t>羅9:3</w:t>
+        </w:r>
+      </w:hyperlink>
+      <w:r>
+        <w:rPr>
+          <w:lang w:val="zh_TW" w:bidi="zh_TW"/>
+        </w:rPr>
+        <w:t>）。因此，對猶太基督徒來說，從一開始就自然地互稱為「弟兄」（即「弟兄姐妹」——這個詞包括男性和女性；</w:t>
+      </w:r>
+      <w:hyperlink r:id="rId43">
+        <w:r>
+          <w:rPr>
+            <w:lang w:val="zh_TW" w:bidi="zh_TW"/>
+          </w:rPr>
+          <w:rPr>
+            <w:color w:val="0000EE"/>
+            <w:u w:val="single"/>
+          </w:rPr>
+          <w:t>徒1:15–16，</w:t>
+        </w:r>
+      </w:hyperlink>
+      <w:hyperlink r:id="rId44">
+        <w:r>
+          <w:rPr>
+            <w:lang w:val="zh_TW" w:bidi="zh_TW"/>
+          </w:rPr>
+          <w:rPr>
+            <w:color w:val="0000EE"/>
+            <w:u w:val="single"/>
+          </w:rPr>
+          <w:t>9:30，</w:t>
+        </w:r>
+      </w:hyperlink>
+      <w:hyperlink r:id="rId45">
+        <w:r>
+          <w:rPr>
+            <w:lang w:val="zh_TW" w:bidi="zh_TW"/>
+          </w:rPr>
+          <w:rPr>
+            <w:color w:val="0000EE"/>
+            <w:u w:val="single"/>
+          </w:rPr>
+          <w:t>11:1</w:t>
+        </w:r>
+      </w:hyperlink>
+      <w:r>
+        <w:rPr>
+          <w:lang w:val="zh_TW" w:bidi="zh_TW"/>
+        </w:rPr>
+        <w:t>）。外邦的宗教群體成員也互稱兄弟，因此這一稱呼同樣在外邦教會中被接受（</w:t>
+      </w:r>
+      <w:hyperlink r:id="rId46">
+        <w:r>
+          <w:rPr>
+            <w:lang w:val="zh_TW" w:bidi="zh_TW"/>
+          </w:rPr>
+          <w:rPr>
+            <w:color w:val="0000EE"/>
+            <w:u w:val="single"/>
+          </w:rPr>
+          <w:t>徒17:14</w:t>
+        </w:r>
+      </w:hyperlink>
+      <w:r>
+        <w:rPr>
+          <w:lang w:val="zh_TW" w:bidi="zh_TW"/>
+        </w:rPr>
+        <w:t>；</w:t>
+      </w:r>
+      <w:hyperlink r:id="rId47">
+        <w:r>
+          <w:rPr>
+            <w:lang w:val="zh_TW" w:bidi="zh_TW"/>
+          </w:rPr>
+          <w:rPr>
+            <w:color w:val="0000EE"/>
+            <w:u w:val="single"/>
+          </w:rPr>
+          <w:t>羅1:13</w:t>
+        </w:r>
+      </w:hyperlink>
+      <w:r>
+        <w:rPr>
+          <w:lang w:val="zh_TW" w:bidi="zh_TW"/>
+        </w:rPr>
+        <w:t>；</w:t>
+      </w:r>
+      <w:hyperlink r:id="rId48">
+        <w:r>
+          <w:rPr>
+            <w:lang w:val="zh_TW" w:bidi="zh_TW"/>
+          </w:rPr>
+          <w:rPr>
+            <w:color w:val="0000EE"/>
+            <w:u w:val="single"/>
+          </w:rPr>
+          <w:t>林前1:1、10</w:t>
+        </w:r>
+      </w:hyperlink>
+      <w:r>
+        <w:rPr>
+          <w:lang w:val="zh_TW" w:bidi="zh_TW"/>
+        </w:rPr>
+        <w:t>；以及保羅寫給外邦人教會的書信中其它多處）。事實上，與「門徒」（在使徒行傳中）和「聖徒」（在保羅書信及啟示錄中總是以複數形式出現）一樣，「弟兄」是基督徒最常用的稱號之一，並且是雅各書和約翰一書中主要使用的稱號。</w:t>
       </w:r>
     </w:p>
     <w:p>
@@ -1033,7 +1329,13 @@
           <w:lang w:val="zh_TW" w:bidi="zh_TW"/>
         </w:rPr>
       </w:r>
-      <w:hyperlink r:id="rId37">
+      <w:r>
+        <w:rPr>
+          <w:lang w:val="zh_TW" w:bidi="zh_TW"/>
+        </w:rPr>
+        <w:t>每個基督徒都被稱為「弟兄」，而基督徒群體整體則被稱為「弟兄們」。此稱號強調基督徒群體的親密性，即信徒之間的關係如同血親般親近（甚至更親密——</w:t>
+      </w:r>
+      <w:hyperlink r:id="rId49">
         <w:r>
           <w:rPr>
             <w:lang w:val="zh_TW" w:bidi="zh_TW"/>
@@ -1042,30 +1344,16 @@
             <w:color w:val="0000EE"/>
             <w:u w:val="single"/>
           </w:rPr>
-          <w:t>馬太福音二十二章14節</w:t>
+          <w:t>可10:23–31</w:t>
         </w:r>
       </w:hyperlink>
       <w:r>
         <w:rPr>
           <w:lang w:val="zh_TW" w:bidi="zh_TW"/>
         </w:rPr>
-        <w:t>解釋了神的呼召與人的回應之間的關係：「因為被召的人多，選上的人少。」雖然神通過福音呼召了許多人，但只有一部分人回應這個呼召並成為祂的選民。</w:t>
-      </w:r>
-    </w:p>
-    <w:p>
-      <w:pPr/>
-      <w:r>
-        <w:rPr>
-          <w:lang w:val="zh_TW" w:bidi="zh_TW"/>
-        </w:rPr>
-      </w:r>
-      <w:r>
-        <w:rPr>
-          <w:lang w:val="zh_TW" w:bidi="zh_TW"/>
-        </w:rPr>
-        <w:t>聖經並未完全解釋為什麼只有一些人成為神的子民。當然，當一個人確實回應神的呼召時，那是因為福音臨到了他或她「不獨在乎言語，也在乎權能和聖靈，並充足的信心」（</w:t>
-      </w:r>
-      <w:hyperlink r:id="rId38">
+        <w:t>）。在約翰一書和雅各書中，這一稱呼突顯出貧窮基督徒對富裕基督徒的要求（</w:t>
+      </w:r>
+      <w:hyperlink r:id="rId50">
         <w:r>
           <w:rPr>
             <w:lang w:val="zh_TW" w:bidi="zh_TW"/>
@@ -1074,30 +1362,16 @@
             <w:color w:val="0000EE"/>
             <w:u w:val="single"/>
           </w:rPr>
-          <w:t>帖前1:4–5</w:t>
+          <w:t>雅2:15</w:t>
         </w:r>
       </w:hyperlink>
       <w:r>
         <w:rPr>
           <w:lang w:val="zh_TW" w:bidi="zh_TW"/>
         </w:rPr>
-        <w:t>）。人們拒絕福音，是因為他們因罪和過分相信自己的作為而變得心硬。聖經並未進一步解釋，所以基督徒不應該嘗試添加自己的解釋。</w:t>
-      </w:r>
-    </w:p>
-    <w:p>
-      <w:pPr/>
-      <w:r>
-        <w:rPr>
-          <w:lang w:val="zh_TW" w:bidi="zh_TW"/>
-        </w:rPr>
-      </w:r>
-      <w:r>
-        <w:rPr>
-          <w:lang w:val="zh_TW" w:bidi="zh_TW"/>
-        </w:rPr>
-        <w:t>「揀選」也可以意味著神揀選人來完成特殊的任務。耶穌從一大群跟隨祂的人中選擇了十二個門徒（</w:t>
-      </w:r>
-      <w:hyperlink r:id="rId39">
+        <w:t>；</w:t>
+      </w:r>
+      <w:hyperlink r:id="rId51">
         <w:r>
           <w:rPr>
             <w:lang w:val="zh_TW" w:bidi="zh_TW"/>
@@ -1106,167 +1380,14 @@
             <w:color w:val="0000EE"/>
             <w:u w:val="single"/>
           </w:rPr>
-          <w:t>路6:13</w:t>
+          <w:t>約壹3:10–18</w:t>
         </w:r>
       </w:hyperlink>
       <w:r>
         <w:rPr>
           <w:lang w:val="zh_TW" w:bidi="zh_TW"/>
         </w:rPr>
-        <w:t>；</w:t>
-      </w:r>
-      <w:hyperlink r:id="rId40">
-        <w:r>
-          <w:rPr>
-            <w:lang w:val="zh_TW" w:bidi="zh_TW"/>
-          </w:rPr>
-          <w:rPr>
-            <w:color w:val="0000EE"/>
-            <w:u w:val="single"/>
-          </w:rPr>
-          <w:t>徒1:2</w:t>
-        </w:r>
-      </w:hyperlink>
-      <w:r>
-        <w:rPr>
-          <w:lang w:val="zh_TW" w:bidi="zh_TW"/>
-        </w:rPr>
-        <w:t>）。同樣，在約翰福音中，耶穌說祂雖然揀選了十二個門徒，但祂稱出賣祂的猶大為「魔鬼」（</w:t>
-      </w:r>
-      <w:hyperlink r:id="rId41">
-        <w:r>
-          <w:rPr>
-            <w:lang w:val="zh_TW" w:bidi="zh_TW"/>
-          </w:rPr>
-          <w:rPr>
-            <w:color w:val="0000EE"/>
-            <w:u w:val="single"/>
-          </w:rPr>
-          <w:t>約6:70</w:t>
-        </w:r>
-      </w:hyperlink>
-      <w:r>
-        <w:rPr>
-          <w:lang w:val="zh_TW" w:bidi="zh_TW"/>
-        </w:rPr>
-        <w:t>，</w:t>
-      </w:r>
-      <w:hyperlink r:id="rId42">
-        <w:r>
-          <w:rPr>
-            <w:lang w:val="zh_TW" w:bidi="zh_TW"/>
-          </w:rPr>
-          <w:rPr>
-            <w:color w:val="0000EE"/>
-            <w:u w:val="single"/>
-          </w:rPr>
-          <w:t>13:18</w:t>
-        </w:r>
-      </w:hyperlink>
-      <w:r>
-        <w:rPr>
-          <w:lang w:val="zh_TW" w:bidi="zh_TW"/>
-        </w:rPr>
-        <w:t>）。當需要選出另一位門徒來取代猶大時，教會向耶穌祈禱，請耶穌指示他們應該從兩個人中挑選哪一個加入十二使徒（</w:t>
-      </w:r>
-      <w:hyperlink r:id="rId43">
-        <w:r>
-          <w:rPr>
-            <w:lang w:val="zh_TW" w:bidi="zh_TW"/>
-          </w:rPr>
-          <w:rPr>
-            <w:color w:val="0000EE"/>
-            <w:u w:val="single"/>
-          </w:rPr>
-          <w:t>徒1:24</w:t>
-        </w:r>
-      </w:hyperlink>
-      <w:r>
-        <w:rPr>
-          <w:lang w:val="zh_TW" w:bidi="zh_TW"/>
-        </w:rPr>
-        <w:t>）。彼得說神揀選了他向外邦人傳福音（</w:t>
-      </w:r>
-      <w:hyperlink r:id="rId44">
-        <w:r>
-          <w:rPr>
-            <w:lang w:val="zh_TW" w:bidi="zh_TW"/>
-          </w:rPr>
-          <w:rPr>
-            <w:color w:val="0000EE"/>
-            <w:u w:val="single"/>
-          </w:rPr>
-          <w:t>15:7</w:t>
-        </w:r>
-      </w:hyperlink>
-      <w:r>
-        <w:rPr>
-          <w:lang w:val="zh_TW" w:bidi="zh_TW"/>
-        </w:rPr>
-        <w:t>）。 同樣，保羅說神揀選他將信息帶給外邦人（</w:t>
-      </w:r>
-      <w:hyperlink r:id="rId45">
-        <w:r>
-          <w:rPr>
-            <w:lang w:val="zh_TW" w:bidi="zh_TW"/>
-          </w:rPr>
-          <w:rPr>
-            <w:color w:val="0000EE"/>
-            <w:u w:val="single"/>
-          </w:rPr>
-          <w:t>9:15</w:t>
-        </w:r>
-      </w:hyperlink>
-      <w:r>
-        <w:rPr>
-          <w:lang w:val="zh_TW" w:bidi="zh_TW"/>
-        </w:rPr>
-        <w:t>）。這些例子顯示神在基督徒宣教中採取的第一步，祂揀選人以不同的方式來事奉祂。</w:t>
-      </w:r>
-    </w:p>
-    <w:p>
-      <w:pPr/>
-      <w:r>
-        <w:rPr>
-          <w:lang w:val="zh_TW" w:bidi="zh_TW"/>
-        </w:rPr>
-      </w:r>
-      <w:r>
-        <w:rPr>
-          <w:i/>
-          <w:lang w:val="zh_TW" w:bidi="zh_TW"/>
-        </w:rPr>
-        <w:t>另見</w:t>
-      </w:r>
-      <w:r>
-        <w:rPr>
-          <w:lang w:val="zh_TW" w:bidi="zh_TW"/>
-        </w:rPr>
-        <w:t xml:space="preserve"> </w:t>
-      </w:r>
-      <w:r>
-        <w:rPr>
-          <w:lang w:val="zh_TW" w:bidi="zh_TW"/>
-        </w:rPr>
-        <w:t>預知</w:t>
-      </w:r>
-      <w:r>
-        <w:rPr>
-          <w:lang w:val="zh_TW" w:bidi="zh_TW"/>
-        </w:rPr>
-        <w:t>；</w:t>
-      </w:r>
-      <w:r>
-        <w:rPr>
-          <w:lang w:val="zh_TW" w:bidi="zh_TW"/>
-        </w:rPr>
-        <w:t>預定</w:t>
-      </w:r>
-      <w:r>
-        <w:rPr>
-          <w:lang w:val="zh_TW" w:bidi="zh_TW"/>
-        </w:rPr>
-        <w:t>。</w:t>
+        <w:t>）。它也表明基督徒群體成員之間的平等關係。</w:t>
       </w:r>
       <w:r>
         <w:rPr>

--- a/zht/docx/194.content.docx
+++ b/zht/docx/194.content.docx
@@ -313,36 +313,24 @@
         </w:rPr>
         <w:t>在舊約聖經中，「兄弟」的希伯來文指的是至少有一個共同父親或母親的男性。約瑟和便雅憫都是雅各和拉結的孩子（</w:t>
       </w:r>
-      <w:hyperlink r:id="rId13">
-        <w:r>
-          <w:rPr>
-            <w:lang w:val="zh_TW" w:bidi="zh_TW"/>
-          </w:rPr>
-          <w:rPr>
-            <w:color w:val="0000EE"/>
-            <w:u w:val="single"/>
-          </w:rPr>
-          <w:t>創35:24</w:t>
-        </w:r>
-      </w:hyperlink>
+      <w:r>
+        <w:rPr>
+          <w:lang w:val="zh_TW" w:bidi="zh_TW"/>
+        </w:rPr>
+        <w:t>創35:24</w:t>
+      </w:r>
       <w:r>
         <w:rPr>
           <w:lang w:val="zh_TW" w:bidi="zh_TW"/>
         </w:rPr>
         <w:t>）。然而，雅各其他的兒子也被稱為約瑟的兄弟（</w:t>
       </w:r>
-      <w:hyperlink r:id="rId14">
-        <w:r>
-          <w:rPr>
-            <w:lang w:val="zh_TW" w:bidi="zh_TW"/>
-          </w:rPr>
-          <w:rPr>
-            <w:color w:val="0000EE"/>
-            <w:u w:val="single"/>
-          </w:rPr>
-          <w:t>創42:6</w:t>
-        </w:r>
-      </w:hyperlink>
+      <w:r>
+        <w:rPr>
+          <w:lang w:val="zh_TW" w:bidi="zh_TW"/>
+        </w:rPr>
+        <w:t>創42:6</w:t>
+      </w:r>
       <w:r>
         <w:rPr>
           <w:lang w:val="zh_TW" w:bidi="zh_TW"/>
@@ -363,90 +351,60 @@
         </w:rPr>
         <w:t>約瑟對便雅憫的愛是特別的，但兄弟之間並非總有這種愛。該隱殺害了他的兄弟亞伯（</w:t>
       </w:r>
-      <w:hyperlink r:id="rId15">
-        <w:r>
-          <w:rPr>
-            <w:lang w:val="zh_TW" w:bidi="zh_TW"/>
-          </w:rPr>
-          <w:rPr>
-            <w:color w:val="0000EE"/>
-            <w:u w:val="single"/>
-          </w:rPr>
-          <w:t>創4:8</w:t>
-        </w:r>
-      </w:hyperlink>
+      <w:r>
+        <w:rPr>
+          <w:lang w:val="zh_TW" w:bidi="zh_TW"/>
+        </w:rPr>
+        <w:t>創4:8</w:t>
+      </w:r>
       <w:r>
         <w:rPr>
           <w:lang w:val="zh_TW" w:bidi="zh_TW"/>
         </w:rPr>
         <w:t>），以掃恨他的兄弟雅各（</w:t>
       </w:r>
-      <w:hyperlink r:id="rId16">
-        <w:r>
-          <w:rPr>
-            <w:lang w:val="zh_TW" w:bidi="zh_TW"/>
-          </w:rPr>
-          <w:rPr>
-            <w:color w:val="0000EE"/>
-            <w:u w:val="single"/>
-          </w:rPr>
-          <w:t>27:41</w:t>
-        </w:r>
-      </w:hyperlink>
+      <w:r>
+        <w:rPr>
+          <w:lang w:val="zh_TW" w:bidi="zh_TW"/>
+        </w:rPr>
+        <w:t>27:41</w:t>
+      </w:r>
       <w:r>
         <w:rPr>
           <w:lang w:val="zh_TW" w:bidi="zh_TW"/>
         </w:rPr>
         <w:t>）。兄弟可能帶來壞的影響（</w:t>
       </w:r>
-      <w:hyperlink r:id="rId17">
-        <w:r>
-          <w:rPr>
-            <w:lang w:val="zh_TW" w:bidi="zh_TW"/>
-          </w:rPr>
-          <w:rPr>
-            <w:color w:val="0000EE"/>
-            <w:u w:val="single"/>
-          </w:rPr>
-          <w:t>申13:6</w:t>
-        </w:r>
-      </w:hyperlink>
+      <w:r>
+        <w:rPr>
+          <w:lang w:val="zh_TW" w:bidi="zh_TW"/>
+        </w:rPr>
+        <w:t>申13:6</w:t>
+      </w:r>
       <w:r>
         <w:rPr>
           <w:lang w:val="zh_TW" w:bidi="zh_TW"/>
         </w:rPr>
         <w:t>–</w:t>
       </w:r>
-      <w:hyperlink r:id="rId17">
-        <w:r>
-          <w:rPr>
-            <w:lang w:val="zh_TW" w:bidi="zh_TW"/>
-          </w:rPr>
-          <w:rPr>
-            <w:color w:val="0000EE"/>
-            <w:u w:val="single"/>
-          </w:rPr>
-          <w:t>7</w:t>
-        </w:r>
-      </w:hyperlink>
+      <w:r>
+        <w:rPr>
+          <w:lang w:val="zh_TW" w:bidi="zh_TW"/>
+        </w:rPr>
+        <w:t>7</w:t>
+      </w:r>
       <w:r>
         <w:rPr>
           <w:lang w:val="zh_TW" w:bidi="zh_TW"/>
         </w:rPr>
         <w:t>），但理想中，兄弟應該在需要時幫助對方（</w:t>
       </w:r>
-      <w:hyperlink r:id="rId18">
-        <w:r>
-          <w:rPr>
-            <w:lang w:val="zh_TW" w:bidi="zh_TW"/>
-          </w:rPr>
-          <w:rPr>
-            <w:color w:val="0000EE"/>
-            <w:u w:val="single"/>
-          </w:rPr>
-          <w:t>箴17:17</w:t>
-        </w:r>
-      </w:hyperlink>
+      <w:r>
+        <w:rPr>
+          <w:lang w:val="zh_TW" w:bidi="zh_TW"/>
+        </w:rPr>
+        <w:t>箴17:17</w:t>
+      </w:r>
       <w:r>
         <w:rPr>
           <w:lang w:val="zh_TW" w:bidi="zh_TW"/>
@@ -465,18 +423,12 @@
         </w:rPr>
         <w:t>律法規定，如果一個男人死後遺下無子的寡婦，他的兄弟必須娶這位寡婦，為其生子以延續兄弟的家族名字（</w:t>
       </w:r>
-      <w:hyperlink r:id="rId19">
-        <w:r>
-          <w:rPr>
-            <w:lang w:val="zh_TW" w:bidi="zh_TW"/>
-          </w:rPr>
-          <w:rPr>
-            <w:color w:val="0000EE"/>
-            <w:u w:val="single"/>
-          </w:rPr>
-          <w:t>申25:5</w:t>
-        </w:r>
-      </w:hyperlink>
+      <w:r>
+        <w:rPr>
+          <w:lang w:val="zh_TW" w:bidi="zh_TW"/>
+        </w:rPr>
+        <w:t>申25:5</w:t>
+      </w:r>
       <w:r>
         <w:rPr>
           <w:lang w:val="zh_TW" w:bidi="zh_TW"/>
@@ -497,54 +449,36 @@
         </w:rPr>
         <w:t>大衛稱約拿單為「兄弟」，即使他們沒有血緣關係（</w:t>
       </w:r>
-      <w:hyperlink r:id="rId20">
-        <w:r>
-          <w:rPr>
-            <w:lang w:val="zh_TW" w:bidi="zh_TW"/>
-          </w:rPr>
-          <w:rPr>
-            <w:color w:val="0000EE"/>
-            <w:u w:val="single"/>
-          </w:rPr>
-          <w:t>撒下1:26</w:t>
-        </w:r>
-      </w:hyperlink>
+      <w:r>
+        <w:rPr>
+          <w:lang w:val="zh_TW" w:bidi="zh_TW"/>
+        </w:rPr>
+        <w:t>撒下1:26</w:t>
+      </w:r>
       <w:r>
         <w:rPr>
           <w:lang w:val="zh_TW" w:bidi="zh_TW"/>
         </w:rPr>
         <w:t>）。一個以色列同胞也可以被稱為兄弟，這種關係帶有某些義務：例如，兄弟之間不能收取利息，也不能將他變為奴隸（</w:t>
       </w:r>
-      <w:hyperlink r:id="rId21">
-        <w:r>
-          <w:rPr>
-            <w:lang w:val="zh_TW" w:bidi="zh_TW"/>
-          </w:rPr>
-          <w:rPr>
-            <w:color w:val="0000EE"/>
-            <w:u w:val="single"/>
-          </w:rPr>
-          <w:t>利25:35</w:t>
-        </w:r>
-      </w:hyperlink>
+      <w:r>
+        <w:rPr>
+          <w:lang w:val="zh_TW" w:bidi="zh_TW"/>
+        </w:rPr>
+        <w:t>利25:35</w:t>
+      </w:r>
       <w:r>
         <w:rPr>
           <w:lang w:val="zh_TW" w:bidi="zh_TW"/>
         </w:rPr>
         <w:t>–</w:t>
       </w:r>
-      <w:hyperlink r:id="rId21">
-        <w:r>
-          <w:rPr>
-            <w:lang w:val="zh_TW" w:bidi="zh_TW"/>
-          </w:rPr>
-          <w:rPr>
-            <w:color w:val="0000EE"/>
-            <w:u w:val="single"/>
-          </w:rPr>
-          <w:t>43</w:t>
-        </w:r>
-      </w:hyperlink>
+      <w:r>
+        <w:rPr>
+          <w:lang w:val="zh_TW" w:bidi="zh_TW"/>
+        </w:rPr>
+        <w:t>43</w:t>
+      </w:r>
       <w:r>
         <w:rPr>
           <w:lang w:val="zh_TW" w:bidi="zh_TW"/>
@@ -576,126 +510,84 @@
         </w:rPr>
         <w:t>在新約聖經中，希臘文的「兄弟」指親生兄弟，例如安得烈和彼得（</w:t>
       </w:r>
-      <w:hyperlink r:id="rId22">
-        <w:r>
-          <w:rPr>
-            <w:lang w:val="zh_TW" w:bidi="zh_TW"/>
-          </w:rPr>
-          <w:rPr>
-            <w:color w:val="0000EE"/>
-            <w:u w:val="single"/>
-          </w:rPr>
-          <w:t>約1:41</w:t>
-        </w:r>
-      </w:hyperlink>
+      <w:r>
+        <w:rPr>
+          <w:lang w:val="zh_TW" w:bidi="zh_TW"/>
+        </w:rPr>
+        <w:t>約1:41</w:t>
+      </w:r>
       <w:r>
         <w:rPr>
           <w:lang w:val="zh_TW" w:bidi="zh_TW"/>
         </w:rPr>
         <w:t>）。耶穌有四個兄弟（</w:t>
       </w:r>
-      <w:hyperlink r:id="rId23">
-        <w:r>
-          <w:rPr>
-            <w:lang w:val="zh_TW" w:bidi="zh_TW"/>
-          </w:rPr>
-          <w:rPr>
-            <w:color w:val="0000EE"/>
-            <w:u w:val="single"/>
-          </w:rPr>
-          <w:t>可6:3</w:t>
-        </w:r>
-      </w:hyperlink>
+      <w:r>
+        <w:rPr>
+          <w:lang w:val="zh_TW" w:bidi="zh_TW"/>
+        </w:rPr>
+        <w:t>可6:3</w:t>
+      </w:r>
       <w:r>
         <w:rPr>
           <w:lang w:val="zh_TW" w:bidi="zh_TW"/>
         </w:rPr>
         <w:t>）。（羅馬天主教徒認為他們是耶穌的表兄弟，但希臘文並未使用表兄弟的詞語。）耶穌的兄弟起初不信祂（</w:t>
       </w:r>
-      <w:hyperlink r:id="rId24">
-        <w:r>
-          <w:rPr>
-            <w:lang w:val="zh_TW" w:bidi="zh_TW"/>
-          </w:rPr>
-          <w:rPr>
-            <w:color w:val="0000EE"/>
-            <w:u w:val="single"/>
-          </w:rPr>
-          <w:t>約7:5</w:t>
-        </w:r>
-      </w:hyperlink>
+      <w:r>
+        <w:rPr>
+          <w:lang w:val="zh_TW" w:bidi="zh_TW"/>
+        </w:rPr>
+        <w:t>約7:5</w:t>
+      </w:r>
       <w:r>
         <w:rPr>
           <w:lang w:val="zh_TW" w:bidi="zh_TW"/>
         </w:rPr>
         <w:t>）。然而，在耶穌復活後，他們加入了基督教群體（</w:t>
       </w:r>
-      <w:hyperlink r:id="rId25">
-        <w:r>
-          <w:rPr>
-            <w:lang w:val="zh_TW" w:bidi="zh_TW"/>
-          </w:rPr>
-          <w:rPr>
-            <w:color w:val="0000EE"/>
-            <w:u w:val="single"/>
-          </w:rPr>
-          <w:t>徒1:14</w:t>
-        </w:r>
-      </w:hyperlink>
+      <w:r>
+        <w:rPr>
+          <w:lang w:val="zh_TW" w:bidi="zh_TW"/>
+        </w:rPr>
+        <w:t>徒1:14</w:t>
+      </w:r>
       <w:r>
         <w:rPr>
           <w:lang w:val="zh_TW" w:bidi="zh_TW"/>
         </w:rPr>
         <w:t>）。耶穌教導祂的門徒，他們只有一位父（神），因此彼此皆為兄弟（</w:t>
       </w:r>
-      <w:hyperlink r:id="rId26">
-        <w:r>
-          <w:rPr>
-            <w:lang w:val="zh_TW" w:bidi="zh_TW"/>
-          </w:rPr>
-          <w:rPr>
-            <w:color w:val="0000EE"/>
-            <w:u w:val="single"/>
-          </w:rPr>
-          <w:t>太23:8</w:t>
-        </w:r>
-      </w:hyperlink>
+      <w:r>
+        <w:rPr>
+          <w:lang w:val="zh_TW" w:bidi="zh_TW"/>
+        </w:rPr>
+        <w:t>太23:8</w:t>
+      </w:r>
       <w:r>
         <w:rPr>
           <w:lang w:val="zh_TW" w:bidi="zh_TW"/>
         </w:rPr>
         <w:t>–</w:t>
       </w:r>
-      <w:hyperlink r:id="rId26">
-        <w:r>
-          <w:rPr>
-            <w:lang w:val="zh_TW" w:bidi="zh_TW"/>
-          </w:rPr>
-          <w:rPr>
-            <w:color w:val="0000EE"/>
-            <w:u w:val="single"/>
-          </w:rPr>
-          <w:t>9</w:t>
-        </w:r>
-      </w:hyperlink>
+      <w:r>
+        <w:rPr>
+          <w:lang w:val="zh_TW" w:bidi="zh_TW"/>
+        </w:rPr>
+        <w:t>9</w:t>
+      </w:r>
       <w:r>
         <w:rPr>
           <w:lang w:val="zh_TW" w:bidi="zh_TW"/>
         </w:rPr>
         <w:t>）。他也稱自己是他們的兄弟（</w:t>
       </w:r>
-      <w:hyperlink r:id="rId27">
-        <w:r>
-          <w:rPr>
-            <w:lang w:val="zh_TW" w:bidi="zh_TW"/>
-          </w:rPr>
-          <w:rPr>
-            <w:color w:val="0000EE"/>
-            <w:u w:val="single"/>
-          </w:rPr>
-          <w:t>太28:10</w:t>
-        </w:r>
-      </w:hyperlink>
+      <w:r>
+        <w:rPr>
+          <w:lang w:val="zh_TW" w:bidi="zh_TW"/>
+        </w:rPr>
+        <w:t>太28:10</w:t>
+      </w:r>
       <w:r>
         <w:rPr>
           <w:lang w:val="zh_TW" w:bidi="zh_TW"/>
@@ -716,66 +608,42 @@
         </w:rPr>
         <w:t>早期基督徒互稱「弟兄」（</w:t>
       </w:r>
-      <w:hyperlink r:id="rId28">
-        <w:r>
-          <w:rPr>
-            <w:lang w:val="zh_TW" w:bidi="zh_TW"/>
-          </w:rPr>
-          <w:rPr>
-            <w:color w:val="0000EE"/>
-            <w:u w:val="single"/>
-          </w:rPr>
-          <w:t>徒9:17</w:t>
-        </w:r>
-      </w:hyperlink>
+      <w:r>
+        <w:rPr>
+          <w:lang w:val="zh_TW" w:bidi="zh_TW"/>
+        </w:rPr>
+        <w:t>徒9:17</w:t>
+      </w:r>
       <w:r>
         <w:rPr>
           <w:lang w:val="zh_TW" w:bidi="zh_TW"/>
         </w:rPr>
         <w:t>；</w:t>
       </w:r>
-      <w:hyperlink r:id="rId29">
-        <w:r>
-          <w:rPr>
-            <w:lang w:val="zh_TW" w:bidi="zh_TW"/>
-          </w:rPr>
-          <w:rPr>
-            <w:color w:val="0000EE"/>
-            <w:u w:val="single"/>
-          </w:rPr>
-          <w:t>西1:1</w:t>
-        </w:r>
-      </w:hyperlink>
+      <w:r>
+        <w:rPr>
+          <w:lang w:val="zh_TW" w:bidi="zh_TW"/>
+        </w:rPr>
+        <w:t>西1:1</w:t>
+      </w:r>
       <w:r>
         <w:rPr>
           <w:lang w:val="zh_TW" w:bidi="zh_TW"/>
         </w:rPr>
         <w:t>）。基督徒群體兩次被稱為「弟兄或眾弟兄（the brotherhood）」（</w:t>
       </w:r>
-      <w:hyperlink r:id="rId30">
-        <w:r>
-          <w:rPr>
-            <w:lang w:val="zh_TW" w:bidi="zh_TW"/>
-          </w:rPr>
-          <w:rPr>
-            <w:color w:val="0000EE"/>
-            <w:u w:val="single"/>
-          </w:rPr>
-          <w:t>彼前2:17，</w:t>
-        </w:r>
-      </w:hyperlink>
-      <w:hyperlink r:id="rId31">
-        <w:r>
-          <w:rPr>
-            <w:lang w:val="zh_TW" w:bidi="zh_TW"/>
-          </w:rPr>
-          <w:rPr>
-            <w:color w:val="0000EE"/>
-            <w:u w:val="single"/>
-          </w:rPr>
-          <w:t>5:9</w:t>
-        </w:r>
-      </w:hyperlink>
+      <w:r>
+        <w:rPr>
+          <w:lang w:val="zh_TW" w:bidi="zh_TW"/>
+        </w:rPr>
+        <w:t>彼前2:17，</w:t>
+      </w:r>
+      <w:r>
+        <w:rPr>
+          <w:lang w:val="zh_TW" w:bidi="zh_TW"/>
+        </w:rPr>
+        <w:t>5:9</w:t>
+      </w:r>
       <w:r>
         <w:rPr>
           <w:lang w:val="zh_TW" w:bidi="zh_TW"/>
@@ -800,18 +668,12 @@
         </w:rPr>
         <w:t>節制情慾（</w:t>
       </w:r>
-      <w:hyperlink r:id="rId32">
-        <w:r>
-          <w:rPr>
-            <w:lang w:val="zh_TW" w:bidi="zh_TW"/>
-          </w:rPr>
-          <w:rPr>
-            <w:color w:val="0000EE"/>
-            <w:u w:val="single"/>
-          </w:rPr>
-          <w:t>帖前4:6</w:t>
-        </w:r>
-      </w:hyperlink>
+      <w:r>
+        <w:rPr>
+          <w:lang w:val="zh_TW" w:bidi="zh_TW"/>
+        </w:rPr>
+        <w:t>帖前4:6</w:t>
+      </w:r>
       <w:r>
         <w:rPr>
           <w:lang w:val="zh_TW" w:bidi="zh_TW"/>
@@ -836,36 +698,24 @@
         </w:rPr>
         <w:t>在需要時提供物質幫助（</w:t>
       </w:r>
-      <w:hyperlink r:id="rId33">
-        <w:r>
-          <w:rPr>
-            <w:lang w:val="zh_TW" w:bidi="zh_TW"/>
-          </w:rPr>
-          <w:rPr>
-            <w:color w:val="0000EE"/>
-            <w:u w:val="single"/>
-          </w:rPr>
-          <w:t>雅2:15</w:t>
-        </w:r>
-      </w:hyperlink>
+      <w:r>
+        <w:rPr>
+          <w:lang w:val="zh_TW" w:bidi="zh_TW"/>
+        </w:rPr>
+        <w:t>雅2:15</w:t>
+      </w:r>
       <w:r>
         <w:rPr>
           <w:lang w:val="zh_TW" w:bidi="zh_TW"/>
         </w:rPr>
         <w:t>–</w:t>
       </w:r>
-      <w:hyperlink r:id="rId33">
-        <w:r>
-          <w:rPr>
-            <w:lang w:val="zh_TW" w:bidi="zh_TW"/>
-          </w:rPr>
-          <w:rPr>
-            <w:color w:val="0000EE"/>
-            <w:u w:val="single"/>
-          </w:rPr>
-          <w:t>16</w:t>
-        </w:r>
-      </w:hyperlink>
+      <w:r>
+        <w:rPr>
+          <w:lang w:val="zh_TW" w:bidi="zh_TW"/>
+        </w:rPr>
+        <w:t>16</w:t>
+      </w:r>
       <w:r>
         <w:rPr>
           <w:lang w:val="zh_TW" w:bidi="zh_TW"/>
@@ -890,18 +740,12 @@
         </w:rPr>
         <w:t>避免引起冒犯（</w:t>
       </w:r>
-      <w:hyperlink r:id="rId34">
-        <w:r>
-          <w:rPr>
-            <w:lang w:val="zh_TW" w:bidi="zh_TW"/>
-          </w:rPr>
-          <w:rPr>
-            <w:color w:val="0000EE"/>
-            <w:u w:val="single"/>
-          </w:rPr>
-          <w:t>羅14:13</w:t>
-        </w:r>
-      </w:hyperlink>
+      <w:r>
+        <w:rPr>
+          <w:lang w:val="zh_TW" w:bidi="zh_TW"/>
+        </w:rPr>
+        <w:t>羅14:13</w:t>
+      </w:r>
       <w:r>
         <w:rPr>
           <w:lang w:val="zh_TW" w:bidi="zh_TW"/>
@@ -926,36 +770,24 @@
         </w:rPr>
         <w:t>基督徒不應該「訴諸法律」或控告他們的弟兄（</w:t>
       </w:r>
-      <w:hyperlink r:id="rId35">
-        <w:r>
-          <w:rPr>
-            <w:lang w:val="zh_TW" w:bidi="zh_TW"/>
-          </w:rPr>
-          <w:rPr>
-            <w:color w:val="0000EE"/>
-            <w:u w:val="single"/>
-          </w:rPr>
-          <w:t>林前6:5</w:t>
-        </w:r>
-      </w:hyperlink>
+      <w:r>
+        <w:rPr>
+          <w:lang w:val="zh_TW" w:bidi="zh_TW"/>
+        </w:rPr>
+        <w:t>林前6:5</w:t>
+      </w:r>
       <w:r>
         <w:rPr>
           <w:lang w:val="zh_TW" w:bidi="zh_TW"/>
         </w:rPr>
         <w:t>–</w:t>
       </w:r>
-      <w:hyperlink r:id="rId35">
-        <w:r>
-          <w:rPr>
-            <w:lang w:val="zh_TW" w:bidi="zh_TW"/>
-          </w:rPr>
-          <w:rPr>
-            <w:color w:val="0000EE"/>
-            <w:u w:val="single"/>
-          </w:rPr>
-          <w:t>6</w:t>
-        </w:r>
-      </w:hyperlink>
+      <w:r>
+        <w:rPr>
+          <w:lang w:val="zh_TW" w:bidi="zh_TW"/>
+        </w:rPr>
+        <w:t>6</w:t>
+      </w:r>
       <w:r>
         <w:rPr>
           <w:lang w:val="zh_TW" w:bidi="zh_TW"/>
@@ -980,36 +812,24 @@
         </w:rPr>
         <w:t>必須在教會內或個人之間解決問題（</w:t>
       </w:r>
-      <w:hyperlink r:id="rId36">
-        <w:r>
-          <w:rPr>
-            <w:lang w:val="zh_TW" w:bidi="zh_TW"/>
-          </w:rPr>
-          <w:rPr>
-            <w:color w:val="0000EE"/>
-            <w:u w:val="single"/>
-          </w:rPr>
-          <w:t>太18:15</w:t>
-        </w:r>
-      </w:hyperlink>
+      <w:r>
+        <w:rPr>
+          <w:lang w:val="zh_TW" w:bidi="zh_TW"/>
+        </w:rPr>
+        <w:t>太18:15</w:t>
+      </w:r>
       <w:r>
         <w:rPr>
           <w:lang w:val="zh_TW" w:bidi="zh_TW"/>
         </w:rPr>
         <w:t>–</w:t>
       </w:r>
-      <w:hyperlink r:id="rId36">
-        <w:r>
-          <w:rPr>
-            <w:lang w:val="zh_TW" w:bidi="zh_TW"/>
-          </w:rPr>
-          <w:rPr>
-            <w:color w:val="0000EE"/>
-            <w:u w:val="single"/>
-          </w:rPr>
-          <w:t>17</w:t>
-        </w:r>
-      </w:hyperlink>
+      <w:r>
+        <w:rPr>
+          <w:lang w:val="zh_TW" w:bidi="zh_TW"/>
+        </w:rPr>
+        <w:t>17</w:t>
+      </w:r>
       <w:r>
         <w:rPr>
           <w:lang w:val="zh_TW" w:bidi="zh_TW"/>
@@ -1030,36 +850,24 @@
         </w:rPr>
         <w:t>基督徒與弟兄的關係很重要，因為如果他與弟兄不和，就無法敬拜神（</w:t>
       </w:r>
-      <w:hyperlink r:id="rId37">
-        <w:r>
-          <w:rPr>
-            <w:lang w:val="zh_TW" w:bidi="zh_TW"/>
-          </w:rPr>
-          <w:rPr>
-            <w:color w:val="0000EE"/>
-            <w:u w:val="single"/>
-          </w:rPr>
-          <w:t>太5:23</w:t>
-        </w:r>
-      </w:hyperlink>
+      <w:r>
+        <w:rPr>
+          <w:lang w:val="zh_TW" w:bidi="zh_TW"/>
+        </w:rPr>
+        <w:t>太5:23</w:t>
+      </w:r>
       <w:r>
         <w:rPr>
           <w:lang w:val="zh_TW" w:bidi="zh_TW"/>
         </w:rPr>
         <w:t>–</w:t>
       </w:r>
-      <w:hyperlink r:id="rId37">
-        <w:r>
-          <w:rPr>
-            <w:lang w:val="zh_TW" w:bidi="zh_TW"/>
-          </w:rPr>
-          <w:rPr>
-            <w:color w:val="0000EE"/>
-            <w:u w:val="single"/>
-          </w:rPr>
-          <w:t>24</w:t>
-        </w:r>
-      </w:hyperlink>
+      <w:r>
+        <w:rPr>
+          <w:lang w:val="zh_TW" w:bidi="zh_TW"/>
+        </w:rPr>
+        <w:t>24</w:t>
+      </w:r>
       <w:r>
         <w:rPr>
           <w:lang w:val="zh_TW" w:bidi="zh_TW"/>
@@ -1153,168 +961,102 @@
         </w:rPr>
         <w:t>對神家中的成員的稱呼。有充分的證據表明，耶穌時代的猶太人經常自稱為弟兄（</w:t>
       </w:r>
-      <w:hyperlink r:id="rId38">
-        <w:r>
-          <w:rPr>
-            <w:lang w:val="zh_TW" w:bidi="zh_TW"/>
-          </w:rPr>
-          <w:rPr>
-            <w:color w:val="0000EE"/>
-            <w:u w:val="single"/>
-          </w:rPr>
-          <w:t>徒2:29、37，</w:t>
-        </w:r>
-      </w:hyperlink>
-      <w:hyperlink r:id="rId39">
-        <w:r>
-          <w:rPr>
-            <w:lang w:val="zh_TW" w:bidi="zh_TW"/>
-          </w:rPr>
-          <w:rPr>
-            <w:color w:val="0000EE"/>
-            <w:u w:val="single"/>
-          </w:rPr>
-          <w:t>7:2，</w:t>
-        </w:r>
-      </w:hyperlink>
-      <w:hyperlink r:id="rId40">
-        <w:r>
-          <w:rPr>
-            <w:lang w:val="zh_TW" w:bidi="zh_TW"/>
-          </w:rPr>
-          <w:rPr>
-            <w:color w:val="0000EE"/>
-            <w:u w:val="single"/>
-          </w:rPr>
-          <w:t>22:5，</w:t>
-        </w:r>
-      </w:hyperlink>
-      <w:hyperlink r:id="rId41">
-        <w:r>
-          <w:rPr>
-            <w:lang w:val="zh_TW" w:bidi="zh_TW"/>
-          </w:rPr>
-          <w:rPr>
-            <w:color w:val="0000EE"/>
-            <w:u w:val="single"/>
-          </w:rPr>
-          <w:t>28:21</w:t>
-        </w:r>
-      </w:hyperlink>
+      <w:r>
+        <w:rPr>
+          <w:lang w:val="zh_TW" w:bidi="zh_TW"/>
+        </w:rPr>
+        <w:t>徒2:29、37，</w:t>
+      </w:r>
+      <w:r>
+        <w:rPr>
+          <w:lang w:val="zh_TW" w:bidi="zh_TW"/>
+        </w:rPr>
+        <w:t>7:2，</w:t>
+      </w:r>
+      <w:r>
+        <w:rPr>
+          <w:lang w:val="zh_TW" w:bidi="zh_TW"/>
+        </w:rPr>
+        <w:t>22:5，</w:t>
+      </w:r>
+      <w:r>
+        <w:rPr>
+          <w:lang w:val="zh_TW" w:bidi="zh_TW"/>
+        </w:rPr>
+        <w:t>28:21</w:t>
+      </w:r>
       <w:r>
         <w:rPr>
           <w:lang w:val="zh_TW" w:bidi="zh_TW"/>
         </w:rPr>
         <w:t>；</w:t>
       </w:r>
-      <w:hyperlink r:id="rId42">
-        <w:r>
-          <w:rPr>
-            <w:lang w:val="zh_TW" w:bidi="zh_TW"/>
-          </w:rPr>
-          <w:rPr>
-            <w:color w:val="0000EE"/>
-            <w:u w:val="single"/>
-          </w:rPr>
-          <w:t>羅9:3</w:t>
-        </w:r>
-      </w:hyperlink>
+      <w:r>
+        <w:rPr>
+          <w:lang w:val="zh_TW" w:bidi="zh_TW"/>
+        </w:rPr>
+        <w:t>羅9:3</w:t>
+      </w:r>
       <w:r>
         <w:rPr>
           <w:lang w:val="zh_TW" w:bidi="zh_TW"/>
         </w:rPr>
         <w:t>）。因此，對猶太基督徒來說，從一開始就自然地互稱為「弟兄」（即「弟兄姐妹」——這個詞包括男性和女性；</w:t>
       </w:r>
-      <w:hyperlink r:id="rId43">
-        <w:r>
-          <w:rPr>
-            <w:lang w:val="zh_TW" w:bidi="zh_TW"/>
-          </w:rPr>
-          <w:rPr>
-            <w:color w:val="0000EE"/>
-            <w:u w:val="single"/>
-          </w:rPr>
-          <w:t>徒1:15–16，</w:t>
-        </w:r>
-      </w:hyperlink>
-      <w:hyperlink r:id="rId44">
-        <w:r>
-          <w:rPr>
-            <w:lang w:val="zh_TW" w:bidi="zh_TW"/>
-          </w:rPr>
-          <w:rPr>
-            <w:color w:val="0000EE"/>
-            <w:u w:val="single"/>
-          </w:rPr>
-          <w:t>9:30，</w:t>
-        </w:r>
-      </w:hyperlink>
-      <w:hyperlink r:id="rId45">
-        <w:r>
-          <w:rPr>
-            <w:lang w:val="zh_TW" w:bidi="zh_TW"/>
-          </w:rPr>
-          <w:rPr>
-            <w:color w:val="0000EE"/>
-            <w:u w:val="single"/>
-          </w:rPr>
-          <w:t>11:1</w:t>
-        </w:r>
-      </w:hyperlink>
+      <w:r>
+        <w:rPr>
+          <w:lang w:val="zh_TW" w:bidi="zh_TW"/>
+        </w:rPr>
+        <w:t>徒1:15–16，</w:t>
+      </w:r>
+      <w:r>
+        <w:rPr>
+          <w:lang w:val="zh_TW" w:bidi="zh_TW"/>
+        </w:rPr>
+        <w:t>9:30，</w:t>
+      </w:r>
+      <w:r>
+        <w:rPr>
+          <w:lang w:val="zh_TW" w:bidi="zh_TW"/>
+        </w:rPr>
+        <w:t>11:1</w:t>
+      </w:r>
       <w:r>
         <w:rPr>
           <w:lang w:val="zh_TW" w:bidi="zh_TW"/>
         </w:rPr>
         <w:t>）。外邦的宗教群體成員也互稱兄弟，因此這一稱呼同樣在外邦教會中被接受（</w:t>
       </w:r>
-      <w:hyperlink r:id="rId46">
-        <w:r>
-          <w:rPr>
-            <w:lang w:val="zh_TW" w:bidi="zh_TW"/>
-          </w:rPr>
-          <w:rPr>
-            <w:color w:val="0000EE"/>
-            <w:u w:val="single"/>
-          </w:rPr>
-          <w:t>徒17:14</w:t>
-        </w:r>
-      </w:hyperlink>
+      <w:r>
+        <w:rPr>
+          <w:lang w:val="zh_TW" w:bidi="zh_TW"/>
+        </w:rPr>
+        <w:t>徒17:14</w:t>
+      </w:r>
       <w:r>
         <w:rPr>
           <w:lang w:val="zh_TW" w:bidi="zh_TW"/>
         </w:rPr>
         <w:t>；</w:t>
       </w:r>
-      <w:hyperlink r:id="rId47">
-        <w:r>
-          <w:rPr>
-            <w:lang w:val="zh_TW" w:bidi="zh_TW"/>
-          </w:rPr>
-          <w:rPr>
-            <w:color w:val="0000EE"/>
-            <w:u w:val="single"/>
-          </w:rPr>
-          <w:t>羅1:13</w:t>
-        </w:r>
-      </w:hyperlink>
+      <w:r>
+        <w:rPr>
+          <w:lang w:val="zh_TW" w:bidi="zh_TW"/>
+        </w:rPr>
+        <w:t>羅1:13</w:t>
+      </w:r>
       <w:r>
         <w:rPr>
           <w:lang w:val="zh_TW" w:bidi="zh_TW"/>
         </w:rPr>
         <w:t>；</w:t>
       </w:r>
-      <w:hyperlink r:id="rId48">
-        <w:r>
-          <w:rPr>
-            <w:lang w:val="zh_TW" w:bidi="zh_TW"/>
-          </w:rPr>
-          <w:rPr>
-            <w:color w:val="0000EE"/>
-            <w:u w:val="single"/>
-          </w:rPr>
-          <w:t>林前1:1、10</w:t>
-        </w:r>
-      </w:hyperlink>
+      <w:r>
+        <w:rPr>
+          <w:lang w:val="zh_TW" w:bidi="zh_TW"/>
+        </w:rPr>
+        <w:t>林前1:1、10</w:t>
+      </w:r>
       <w:r>
         <w:rPr>
           <w:lang w:val="zh_TW" w:bidi="zh_TW"/>
@@ -1335,54 +1077,36 @@
         </w:rPr>
         <w:t>每個基督徒都被稱為「弟兄」，而基督徒群體整體則被稱為「弟兄們」。此稱號強調基督徒群體的親密性，即信徒之間的關係如同血親般親近（甚至更親密——</w:t>
       </w:r>
-      <w:hyperlink r:id="rId49">
-        <w:r>
-          <w:rPr>
-            <w:lang w:val="zh_TW" w:bidi="zh_TW"/>
-          </w:rPr>
-          <w:rPr>
-            <w:color w:val="0000EE"/>
-            <w:u w:val="single"/>
-          </w:rPr>
-          <w:t>可10:23–31</w:t>
-        </w:r>
-      </w:hyperlink>
+      <w:r>
+        <w:rPr>
+          <w:lang w:val="zh_TW" w:bidi="zh_TW"/>
+        </w:rPr>
+        <w:t>可10:23–31</w:t>
+      </w:r>
       <w:r>
         <w:rPr>
           <w:lang w:val="zh_TW" w:bidi="zh_TW"/>
         </w:rPr>
         <w:t>）。在約翰一書和雅各書中，這一稱呼突顯出貧窮基督徒對富裕基督徒的要求（</w:t>
       </w:r>
-      <w:hyperlink r:id="rId50">
-        <w:r>
-          <w:rPr>
-            <w:lang w:val="zh_TW" w:bidi="zh_TW"/>
-          </w:rPr>
-          <w:rPr>
-            <w:color w:val="0000EE"/>
-            <w:u w:val="single"/>
-          </w:rPr>
-          <w:t>雅2:15</w:t>
-        </w:r>
-      </w:hyperlink>
+      <w:r>
+        <w:rPr>
+          <w:lang w:val="zh_TW" w:bidi="zh_TW"/>
+        </w:rPr>
+        <w:t>雅2:15</w:t>
+      </w:r>
       <w:r>
         <w:rPr>
           <w:lang w:val="zh_TW" w:bidi="zh_TW"/>
         </w:rPr>
         <w:t>；</w:t>
       </w:r>
-      <w:hyperlink r:id="rId51">
-        <w:r>
-          <w:rPr>
-            <w:lang w:val="zh_TW" w:bidi="zh_TW"/>
-          </w:rPr>
-          <w:rPr>
-            <w:color w:val="0000EE"/>
-            <w:u w:val="single"/>
-          </w:rPr>
-          <w:t>約壹3:10–18</w:t>
-        </w:r>
-      </w:hyperlink>
+      <w:r>
+        <w:rPr>
+          <w:lang w:val="zh_TW" w:bidi="zh_TW"/>
+        </w:rPr>
+        <w:t>約壹3:10–18</w:t>
+      </w:r>
       <w:r>
         <w:rPr>
           <w:lang w:val="zh_TW" w:bidi="zh_TW"/>
